--- a/output/theory-docs/01-驻点工作体系设计.docx
+++ b/output/theory-docs/01-驻点工作体系设计.docx
@@ -5,16 +5,41 @@
     <w:p>
       <w:pPr>
         <w:pStyle w:val="Heading1"/>
-        <w:jc w:val="left"/>
+        <w:jc w:val="center"/>
       </w:pPr>
       <w:r>
-        <w:rPr>
-          <w:rFonts w:ascii="Microsoft YaHei" w:hAnsi="Microsoft YaHei" w:eastAsia="Microsoft YaHei"/>
-          <w:b/>
-          <w:color w:val="1B365D"/>
-          <w:sz w:val="32"/>
-        </w:rPr>
-        <w:t>基于流动服务模式的驻点工作体系设计</w:t>
+        <w:drawing>
+          <wp:inline xmlns:a="http://schemas.openxmlformats.org/drawingml/2006/main" xmlns:pic="http://schemas.openxmlformats.org/drawingml/2006/picture">
+            <wp:extent cx="5029200" cy="2235200"/>
+            <wp:docPr id="4" name="Picture 4"/>
+            <wp:cNvGraphicFramePr>
+              <a:graphicFrameLocks noChangeAspect="1"/>
+            </wp:cNvGraphicFramePr>
+            <a:graphic>
+              <a:graphicData uri="http://schemas.openxmlformats.org/drawingml/2006/picture">
+                <pic:pic>
+                  <pic:nvPicPr>
+                    <pic:cNvPr id="0" name="01-驻点工作体系设计_002.png"/>
+                    <pic:cNvPicPr/>
+                  </pic:nvPicPr>
+                  <pic:blipFill>
+                    <a:blip r:embed="rId10"/>
+                    <a:stretch>
+                      <a:fillRect/>
+                    </a:stretch>
+                  </pic:blipFill>
+                  <pic:spPr>
+                    <a:xfrm>
+                      <a:off x="0" y="0"/>
+                      <a:ext cx="5029200" cy="2235200"/>
+                    </a:xfrm>
+                    <a:prstGeom prst="rect"/>
+                  </pic:spPr>
+                </pic:pic>
+              </a:graphicData>
+            </a:graphic>
+          </wp:inline>
+        </w:drawing>
       </w:r>
     </w:p>
     <w:p>
@@ -34,53 +59,159 @@
     </w:p>
     <w:p>
       <w:pPr>
-        <w:jc w:val="both"/>
+        <w:jc w:val="center"/>
       </w:pPr>
       <w:r>
-        <w:rPr>
-          <w:rFonts w:ascii="Microsoft YaHei" w:hAnsi="Microsoft YaHei" w:eastAsia="Microsoft YaHei"/>
-          <w:sz w:val="21"/>
-        </w:rPr>
-        <w:t>研究背景：城区供电中心开展现场驻点工作，需要系统性的工作体系设计</w:t>
+        <w:drawing>
+          <wp:inline xmlns:a="http://schemas.openxmlformats.org/drawingml/2006/main" xmlns:pic="http://schemas.openxmlformats.org/drawingml/2006/picture">
+            <wp:extent cx="5029200" cy="2235200"/>
+            <wp:docPr id="2" name="Picture 2"/>
+            <wp:cNvGraphicFramePr>
+              <a:graphicFrameLocks noChangeAspect="1"/>
+            </wp:cNvGraphicFramePr>
+            <a:graphic>
+              <a:graphicData uri="http://schemas.openxmlformats.org/drawingml/2006/picture">
+                <pic:pic>
+                  <pic:nvPicPr>
+                    <pic:cNvPr id="0" name="01-驻点工作体系设计_002.png"/>
+                    <pic:cNvPicPr/>
+                  </pic:nvPicPr>
+                  <pic:blipFill>
+                    <a:blip r:embed="rId10"/>
+                    <a:stretch>
+                      <a:fillRect/>
+                    </a:stretch>
+                  </pic:blipFill>
+                  <pic:spPr>
+                    <a:xfrm>
+                      <a:off x="0" y="0"/>
+                      <a:ext cx="5029200" cy="2235200"/>
+                    </a:xfrm>
+                    <a:prstGeom prst="rect"/>
+                  </pic:spPr>
+                </pic:pic>
+              </a:graphicData>
+            </a:graphic>
+          </wp:inline>
+        </w:drawing>
       </w:r>
     </w:p>
     <w:p>
       <w:pPr>
-        <w:jc w:val="both"/>
+        <w:jc w:val="center"/>
       </w:pPr>
       <w:r>
-        <w:rPr>
-          <w:rFonts w:ascii="Microsoft YaHei" w:hAnsi="Microsoft YaHei" w:eastAsia="Microsoft YaHei"/>
-          <w:sz w:val="21"/>
-        </w:rPr>
-        <w:t>核心发现：武侯模式属于"流动式驻点"，具有"时间有限、很久才去第二次、必须抓住重点、一次见效"的特征</w:t>
+        <w:drawing>
+          <wp:inline xmlns:a="http://schemas.openxmlformats.org/drawingml/2006/main" xmlns:pic="http://schemas.openxmlformats.org/drawingml/2006/picture">
+            <wp:extent cx="5029200" cy="7920990"/>
+            <wp:docPr id="5" name="Picture 5"/>
+            <wp:cNvGraphicFramePr>
+              <a:graphicFrameLocks noChangeAspect="1"/>
+            </wp:cNvGraphicFramePr>
+            <a:graphic>
+              <a:graphicData uri="http://schemas.openxmlformats.org/drawingml/2006/picture">
+                <pic:pic>
+                  <pic:nvPicPr>
+                    <pic:cNvPr id="0" name="01-驻点工作体系设计_005.png"/>
+                    <pic:cNvPicPr/>
+                  </pic:nvPicPr>
+                  <pic:blipFill>
+                    <a:blip r:embed="rId12"/>
+                    <a:stretch>
+                      <a:fillRect/>
+                    </a:stretch>
+                  </pic:blipFill>
+                  <pic:spPr>
+                    <a:xfrm>
+                      <a:off x="0" y="0"/>
+                      <a:ext cx="5029200" cy="7920990"/>
+                    </a:xfrm>
+                    <a:prstGeom prst="rect"/>
+                  </pic:spPr>
+                </pic:pic>
+              </a:graphicData>
+            </a:graphic>
+          </wp:inline>
+        </w:drawing>
       </w:r>
     </w:p>
     <w:p>
       <w:pPr>
-        <w:jc w:val="both"/>
+        <w:jc w:val="center"/>
       </w:pPr>
       <w:r>
-        <w:rPr>
-          <w:rFonts w:ascii="Microsoft YaHei" w:hAnsi="Microsoft YaHei" w:eastAsia="Microsoft YaHei"/>
-          <w:sz w:val="21"/>
-        </w:rPr>
-        <w:t>设计目标：构建完整的驻点工作体系，实现"服务前置、信息前置、资源前置"</w:t>
+        <w:drawing>
+          <wp:inline xmlns:a="http://schemas.openxmlformats.org/drawingml/2006/main" xmlns:pic="http://schemas.openxmlformats.org/drawingml/2006/picture">
+            <wp:extent cx="5029200" cy="2235200"/>
+            <wp:docPr id="6" name="Picture 6"/>
+            <wp:cNvGraphicFramePr>
+              <a:graphicFrameLocks noChangeAspect="1"/>
+            </wp:cNvGraphicFramePr>
+            <a:graphic>
+              <a:graphicData uri="http://schemas.openxmlformats.org/drawingml/2006/picture">
+                <pic:pic>
+                  <pic:nvPicPr>
+                    <pic:cNvPr id="0" name="01-驻点工作体系设计_002.png"/>
+                    <pic:cNvPicPr/>
+                  </pic:nvPicPr>
+                  <pic:blipFill>
+                    <a:blip r:embed="rId10"/>
+                    <a:stretch>
+                      <a:fillRect/>
+                    </a:stretch>
+                  </pic:blipFill>
+                  <pic:spPr>
+                    <a:xfrm>
+                      <a:off x="0" y="0"/>
+                      <a:ext cx="5029200" cy="2235200"/>
+                    </a:xfrm>
+                    <a:prstGeom prst="rect"/>
+                  </pic:spPr>
+                </pic:pic>
+              </a:graphicData>
+            </a:graphic>
+          </wp:inline>
+        </w:drawing>
       </w:r>
     </w:p>
     <w:p>
       <w:pPr>
         <w:pStyle w:val="Heading2"/>
-        <w:jc w:val="left"/>
+        <w:jc w:val="center"/>
       </w:pPr>
       <w:r>
-        <w:rPr>
-          <w:rFonts w:ascii="Microsoft YaHei" w:hAnsi="Microsoft YaHei" w:eastAsia="Microsoft YaHei"/>
-          <w:b/>
-          <w:color w:val="1B365D"/>
-          <w:sz w:val="28"/>
-        </w:rPr>
-        <w:t>二、工作体系架构：三大领域协同模型</w:t>
+        <w:drawing>
+          <wp:inline xmlns:a="http://schemas.openxmlformats.org/drawingml/2006/main" xmlns:pic="http://schemas.openxmlformats.org/drawingml/2006/picture">
+            <wp:extent cx="5029200" cy="2388870"/>
+            <wp:docPr id="8" name="Picture 8"/>
+            <wp:cNvGraphicFramePr>
+              <a:graphicFrameLocks noChangeAspect="1"/>
+            </wp:cNvGraphicFramePr>
+            <a:graphic>
+              <a:graphicData uri="http://schemas.openxmlformats.org/drawingml/2006/picture">
+                <pic:pic>
+                  <pic:nvPicPr>
+                    <pic:cNvPr id="0" name="01-驻点工作体系设计_008.png"/>
+                    <pic:cNvPicPr/>
+                  </pic:nvPicPr>
+                  <pic:blipFill>
+                    <a:blip r:embed="rId14"/>
+                    <a:stretch>
+                      <a:fillRect/>
+                    </a:stretch>
+                  </pic:blipFill>
+                  <pic:spPr>
+                    <a:xfrm>
+                      <a:off x="0" y="0"/>
+                      <a:ext cx="5029200" cy="2388870"/>
+                    </a:xfrm>
+                    <a:prstGeom prst="rect"/>
+                  </pic:spPr>
+                </pic:pic>
+              </a:graphicData>
+            </a:graphic>
+          </wp:inline>
+        </w:drawing>
       </w:r>
     </w:p>
     <w:p>
@@ -102,46 +233,41 @@
       <w:pPr>
         <w:spacing w:before="120" w:after="120"/>
         <w:ind w:left="432"/>
+        <w:jc w:val="center"/>
       </w:pPr>
       <w:r>
-        <w:rPr>
-          <w:rFonts w:ascii="Courier New" w:hAnsi="Courier New"/>
-          <w:color w:val="646464"/>
-          <w:sz w:val="18"/>
-        </w:rPr>
-        <w:t>┌─────────────────────────────────────────────────────┐</w:t>
-        <w:br/>
-        <w:t>│                  驻点工作核心价值                     │</w:t>
-        <w:br/>
-        <w:t>│           "服务前置" + "信息前置" + "资源前置"        │</w:t>
-        <w:br/>
-        <w:t>└─────────────────────────────────────────────────────┘</w:t>
-        <w:br/>
-        <w:t xml:space="preserve">                         ↓</w:t>
-        <w:br/>
-        <w:t xml:space="preserve">        ┌────────────────┼────────────────┐</w:t>
-        <w:br/>
-        <w:t xml:space="preserve">        ↓                ↓                ↓</w:t>
-        <w:br/>
-        <w:t>┌───────────────┐ ┌───────────────┐ ┌───────────────┐</w:t>
-        <w:br/>
-        <w:t>│  网格服务     │ │  用电检查     │ │  应急保供     │</w:t>
-        <w:br/>
-        <w:t>│               │ │               │ │               │</w:t>
-        <w:br/>
-        <w:t>│ 服务前置      │ │ 信息前置      │ │ 资源前置      │</w:t>
-        <w:br/>
-        <w:t>│               │ │               │ │               │</w:t>
-        <w:br/>
-        <w:t>│ 让客户找到人  │ │ 掌握设备状况  │ │ 建立知识库    │</w:t>
-        <w:br/>
-        <w:t>│ 压降95598工单 │ │ 消除安全隐患  │ │ 快速应急响应  │</w:t>
-        <w:br/>
-        <w:t>└───────────────┘ └───────────────┘ └───────────────┘</w:t>
-        <w:br/>
-        <w:t xml:space="preserve">        ↓                ↓                ↓</w:t>
-        <w:br/>
-        <w:t xml:space="preserve">    数据流转 ────────────→ 数据支撑 ─────→ 信心提升</w:t>
+        <w:drawing>
+          <wp:inline xmlns:a="http://schemas.openxmlformats.org/drawingml/2006/main" xmlns:pic="http://schemas.openxmlformats.org/drawingml/2006/picture">
+            <wp:extent cx="5029200" cy="2235200"/>
+            <wp:docPr id="1" name="Picture 1"/>
+            <wp:cNvGraphicFramePr>
+              <a:graphicFrameLocks noChangeAspect="1"/>
+            </wp:cNvGraphicFramePr>
+            <a:graphic>
+              <a:graphicData uri="http://schemas.openxmlformats.org/drawingml/2006/picture">
+                <pic:pic>
+                  <pic:nvPicPr>
+                    <pic:cNvPr id="0" name="01-驻点工作体系设计_001.png"/>
+                    <pic:cNvPicPr/>
+                  </pic:nvPicPr>
+                  <pic:blipFill>
+                    <a:blip r:embed="rId9"/>
+                    <a:stretch>
+                      <a:fillRect/>
+                    </a:stretch>
+                  </pic:blipFill>
+                  <pic:spPr>
+                    <a:xfrm>
+                      <a:off x="0" y="0"/>
+                      <a:ext cx="5029200" cy="2235200"/>
+                    </a:xfrm>
+                    <a:prstGeom prst="rect"/>
+                  </pic:spPr>
+                </pic:pic>
+              </a:graphicData>
+            </a:graphic>
+          </wp:inline>
+        </w:drawing>
       </w:r>
     </w:p>
     <w:p>
@@ -162,27 +288,80 @@
     <w:p>
       <w:pPr>
         <w:pStyle w:val="Heading4"/>
-        <w:jc w:val="left"/>
+        <w:jc w:val="center"/>
       </w:pPr>
       <w:r>
-        <w:rPr>
-          <w:rFonts w:ascii="Microsoft YaHei" w:hAnsi="Microsoft YaHei" w:eastAsia="Microsoft YaHei"/>
-          <w:b/>
-          <w:sz w:val="22"/>
-        </w:rPr>
-        <w:t>网格服务：服务前置</w:t>
+        <w:drawing>
+          <wp:inline xmlns:a="http://schemas.openxmlformats.org/drawingml/2006/main" xmlns:pic="http://schemas.openxmlformats.org/drawingml/2006/picture">
+            <wp:extent cx="5029200" cy="3241040"/>
+            <wp:docPr id="3" name="Picture 3"/>
+            <wp:cNvGraphicFramePr>
+              <a:graphicFrameLocks noChangeAspect="1"/>
+            </wp:cNvGraphicFramePr>
+            <a:graphic>
+              <a:graphicData uri="http://schemas.openxmlformats.org/drawingml/2006/picture">
+                <pic:pic>
+                  <pic:nvPicPr>
+                    <pic:cNvPr id="0" name="01-驻点工作体系设计_003.png"/>
+                    <pic:cNvPicPr/>
+                  </pic:nvPicPr>
+                  <pic:blipFill>
+                    <a:blip r:embed="rId11"/>
+                    <a:stretch>
+                      <a:fillRect/>
+                    </a:stretch>
+                  </pic:blipFill>
+                  <pic:spPr>
+                    <a:xfrm>
+                      <a:off x="0" y="0"/>
+                      <a:ext cx="5029200" cy="3241040"/>
+                    </a:xfrm>
+                    <a:prstGeom prst="rect"/>
+                  </pic:spPr>
+                </pic:pic>
+              </a:graphicData>
+            </a:graphic>
+          </wp:inline>
+        </w:drawing>
       </w:r>
     </w:p>
     <w:p>
       <w:pPr>
-        <w:jc w:val="both"/>
+        <w:jc w:val="center"/>
       </w:pPr>
       <w:r>
-        <w:rPr>
-          <w:rFonts w:ascii="Microsoft YaHei" w:hAnsi="Microsoft YaHei" w:eastAsia="Microsoft YaHei"/>
-          <w:sz w:val="21"/>
-        </w:rPr>
-        <w:t>核心目标：压降95598工单</w:t>
+        <w:drawing>
+          <wp:inline xmlns:a="http://schemas.openxmlformats.org/drawingml/2006/main" xmlns:pic="http://schemas.openxmlformats.org/drawingml/2006/picture">
+            <wp:extent cx="5029200" cy="4903470"/>
+            <wp:docPr id="7" name="Picture 7"/>
+            <wp:cNvGraphicFramePr>
+              <a:graphicFrameLocks noChangeAspect="1"/>
+            </wp:cNvGraphicFramePr>
+            <a:graphic>
+              <a:graphicData uri="http://schemas.openxmlformats.org/drawingml/2006/picture">
+                <pic:pic>
+                  <pic:nvPicPr>
+                    <pic:cNvPr id="0" name="01-驻点工作体系设计_007.png"/>
+                    <pic:cNvPicPr/>
+                  </pic:nvPicPr>
+                  <pic:blipFill>
+                    <a:blip r:embed="rId13"/>
+                    <a:stretch>
+                      <a:fillRect/>
+                    </a:stretch>
+                  </pic:blipFill>
+                  <pic:spPr>
+                    <a:xfrm>
+                      <a:off x="0" y="0"/>
+                      <a:ext cx="5029200" cy="4903470"/>
+                    </a:xfrm>
+                    <a:prstGeom prst="rect"/>
+                  </pic:spPr>
+                </pic:pic>
+              </a:graphicData>
+            </a:graphic>
+          </wp:inline>
+        </w:drawing>
       </w:r>
     </w:p>
     <w:p>
@@ -224,13 +403,41 @@
     <w:p>
       <w:pPr>
         <w:ind w:left="432"/>
+        <w:jc w:val="center"/>
       </w:pPr>
       <w:r>
-        <w:rPr>
-          <w:rFonts w:ascii="Microsoft YaHei" w:hAnsi="Microsoft YaHei" w:eastAsia="Microsoft YaHei"/>
-          <w:sz w:val="21"/>
-        </w:rPr>
-        <w:t>● 加入小区微信群</w:t>
+        <w:drawing>
+          <wp:inline xmlns:a="http://schemas.openxmlformats.org/drawingml/2006/main" xmlns:pic="http://schemas.openxmlformats.org/drawingml/2006/picture">
+            <wp:extent cx="5029200" cy="3897630"/>
+            <wp:docPr id="9" name="Picture 9"/>
+            <wp:cNvGraphicFramePr>
+              <a:graphicFrameLocks noChangeAspect="1"/>
+            </wp:cNvGraphicFramePr>
+            <a:graphic>
+              <a:graphicData uri="http://schemas.openxmlformats.org/drawingml/2006/picture">
+                <pic:pic>
+                  <pic:nvPicPr>
+                    <pic:cNvPr id="0" name="01-驻点工作体系设计_009.png"/>
+                    <pic:cNvPicPr/>
+                  </pic:nvPicPr>
+                  <pic:blipFill>
+                    <a:blip r:embed="rId15"/>
+                    <a:stretch>
+                      <a:fillRect/>
+                    </a:stretch>
+                  </pic:blipFill>
+                  <pic:spPr>
+                    <a:xfrm>
+                      <a:off x="0" y="0"/>
+                      <a:ext cx="5029200" cy="3897630"/>
+                    </a:xfrm>
+                    <a:prstGeom prst="rect"/>
+                  </pic:spPr>
+                </pic:pic>
+              </a:graphicData>
+            </a:graphic>
+          </wp:inline>
+        </w:drawing>
       </w:r>
     </w:p>
     <w:p>
@@ -382,13 +589,41 @@
     <w:p>
       <w:pPr>
         <w:ind w:left="432"/>
+        <w:jc w:val="center"/>
       </w:pPr>
       <w:r>
-        <w:rPr>
-          <w:rFonts w:ascii="Microsoft YaHei" w:hAnsi="Microsoft YaHei" w:eastAsia="Microsoft YaHei"/>
-          <w:sz w:val="21"/>
-        </w:rPr>
-        <w:t>● 隐患发现和记录</w:t>
+        <w:drawing>
+          <wp:inline xmlns:a="http://schemas.openxmlformats.org/drawingml/2006/main" xmlns:pic="http://schemas.openxmlformats.org/drawingml/2006/picture">
+            <wp:extent cx="5029200" cy="2235200"/>
+            <wp:docPr id="10" name="Picture 10"/>
+            <wp:cNvGraphicFramePr>
+              <a:graphicFrameLocks noChangeAspect="1"/>
+            </wp:cNvGraphicFramePr>
+            <a:graphic>
+              <a:graphicData uri="http://schemas.openxmlformats.org/drawingml/2006/picture">
+                <pic:pic>
+                  <pic:nvPicPr>
+                    <pic:cNvPr id="0" name="01-驻点工作体系设计_002.png"/>
+                    <pic:cNvPicPr/>
+                  </pic:nvPicPr>
+                  <pic:blipFill>
+                    <a:blip r:embed="rId10"/>
+                    <a:stretch>
+                      <a:fillRect/>
+                    </a:stretch>
+                  </pic:blipFill>
+                  <pic:spPr>
+                    <a:xfrm>
+                      <a:off x="0" y="0"/>
+                      <a:ext cx="5029200" cy="2235200"/>
+                    </a:xfrm>
+                    <a:prstGeom prst="rect"/>
+                  </pic:spPr>
+                </pic:pic>
+              </a:graphicData>
+            </a:graphic>
+          </wp:inline>
+        </w:drawing>
       </w:r>
     </w:p>
     <w:p>

--- a/output/theory-docs/01-驻点工作体系设计.docx
+++ b/output/theory-docs/01-驻点工作体系设计.docx
@@ -5,13 +5,152 @@
     <w:p>
       <w:pPr>
         <w:pStyle w:val="Heading1"/>
+      </w:pPr>
+      <w:r>
+        <w:rPr>
+          <w:rFonts w:ascii="Microsoft YaHei" w:hAnsi="Microsoft YaHei" w:eastAsia="Microsoft YaHei"/>
+          <w:b/>
+          <w:color w:val="1B365D"/>
+          <w:sz w:val="32"/>
+        </w:rPr>
+        <w:t>基于流动服务模式的驻点工作体系设计</w:t>
+      </w:r>
+    </w:p>
+    <w:p>
+      <w:pPr>
+        <w:jc w:val="both"/>
+      </w:pPr>
+      <w:r>
+        <w:rPr>
+          <w:rFonts w:ascii="Microsoft YaHei" w:hAnsi="Microsoft YaHei" w:eastAsia="Microsoft YaHei"/>
+          <w:sz w:val="21"/>
+        </w:rPr>
+        <w:t>created: 2026-03-16</w:t>
+      </w:r>
+    </w:p>
+    <w:p>
+      <w:pPr>
+        <w:jc w:val="both"/>
+      </w:pPr>
+      <w:r>
+        <w:rPr>
+          <w:rFonts w:ascii="Microsoft YaHei" w:hAnsi="Microsoft YaHei" w:eastAsia="Microsoft YaHei"/>
+          <w:sz w:val="21"/>
+        </w:rPr>
+        <w:t>session: session-004</w:t>
+      </w:r>
+    </w:p>
+    <w:p>
+      <w:pPr>
+        <w:jc w:val="both"/>
+      </w:pPr>
+      <w:r>
+        <w:rPr>
+          <w:rFonts w:ascii="Microsoft YaHei" w:hAnsi="Microsoft YaHei" w:eastAsia="Microsoft YaHei"/>
+          <w:sz w:val="21"/>
+        </w:rPr>
+        <w:t>status: draft</w:t>
+      </w:r>
+    </w:p>
+    <w:p>
+      <w:pPr>
+        <w:jc w:val="both"/>
+      </w:pPr>
+      <w:r>
+        <w:rPr>
+          <w:rFonts w:ascii="Microsoft YaHei" w:hAnsi="Microsoft YaHei" w:eastAsia="Microsoft YaHei"/>
+          <w:sz w:val="21"/>
+        </w:rPr>
+        <w:t>depth: Level 0-2</w:t>
+      </w:r>
+    </w:p>
+    <w:p>
+      <w:pPr>
+        <w:pStyle w:val="Heading2"/>
+      </w:pPr>
+      <w:r>
+        <w:rPr>
+          <w:rFonts w:ascii="Microsoft YaHei" w:hAnsi="Microsoft YaHei" w:eastAsia="Microsoft YaHei"/>
+          <w:b/>
+          <w:color w:val="1B365D"/>
+          <w:sz w:val="28"/>
+        </w:rPr>
+        <w:t>📋 文档概览</w:t>
+      </w:r>
+    </w:p>
+    <w:p>
+      <w:pPr>
+        <w:jc w:val="both"/>
+      </w:pPr>
+      <w:r>
+        <w:rPr>
+          <w:rFonts w:ascii="Microsoft YaHei" w:hAnsi="Microsoft YaHei" w:eastAsia="Microsoft YaHei"/>
+          <w:sz w:val="21"/>
+        </w:rPr>
+        <w:t>研究背景：城区供电中心开展现场驻点工作，需要系统性的工作体系设计</w:t>
+      </w:r>
+    </w:p>
+    <w:p>
+      <w:pPr>
+        <w:jc w:val="both"/>
+      </w:pPr>
+      <w:r>
+        <w:rPr>
+          <w:rFonts w:ascii="Microsoft YaHei" w:hAnsi="Microsoft YaHei" w:eastAsia="Microsoft YaHei"/>
+          <w:sz w:val="21"/>
+        </w:rPr>
+        <w:t>核心发现：武侯模式属于"流动式驻点"，具有"时间有限、很久才去第二次、必须抓住重点、一次见效"的特征</w:t>
+      </w:r>
+    </w:p>
+    <w:p>
+      <w:pPr>
+        <w:jc w:val="both"/>
+      </w:pPr>
+      <w:r>
+        <w:rPr>
+          <w:rFonts w:ascii="Microsoft YaHei" w:hAnsi="Microsoft YaHei" w:eastAsia="Microsoft YaHei"/>
+          <w:sz w:val="21"/>
+        </w:rPr>
+        <w:t>设计目标：构建完整的驻点工作体系，实现"服务前置、信息前置、资源前置"</w:t>
+      </w:r>
+    </w:p>
+    <w:p>
+      <w:pPr>
+        <w:pStyle w:val="Heading2"/>
+      </w:pPr>
+      <w:r>
+        <w:rPr>
+          <w:rFonts w:ascii="Microsoft YaHei" w:hAnsi="Microsoft YaHei" w:eastAsia="Microsoft YaHei"/>
+          <w:b/>
+          <w:color w:val="1B365D"/>
+          <w:sz w:val="28"/>
+        </w:rPr>
+        <w:t>一、核心定位：流动式驻点的四大原则</w:t>
+      </w:r>
+    </w:p>
+    <w:p>
+      <w:pPr>
+        <w:pStyle w:val="Heading3"/>
+      </w:pPr>
+      <w:r>
+        <w:rPr>
+          <w:rFonts w:ascii="Microsoft YaHei" w:hAnsi="Microsoft YaHei" w:eastAsia="Microsoft YaHei"/>
+          <w:b/>
+          <w:color w:val="2E5A4C"/>
+          <w:sz w:val="24"/>
+        </w:rPr>
+        <w:t>1.1 武侯模式的本质特征</w:t>
+      </w:r>
+    </w:p>
+    <w:p>
+      <w:pPr>
         <w:jc w:val="center"/>
       </w:pPr>
       <w:r>
         <w:drawing>
           <wp:inline xmlns:a="http://schemas.openxmlformats.org/drawingml/2006/main" xmlns:pic="http://schemas.openxmlformats.org/drawingml/2006/picture">
-            <wp:extent cx="5029200" cy="2235200"/>
-            <wp:docPr id="4" name="Picture 4"/>
+            <wp:extent cx="5029200" cy="2265405"/>
+            <wp:docPr id="1" name="Picture 1"/>
             <wp:cNvGraphicFramePr>
               <a:graphicFrameLocks noChangeAspect="1"/>
             </wp:cNvGraphicFramePr>
@@ -19,7 +158,70 @@
               <a:graphicData uri="http://schemas.openxmlformats.org/drawingml/2006/picture">
                 <pic:pic>
                   <pic:nvPicPr>
-                    <pic:cNvPr id="0" name="01-驻点工作体系设计_002.png"/>
+                    <pic:cNvPr id="0" name="ascii_img_001.png"/>
+                    <pic:cNvPicPr/>
+                  </pic:nvPicPr>
+                  <pic:blipFill>
+                    <a:blip r:embed="rId9"/>
+                    <a:stretch>
+                      <a:fillRect/>
+                    </a:stretch>
+                  </pic:blipFill>
+                  <pic:spPr>
+                    <a:xfrm>
+                      <a:off x="0" y="0"/>
+                      <a:ext cx="5029200" cy="2265405"/>
+                    </a:xfrm>
+                    <a:prstGeom prst="rect"/>
+                  </pic:spPr>
+                </pic:pic>
+              </a:graphicData>
+            </a:graphic>
+          </wp:inline>
+        </w:drawing>
+      </w:r>
+    </w:p>
+    <w:p>
+      <w:pPr>
+        <w:jc w:val="both"/>
+      </w:pPr>
+      <w:r>
+        <w:rPr>
+          <w:rFonts w:ascii="Microsoft YaHei" w:hAnsi="Microsoft YaHei" w:eastAsia="Microsoft YaHei"/>
+          <w:sz w:val="21"/>
+        </w:rPr>
+        <w:t>四大原则：</w:t>
+      </w:r>
+    </w:p>
+    <w:p>
+      <w:pPr>
+        <w:jc w:val="both"/>
+      </w:pPr>
+      <w:r>
+        <w:rPr>
+          <w:rFonts w:ascii="Microsoft YaHei" w:hAnsi="Microsoft YaHei" w:eastAsia="Microsoft YaHei"/>
+          <w:sz w:val="21"/>
+        </w:rPr>
+        <w:t>关键成功因素：</w:t>
+      </w:r>
+    </w:p>
+    <w:p>
+      <w:pPr>
+        <w:jc w:val="center"/>
+      </w:pPr>
+      <w:r>
+        <w:drawing>
+          <wp:inline xmlns:a="http://schemas.openxmlformats.org/drawingml/2006/main" xmlns:pic="http://schemas.openxmlformats.org/drawingml/2006/picture">
+            <wp:extent cx="5029200" cy="3017520"/>
+            <wp:docPr id="2" name="Picture 2"/>
+            <wp:cNvGraphicFramePr>
+              <a:graphicFrameLocks noChangeAspect="1"/>
+            </wp:cNvGraphicFramePr>
+            <a:graphic>
+              <a:graphicData uri="http://schemas.openxmlformats.org/drawingml/2006/picture">
+                <pic:pic>
+                  <pic:nvPicPr>
+                    <pic:cNvPr id="0" name="ascii_img_002.png"/>
                     <pic:cNvPicPr/>
                   </pic:nvPicPr>
                   <pic:blipFill>
@@ -31,7 +233,7 @@
                   <pic:spPr>
                     <a:xfrm>
                       <a:off x="0" y="0"/>
-                      <a:ext cx="5029200" cy="2235200"/>
+                      <a:ext cx="5029200" cy="3017520"/>
                     </a:xfrm>
                     <a:prstGeom prst="rect"/>
                   </pic:spPr>
@@ -44,8 +246,69 @@
     </w:p>
     <w:p>
       <w:pPr>
+        <w:pStyle w:val="Heading3"/>
+      </w:pPr>
+      <w:r>
+        <w:rPr>
+          <w:rFonts w:ascii="Microsoft YaHei" w:hAnsi="Microsoft YaHei" w:eastAsia="Microsoft YaHei"/>
+          <w:b/>
+          <w:color w:val="2E5A4C"/>
+          <w:sz w:val="24"/>
+        </w:rPr>
+        <w:t>1.2 与其他模式的对比</w:t>
+      </w:r>
+    </w:p>
+    <w:p>
+      <w:pPr>
+        <w:jc w:val="both"/>
+      </w:pPr>
+      <w:r>
+        <w:rPr>
+          <w:rFonts w:ascii="Microsoft YaHei" w:hAnsi="Microsoft YaHei" w:eastAsia="Microsoft YaHei"/>
+          <w:sz w:val="21"/>
+        </w:rPr>
+        <w:t>武侯模式的独特性：</w:t>
+      </w:r>
+    </w:p>
+    <w:p>
+      <w:pPr>
+        <w:jc w:val="both"/>
+      </w:pPr>
+      <w:r>
+        <w:rPr>
+          <w:rFonts w:ascii="Microsoft YaHei" w:hAnsi="Microsoft YaHei" w:eastAsia="Microsoft YaHei"/>
+          <w:sz w:val="21"/>
+        </w:rPr>
+        <w:t>- 不同于长期驻扎：不能开展持续性的设备维护</w:t>
+      </w:r>
+    </w:p>
+    <w:p>
+      <w:pPr>
+        <w:jc w:val="both"/>
+      </w:pPr>
+      <w:r>
+        <w:rPr>
+          <w:rFonts w:ascii="Microsoft YaHei" w:hAnsi="Microsoft YaHei" w:eastAsia="Microsoft YaHei"/>
+          <w:sz w:val="21"/>
+        </w:rPr>
+        <w:t>- 不同于季节性驻点：频次低，不能依赖关系</w:t>
+      </w:r>
+    </w:p>
+    <w:p>
+      <w:pPr>
+        <w:jc w:val="both"/>
+      </w:pPr>
+      <w:r>
+        <w:rPr>
+          <w:rFonts w:ascii="Microsoft YaHei" w:hAnsi="Microsoft YaHei" w:eastAsia="Microsoft YaHei"/>
+          <w:sz w:val="21"/>
+        </w:rPr>
+        <w:t>- 核心价值：以信息前置实现精准服务</w:t>
+      </w:r>
+    </w:p>
+    <w:p>
+      <w:pPr>
         <w:pStyle w:val="Heading2"/>
-        <w:jc w:val="left"/>
       </w:pPr>
       <w:r>
         <w:rPr>
@@ -54,7 +317,21 @@
           <w:color w:val="1B365D"/>
           <w:sz w:val="28"/>
         </w:rPr>
-        <w:t>📋 文档概览</w:t>
+        <w:t>二、工作体系架构：三大领域协同模型</w:t>
+      </w:r>
+    </w:p>
+    <w:p>
+      <w:pPr>
+        <w:pStyle w:val="Heading3"/>
+      </w:pPr>
+      <w:r>
+        <w:rPr>
+          <w:rFonts w:ascii="Microsoft YaHei" w:hAnsi="Microsoft YaHei" w:eastAsia="Microsoft YaHei"/>
+          <w:b/>
+          <w:color w:val="2E5A4C"/>
+          <w:sz w:val="24"/>
+        </w:rPr>
+        <w:t>2.1 核心架构</w:t>
       </w:r>
     </w:p>
     <w:p>
@@ -64,8 +341,8 @@
       <w:r>
         <w:drawing>
           <wp:inline xmlns:a="http://schemas.openxmlformats.org/drawingml/2006/main" xmlns:pic="http://schemas.openxmlformats.org/drawingml/2006/picture">
-            <wp:extent cx="5029200" cy="2235200"/>
-            <wp:docPr id="2" name="Picture 2"/>
+            <wp:extent cx="5029200" cy="9203436"/>
+            <wp:docPr id="3" name="Picture 3"/>
             <wp:cNvGraphicFramePr>
               <a:graphicFrameLocks noChangeAspect="1"/>
             </wp:cNvGraphicFramePr>
@@ -73,11 +350,11 @@
               <a:graphicData uri="http://schemas.openxmlformats.org/drawingml/2006/picture">
                 <pic:pic>
                   <pic:nvPicPr>
-                    <pic:cNvPr id="0" name="01-驻点工作体系设计_002.png"/>
+                    <pic:cNvPr id="0" name="ascii_img_003.png"/>
                     <pic:cNvPicPr/>
                   </pic:nvPicPr>
                   <pic:blipFill>
-                    <a:blip r:embed="rId10"/>
+                    <a:blip r:embed="rId11"/>
                     <a:stretch>
                       <a:fillRect/>
                     </a:stretch>
@@ -85,7 +362,7 @@
                   <pic:spPr>
                     <a:xfrm>
                       <a:off x="0" y="0"/>
-                      <a:ext cx="5029200" cy="2235200"/>
+                      <a:ext cx="5029200" cy="9203436"/>
                     </a:xfrm>
                     <a:prstGeom prst="rect"/>
                   </pic:spPr>
@@ -98,13 +375,479 @@
     </w:p>
     <w:p>
       <w:pPr>
+        <w:pStyle w:val="Heading3"/>
+      </w:pPr>
+      <w:r>
+        <w:rPr>
+          <w:rFonts w:ascii="Microsoft YaHei" w:hAnsi="Microsoft YaHei" w:eastAsia="Microsoft YaHei"/>
+          <w:b/>
+          <w:color w:val="2E5A4C"/>
+          <w:sz w:val="24"/>
+        </w:rPr>
+        <w:t>2.2 三大领域的定位</w:t>
+      </w:r>
+    </w:p>
+    <w:p>
+      <w:pPr>
+        <w:pStyle w:val="Heading4"/>
+      </w:pPr>
+      <w:r>
+        <w:rPr>
+          <w:rFonts w:ascii="Microsoft YaHei" w:hAnsi="Microsoft YaHei" w:eastAsia="Microsoft YaHei"/>
+          <w:b/>
+          <w:color w:val="2E5A4C"/>
+          <w:sz w:val="24"/>
+        </w:rPr>
+        <w:t>网格服务：服务前置</w:t>
+      </w:r>
+    </w:p>
+    <w:p>
+      <w:pPr>
+        <w:jc w:val="both"/>
+      </w:pPr>
+      <w:r>
+        <w:rPr>
+          <w:rFonts w:ascii="Microsoft YaHei" w:hAnsi="Microsoft YaHei" w:eastAsia="Microsoft YaHei"/>
+          <w:sz w:val="21"/>
+        </w:rPr>
+        <w:t>核心目标：压降95598工单</w:t>
+      </w:r>
+    </w:p>
+    <w:p>
+      <w:pPr>
+        <w:jc w:val="both"/>
+      </w:pPr>
+      <w:r>
+        <w:rPr>
+          <w:rFonts w:ascii="Microsoft YaHei" w:hAnsi="Microsoft YaHei" w:eastAsia="Microsoft YaHei"/>
+          <w:sz w:val="21"/>
+        </w:rPr>
+        <w:t>核心价值：让客户直接联系客户经理，快速响应</w:t>
+      </w:r>
+    </w:p>
+    <w:p>
+      <w:pPr>
+        <w:jc w:val="both"/>
+      </w:pPr>
+      <w:r>
+        <w:rPr>
+          <w:rFonts w:ascii="Microsoft YaHei" w:hAnsi="Microsoft YaHei" w:eastAsia="Microsoft YaHei"/>
+          <w:sz w:val="21"/>
+        </w:rPr>
+        <w:t>工作重点：</w:t>
+      </w:r>
+    </w:p>
+    <w:p>
+      <w:pPr>
+        <w:jc w:val="both"/>
+      </w:pPr>
+      <w:r>
+        <w:rPr>
+          <w:rFonts w:ascii="Microsoft YaHei" w:hAnsi="Microsoft YaHei" w:eastAsia="Microsoft YaHei"/>
+          <w:sz w:val="21"/>
+        </w:rPr>
+        <w:t>- 公示客户经理联系方式</w:t>
+      </w:r>
+    </w:p>
+    <w:p>
+      <w:pPr>
+        <w:jc w:val="both"/>
+      </w:pPr>
+      <w:r>
+        <w:rPr>
+          <w:rFonts w:ascii="Microsoft YaHei" w:hAnsi="Microsoft YaHei" w:eastAsia="Microsoft YaHei"/>
+          <w:sz w:val="21"/>
+        </w:rPr>
+        <w:t>- 加入小区微信群</w:t>
+      </w:r>
+    </w:p>
+    <w:p>
+      <w:pPr>
+        <w:jc w:val="both"/>
+      </w:pPr>
+      <w:r>
+        <w:rPr>
+          <w:rFonts w:ascii="Microsoft YaHei" w:hAnsi="Microsoft YaHei" w:eastAsia="Microsoft YaHei"/>
+          <w:sz w:val="21"/>
+        </w:rPr>
+        <w:t>- 走访重点客户</w:t>
+      </w:r>
+    </w:p>
+    <w:p>
+      <w:pPr>
+        <w:jc w:val="both"/>
+      </w:pPr>
+      <w:r>
+        <w:rPr>
+          <w:rFonts w:ascii="Microsoft YaHei" w:hAnsi="Microsoft YaHei" w:eastAsia="Microsoft YaHei"/>
+          <w:sz w:val="21"/>
+        </w:rPr>
+        <w:t>- 快速响应客户诉求</w:t>
+      </w:r>
+    </w:p>
+    <w:p>
+      <w:pPr>
+        <w:jc w:val="both"/>
+      </w:pPr>
+      <w:r>
+        <w:rPr>
+          <w:rFonts w:ascii="Microsoft YaHei" w:hAnsi="Microsoft YaHei" w:eastAsia="Microsoft YaHei"/>
+          <w:sz w:val="21"/>
+        </w:rPr>
+        <w:t>考核指标：</w:t>
+      </w:r>
+    </w:p>
+    <w:p>
+      <w:pPr>
+        <w:jc w:val="both"/>
+      </w:pPr>
+      <w:r>
+        <w:rPr>
+          <w:rFonts w:ascii="Microsoft YaHei" w:hAnsi="Microsoft YaHei" w:eastAsia="Microsoft YaHei"/>
+          <w:sz w:val="21"/>
+        </w:rPr>
+        <w:t>- 工单压降率</w:t>
+      </w:r>
+    </w:p>
+    <w:p>
+      <w:pPr>
+        <w:jc w:val="both"/>
+      </w:pPr>
+      <w:r>
+        <w:rPr>
+          <w:rFonts w:ascii="Microsoft YaHei" w:hAnsi="Microsoft YaHei" w:eastAsia="Microsoft YaHei"/>
+          <w:sz w:val="21"/>
+        </w:rPr>
+        <w:t>- 服务响应时效</w:t>
+      </w:r>
+    </w:p>
+    <w:p>
+      <w:pPr>
+        <w:jc w:val="both"/>
+      </w:pPr>
+      <w:r>
+        <w:rPr>
+          <w:rFonts w:ascii="Microsoft YaHei" w:hAnsi="Microsoft YaHei" w:eastAsia="Microsoft YaHei"/>
+          <w:sz w:val="21"/>
+        </w:rPr>
+        <w:t>- 客户满意度</w:t>
+      </w:r>
+    </w:p>
+    <w:p>
+      <w:pPr>
+        <w:pStyle w:val="Heading4"/>
+      </w:pPr>
+      <w:r>
+        <w:rPr>
+          <w:rFonts w:ascii="Microsoft YaHei" w:hAnsi="Microsoft YaHei" w:eastAsia="Microsoft YaHei"/>
+          <w:b/>
+          <w:color w:val="2E5A4C"/>
+          <w:sz w:val="24"/>
+        </w:rPr>
+        <w:t>用电检查：信息前置</w:t>
+      </w:r>
+    </w:p>
+    <w:p>
+      <w:pPr>
+        <w:jc w:val="both"/>
+      </w:pPr>
+      <w:r>
+        <w:rPr>
+          <w:rFonts w:ascii="Microsoft YaHei" w:hAnsi="Microsoft YaHei" w:eastAsia="Microsoft YaHei"/>
+          <w:sz w:val="21"/>
+        </w:rPr>
+        <w:t>核心目标：设备信息前置</w:t>
+      </w:r>
+    </w:p>
+    <w:p>
+      <w:pPr>
+        <w:jc w:val="both"/>
+      </w:pPr>
+      <w:r>
+        <w:rPr>
+          <w:rFonts w:ascii="Microsoft YaHei" w:hAnsi="Microsoft YaHei" w:eastAsia="Microsoft YaHei"/>
+          <w:sz w:val="21"/>
+        </w:rPr>
+        <w:t>核心价值：消除隐患，为应急保供提供数据支撑</w:t>
+      </w:r>
+    </w:p>
+    <w:p>
+      <w:pPr>
+        <w:jc w:val="both"/>
+      </w:pPr>
+      <w:r>
+        <w:rPr>
+          <w:rFonts w:ascii="Microsoft YaHei" w:hAnsi="Microsoft YaHei" w:eastAsia="Microsoft YaHei"/>
+          <w:sz w:val="21"/>
+        </w:rPr>
+        <w:t>工作重点：</w:t>
+      </w:r>
+    </w:p>
+    <w:p>
+      <w:pPr>
+        <w:jc w:val="both"/>
+      </w:pPr>
+      <w:r>
+        <w:rPr>
+          <w:rFonts w:ascii="Microsoft YaHei" w:hAnsi="Microsoft YaHei" w:eastAsia="Microsoft YaHei"/>
+          <w:sz w:val="21"/>
+        </w:rPr>
+        <w:t>- 配电房检查</w:t>
+      </w:r>
+    </w:p>
+    <w:p>
+      <w:pPr>
+        <w:jc w:val="both"/>
+      </w:pPr>
+      <w:r>
+        <w:rPr>
+          <w:rFonts w:ascii="Microsoft YaHei" w:hAnsi="Microsoft YaHei" w:eastAsia="Microsoft YaHei"/>
+          <w:sz w:val="21"/>
+        </w:rPr>
+        <w:t>- 设备信息采集</w:t>
+      </w:r>
+    </w:p>
+    <w:p>
+      <w:pPr>
+        <w:jc w:val="both"/>
+      </w:pPr>
+      <w:r>
+        <w:rPr>
+          <w:rFonts w:ascii="Microsoft YaHei" w:hAnsi="Microsoft YaHei" w:eastAsia="Microsoft YaHei"/>
+          <w:sz w:val="21"/>
+        </w:rPr>
+        <w:t>- 隐患发现和记录</w:t>
+      </w:r>
+    </w:p>
+    <w:p>
+      <w:pPr>
+        <w:jc w:val="both"/>
+      </w:pPr>
+      <w:r>
+        <w:rPr>
+          <w:rFonts w:ascii="Microsoft YaHei" w:hAnsi="Microsoft YaHei" w:eastAsia="Microsoft YaHei"/>
+          <w:sz w:val="21"/>
+        </w:rPr>
+        <w:t>- 建立设备台账</w:t>
+      </w:r>
+    </w:p>
+    <w:p>
+      <w:pPr>
+        <w:jc w:val="both"/>
+      </w:pPr>
+      <w:r>
+        <w:rPr>
+          <w:rFonts w:ascii="Microsoft YaHei" w:hAnsi="Microsoft YaHei" w:eastAsia="Microsoft YaHei"/>
+          <w:sz w:val="21"/>
+        </w:rPr>
+        <w:t>考核指标：</w:t>
+      </w:r>
+    </w:p>
+    <w:p>
+      <w:pPr>
+        <w:jc w:val="both"/>
+      </w:pPr>
+      <w:r>
+        <w:rPr>
+          <w:rFonts w:ascii="Microsoft YaHei" w:hAnsi="Microsoft YaHei" w:eastAsia="Microsoft YaHei"/>
+          <w:sz w:val="21"/>
+        </w:rPr>
+        <w:t>- 隐患发现率</w:t>
+      </w:r>
+    </w:p>
+    <w:p>
+      <w:pPr>
+        <w:jc w:val="both"/>
+      </w:pPr>
+      <w:r>
+        <w:rPr>
+          <w:rFonts w:ascii="Microsoft YaHei" w:hAnsi="Microsoft YaHei" w:eastAsia="Microsoft YaHei"/>
+          <w:sz w:val="21"/>
+        </w:rPr>
+        <w:t>- 隐患整改率</w:t>
+      </w:r>
+    </w:p>
+    <w:p>
+      <w:pPr>
+        <w:jc w:val="both"/>
+      </w:pPr>
+      <w:r>
+        <w:rPr>
+          <w:rFonts w:ascii="Microsoft YaHei" w:hAnsi="Microsoft YaHei" w:eastAsia="Microsoft YaHei"/>
+          <w:sz w:val="21"/>
+        </w:rPr>
+        <w:t>- 设备信息完整度</w:t>
+      </w:r>
+    </w:p>
+    <w:p>
+      <w:pPr>
+        <w:pStyle w:val="Heading4"/>
+      </w:pPr>
+      <w:r>
+        <w:rPr>
+          <w:rFonts w:ascii="Microsoft YaHei" w:hAnsi="Microsoft YaHei" w:eastAsia="Microsoft YaHei"/>
+          <w:b/>
+          <w:color w:val="2E5A4C"/>
+          <w:sz w:val="24"/>
+        </w:rPr>
+        <w:t>应急保供：资源前置</w:t>
+      </w:r>
+    </w:p>
+    <w:p>
+      <w:pPr>
+        <w:jc w:val="both"/>
+      </w:pPr>
+      <w:r>
+        <w:rPr>
+          <w:rFonts w:ascii="Microsoft YaHei" w:hAnsi="Microsoft YaHei" w:eastAsia="Microsoft YaHei"/>
+          <w:sz w:val="21"/>
+        </w:rPr>
+        <w:t>核心目标：建立现场知识库</w:t>
+      </w:r>
+    </w:p>
+    <w:p>
+      <w:pPr>
+        <w:jc w:val="both"/>
+      </w:pPr>
+      <w:r>
+        <w:rPr>
+          <w:rFonts w:ascii="Microsoft YaHei" w:hAnsi="Microsoft YaHei" w:eastAsia="Microsoft YaHei"/>
+          <w:sz w:val="21"/>
+        </w:rPr>
+        <w:t>核心价值：接线图、接入点等信息支撑快速处置</w:t>
+      </w:r>
+    </w:p>
+    <w:p>
+      <w:pPr>
+        <w:jc w:val="both"/>
+      </w:pPr>
+      <w:r>
+        <w:rPr>
+          <w:rFonts w:ascii="Microsoft YaHei" w:hAnsi="Microsoft YaHei" w:eastAsia="Microsoft YaHei"/>
+          <w:sz w:val="21"/>
+        </w:rPr>
+        <w:t>工作重点：</w:t>
+      </w:r>
+    </w:p>
+    <w:p>
+      <w:pPr>
+        <w:jc w:val="both"/>
+      </w:pPr>
+      <w:r>
+        <w:rPr>
+          <w:rFonts w:ascii="Microsoft YaHei" w:hAnsi="Microsoft YaHei" w:eastAsia="Microsoft YaHei"/>
+          <w:sz w:val="21"/>
+        </w:rPr>
+        <w:t>- 收集现场应急资源信息</w:t>
+      </w:r>
+    </w:p>
+    <w:p>
+      <w:pPr>
+        <w:jc w:val="both"/>
+      </w:pPr>
+      <w:r>
+        <w:rPr>
+          <w:rFonts w:ascii="Microsoft YaHei" w:hAnsi="Microsoft YaHei" w:eastAsia="Microsoft YaHei"/>
+          <w:sz w:val="21"/>
+        </w:rPr>
+        <w:t>- 建立应急资源台账</w:t>
+      </w:r>
+    </w:p>
+    <w:p>
+      <w:pPr>
+        <w:jc w:val="both"/>
+      </w:pPr>
+      <w:r>
+        <w:rPr>
+          <w:rFonts w:ascii="Microsoft YaHei" w:hAnsi="Microsoft YaHei" w:eastAsia="Microsoft YaHei"/>
+          <w:sz w:val="21"/>
+        </w:rPr>
+        <w:t>- 记录接线图、接入点</w:t>
+      </w:r>
+    </w:p>
+    <w:p>
+      <w:pPr>
+        <w:jc w:val="both"/>
+      </w:pPr>
+      <w:r>
+        <w:rPr>
+          <w:rFonts w:ascii="Microsoft YaHei" w:hAnsi="Microsoft YaHei" w:eastAsia="Microsoft YaHei"/>
+          <w:sz w:val="21"/>
+        </w:rPr>
+        <w:t>- 建立应急响应流程</w:t>
+      </w:r>
+    </w:p>
+    <w:p>
+      <w:pPr>
+        <w:jc w:val="both"/>
+      </w:pPr>
+      <w:r>
+        <w:rPr>
+          <w:rFonts w:ascii="Microsoft YaHei" w:hAnsi="Microsoft YaHei" w:eastAsia="Microsoft YaHei"/>
+          <w:sz w:val="21"/>
+        </w:rPr>
+        <w:t>考核指标：</w:t>
+      </w:r>
+    </w:p>
+    <w:p>
+      <w:pPr>
+        <w:jc w:val="both"/>
+      </w:pPr>
+      <w:r>
+        <w:rPr>
+          <w:rFonts w:ascii="Microsoft YaHei" w:hAnsi="Microsoft YaHei" w:eastAsia="Microsoft YaHei"/>
+          <w:sz w:val="21"/>
+        </w:rPr>
+        <w:t>- 知识库完备率</w:t>
+      </w:r>
+    </w:p>
+    <w:p>
+      <w:pPr>
+        <w:jc w:val="both"/>
+      </w:pPr>
+      <w:r>
+        <w:rPr>
+          <w:rFonts w:ascii="Microsoft YaHei" w:hAnsi="Microsoft YaHei" w:eastAsia="Microsoft YaHei"/>
+          <w:sz w:val="21"/>
+        </w:rPr>
+        <w:t>- 应急响应时间</w:t>
+      </w:r>
+    </w:p>
+    <w:p>
+      <w:pPr>
+        <w:jc w:val="both"/>
+      </w:pPr>
+      <w:r>
+        <w:rPr>
+          <w:rFonts w:ascii="Microsoft YaHei" w:hAnsi="Microsoft YaHei" w:eastAsia="Microsoft YaHei"/>
+          <w:sz w:val="21"/>
+        </w:rPr>
+        <w:t>- 故障恢复时间</w:t>
+      </w:r>
+    </w:p>
+    <w:p>
+      <w:pPr>
+        <w:pStyle w:val="Heading3"/>
+      </w:pPr>
+      <w:r>
+        <w:rPr>
+          <w:rFonts w:ascii="Microsoft YaHei" w:hAnsi="Microsoft YaHei" w:eastAsia="Microsoft YaHei"/>
+          <w:b/>
+          <w:color w:val="2E5A4C"/>
+          <w:sz w:val="24"/>
+        </w:rPr>
+        <w:t>2.3 数据流转机制</w:t>
+      </w:r>
+    </w:p>
+    <w:p>
+      <w:pPr>
         <w:jc w:val="center"/>
       </w:pPr>
       <w:r>
         <w:drawing>
           <wp:inline xmlns:a="http://schemas.openxmlformats.org/drawingml/2006/main" xmlns:pic="http://schemas.openxmlformats.org/drawingml/2006/picture">
-            <wp:extent cx="5029200" cy="7920990"/>
-            <wp:docPr id="5" name="Picture 5"/>
+            <wp:extent cx="5029200" cy="6387084"/>
+            <wp:docPr id="4" name="Picture 4"/>
             <wp:cNvGraphicFramePr>
               <a:graphicFrameLocks noChangeAspect="1"/>
             </wp:cNvGraphicFramePr>
@@ -112,7 +855,7 @@
               <a:graphicData uri="http://schemas.openxmlformats.org/drawingml/2006/picture">
                 <pic:pic>
                   <pic:nvPicPr>
-                    <pic:cNvPr id="0" name="01-驻点工作体系设计_005.png"/>
+                    <pic:cNvPr id="0" name="ascii_img_004.png"/>
                     <pic:cNvPicPr/>
                   </pic:nvPicPr>
                   <pic:blipFill>
@@ -124,7 +867,7 @@
                   <pic:spPr>
                     <a:xfrm>
                       <a:off x="0" y="0"/>
-                      <a:ext cx="5029200" cy="7920990"/>
+                      <a:ext cx="5029200" cy="6387084"/>
                     </a:xfrm>
                     <a:prstGeom prst="rect"/>
                   </pic:spPr>
@@ -137,87 +880,141 @@
     </w:p>
     <w:p>
       <w:pPr>
-        <w:jc w:val="center"/>
-      </w:pPr>
-      <w:r>
-        <w:drawing>
-          <wp:inline xmlns:a="http://schemas.openxmlformats.org/drawingml/2006/main" xmlns:pic="http://schemas.openxmlformats.org/drawingml/2006/picture">
-            <wp:extent cx="5029200" cy="2235200"/>
-            <wp:docPr id="6" name="Picture 6"/>
-            <wp:cNvGraphicFramePr>
-              <a:graphicFrameLocks noChangeAspect="1"/>
-            </wp:cNvGraphicFramePr>
-            <a:graphic>
-              <a:graphicData uri="http://schemas.openxmlformats.org/drawingml/2006/picture">
-                <pic:pic>
-                  <pic:nvPicPr>
-                    <pic:cNvPr id="0" name="01-驻点工作体系设计_002.png"/>
-                    <pic:cNvPicPr/>
-                  </pic:nvPicPr>
-                  <pic:blipFill>
-                    <a:blip r:embed="rId10"/>
-                    <a:stretch>
-                      <a:fillRect/>
-                    </a:stretch>
-                  </pic:blipFill>
-                  <pic:spPr>
-                    <a:xfrm>
-                      <a:off x="0" y="0"/>
-                      <a:ext cx="5029200" cy="2235200"/>
-                    </a:xfrm>
-                    <a:prstGeom prst="rect"/>
-                  </pic:spPr>
-                </pic:pic>
-              </a:graphicData>
-            </a:graphic>
-          </wp:inline>
-        </w:drawing>
+        <w:jc w:val="both"/>
+      </w:pPr>
+      <w:r>
+        <w:rPr>
+          <w:rFonts w:ascii="Microsoft YaHei" w:hAnsi="Microsoft YaHei" w:eastAsia="Microsoft YaHei"/>
+          <w:sz w:val="21"/>
+        </w:rPr>
+        <w:t>数据流转要点：</w:t>
+      </w:r>
+    </w:p>
+    <w:p>
+      <w:pPr>
+        <w:jc w:val="both"/>
+      </w:pPr>
+      <w:r>
+        <w:rPr>
+          <w:rFonts w:ascii="Microsoft YaHei" w:hAnsi="Microsoft YaHei" w:eastAsia="Microsoft YaHei"/>
+          <w:sz w:val="21"/>
+        </w:rPr>
+        <w:t>1. 网格服务 → 用电检查</w:t>
+      </w:r>
+    </w:p>
+    <w:p>
+      <w:pPr>
+        <w:jc w:val="both"/>
+      </w:pPr>
+      <w:r>
+        <w:rPr>
+          <w:rFonts w:ascii="Microsoft YaHei" w:hAnsi="Microsoft YaHei" w:eastAsia="Microsoft YaHei"/>
+          <w:sz w:val="21"/>
+        </w:rPr>
+        <w:t>- 客户经理掌握的重点客户信息</w:t>
+      </w:r>
+    </w:p>
+    <w:p>
+      <w:pPr>
+        <w:jc w:val="both"/>
+      </w:pPr>
+      <w:r>
+        <w:rPr>
+          <w:rFonts w:ascii="Microsoft YaHei" w:hAnsi="Microsoft YaHei" w:eastAsia="Microsoft YaHei"/>
+          <w:sz w:val="21"/>
+        </w:rPr>
+        <w:t>- 支撑用电检查聚焦重点区域</w:t>
+      </w:r>
+    </w:p>
+    <w:p>
+      <w:pPr>
+        <w:jc w:val="both"/>
+      </w:pPr>
+      <w:r>
+        <w:rPr>
+          <w:rFonts w:ascii="Microsoft YaHei" w:hAnsi="Microsoft YaHei" w:eastAsia="Microsoft YaHei"/>
+          <w:sz w:val="21"/>
+        </w:rPr>
+        <w:t>2. 用电检查 → 应急保供</w:t>
+      </w:r>
+    </w:p>
+    <w:p>
+      <w:pPr>
+        <w:jc w:val="both"/>
+      </w:pPr>
+      <w:r>
+        <w:rPr>
+          <w:rFonts w:ascii="Microsoft YaHei" w:hAnsi="Microsoft YaHei" w:eastAsia="Microsoft YaHei"/>
+          <w:sz w:val="21"/>
+        </w:rPr>
+        <w:t>- 配电房设备信息和隐患信息</w:t>
+      </w:r>
+    </w:p>
+    <w:p>
+      <w:pPr>
+        <w:jc w:val="both"/>
+      </w:pPr>
+      <w:r>
+        <w:rPr>
+          <w:rFonts w:ascii="Microsoft YaHei" w:hAnsi="Microsoft YaHei" w:eastAsia="Microsoft YaHei"/>
+          <w:sz w:val="21"/>
+        </w:rPr>
+        <w:t>- 支撑应急保供知识库建设</w:t>
+      </w:r>
+    </w:p>
+    <w:p>
+      <w:pPr>
+        <w:jc w:val="both"/>
+      </w:pPr>
+      <w:r>
+        <w:rPr>
+          <w:rFonts w:ascii="Microsoft YaHei" w:hAnsi="Microsoft YaHei" w:eastAsia="Microsoft YaHei"/>
+          <w:sz w:val="21"/>
+        </w:rPr>
+        <w:t>3. 应急保供 → 网格服务</w:t>
+      </w:r>
+    </w:p>
+    <w:p>
+      <w:pPr>
+        <w:jc w:val="both"/>
+      </w:pPr>
+      <w:r>
+        <w:rPr>
+          <w:rFonts w:ascii="Microsoft YaHei" w:hAnsi="Microsoft YaHei" w:eastAsia="Microsoft YaHei"/>
+          <w:sz w:val="21"/>
+        </w:rPr>
+        <w:t>- 应急资源和快速响应能力</w:t>
+      </w:r>
+    </w:p>
+    <w:p>
+      <w:pPr>
+        <w:jc w:val="both"/>
+      </w:pPr>
+      <w:r>
+        <w:rPr>
+          <w:rFonts w:ascii="Microsoft YaHei" w:hAnsi="Microsoft YaHei" w:eastAsia="Microsoft YaHei"/>
+          <w:sz w:val="21"/>
+        </w:rPr>
+        <w:t>- 提升客户经理服务信心</w:t>
       </w:r>
     </w:p>
     <w:p>
       <w:pPr>
         <w:pStyle w:val="Heading2"/>
-        <w:jc w:val="center"/>
-      </w:pPr>
-      <w:r>
-        <w:drawing>
-          <wp:inline xmlns:a="http://schemas.openxmlformats.org/drawingml/2006/main" xmlns:pic="http://schemas.openxmlformats.org/drawingml/2006/picture">
-            <wp:extent cx="5029200" cy="2388870"/>
-            <wp:docPr id="8" name="Picture 8"/>
-            <wp:cNvGraphicFramePr>
-              <a:graphicFrameLocks noChangeAspect="1"/>
-            </wp:cNvGraphicFramePr>
-            <a:graphic>
-              <a:graphicData uri="http://schemas.openxmlformats.org/drawingml/2006/picture">
-                <pic:pic>
-                  <pic:nvPicPr>
-                    <pic:cNvPr id="0" name="01-驻点工作体系设计_008.png"/>
-                    <pic:cNvPicPr/>
-                  </pic:nvPicPr>
-                  <pic:blipFill>
-                    <a:blip r:embed="rId14"/>
-                    <a:stretch>
-                      <a:fillRect/>
-                    </a:stretch>
-                  </pic:blipFill>
-                  <pic:spPr>
-                    <a:xfrm>
-                      <a:off x="0" y="0"/>
-                      <a:ext cx="5029200" cy="2388870"/>
-                    </a:xfrm>
-                    <a:prstGeom prst="rect"/>
-                  </pic:spPr>
-                </pic:pic>
-              </a:graphicData>
-            </a:graphic>
-          </wp:inline>
-        </w:drawing>
+      </w:pPr>
+      <w:r>
+        <w:rPr>
+          <w:rFonts w:ascii="Microsoft YaHei" w:hAnsi="Microsoft YaHei" w:eastAsia="Microsoft YaHei"/>
+          <w:b/>
+          <w:color w:val="1B365D"/>
+          <w:sz w:val="28"/>
+        </w:rPr>
+        <w:t>三、驻点工作清单设计</w:t>
       </w:r>
     </w:p>
     <w:p>
       <w:pPr>
         <w:pStyle w:val="Heading3"/>
-        <w:jc w:val="left"/>
       </w:pPr>
       <w:r>
         <w:rPr>
@@ -226,54 +1023,156 @@
           <w:color w:val="2E5A4C"/>
           <w:sz w:val="24"/>
         </w:rPr>
-        <w:t>2.1 核心架构</w:t>
-      </w:r>
-    </w:p>
-    <w:p>
-      <w:pPr>
-        <w:spacing w:before="120" w:after="120"/>
-        <w:ind w:left="432"/>
-        <w:jc w:val="center"/>
-      </w:pPr>
-      <w:r>
-        <w:drawing>
-          <wp:inline xmlns:a="http://schemas.openxmlformats.org/drawingml/2006/main" xmlns:pic="http://schemas.openxmlformats.org/drawingml/2006/picture">
-            <wp:extent cx="5029200" cy="2235200"/>
-            <wp:docPr id="1" name="Picture 1"/>
-            <wp:cNvGraphicFramePr>
-              <a:graphicFrameLocks noChangeAspect="1"/>
-            </wp:cNvGraphicFramePr>
-            <a:graphic>
-              <a:graphicData uri="http://schemas.openxmlformats.org/drawingml/2006/picture">
-                <pic:pic>
-                  <pic:nvPicPr>
-                    <pic:cNvPr id="0" name="01-驻点工作体系设计_001.png"/>
-                    <pic:cNvPicPr/>
-                  </pic:nvPicPr>
-                  <pic:blipFill>
-                    <a:blip r:embed="rId9"/>
-                    <a:stretch>
-                      <a:fillRect/>
-                    </a:stretch>
-                  </pic:blipFill>
-                  <pic:spPr>
-                    <a:xfrm>
-                      <a:off x="0" y="0"/>
-                      <a:ext cx="5029200" cy="2235200"/>
-                    </a:xfrm>
-                    <a:prstGeom prst="rect"/>
-                  </pic:spPr>
-                </pic:pic>
-              </a:graphicData>
-            </a:graphic>
-          </wp:inline>
-        </w:drawing>
+        <w:t>3.1 "一次可完成"的工作筛选原则</w:t>
+      </w:r>
+    </w:p>
+    <w:p>
+      <w:pPr>
+        <w:jc w:val="both"/>
+      </w:pPr>
+      <w:r>
+        <w:rPr>
+          <w:rFonts w:ascii="Microsoft YaHei" w:hAnsi="Microsoft YaHei" w:eastAsia="Microsoft YaHei"/>
+          <w:sz w:val="21"/>
+        </w:rPr>
+        <w:t>原则1：时间可控</w:t>
+      </w:r>
+    </w:p>
+    <w:p>
+      <w:pPr>
+        <w:jc w:val="both"/>
+      </w:pPr>
+      <w:r>
+        <w:rPr>
+          <w:rFonts w:ascii="Microsoft YaHei" w:hAnsi="Microsoft YaHei" w:eastAsia="Microsoft YaHei"/>
+          <w:sz w:val="21"/>
+        </w:rPr>
+        <w:t>- 单项工作时长不超过30分钟</w:t>
+      </w:r>
+    </w:p>
+    <w:p>
+      <w:pPr>
+        <w:jc w:val="both"/>
+      </w:pPr>
+      <w:r>
+        <w:rPr>
+          <w:rFonts w:ascii="Microsoft YaHei" w:hAnsi="Microsoft YaHei" w:eastAsia="Microsoft YaHei"/>
+          <w:sz w:val="21"/>
+        </w:rPr>
+        <w:t>- 总工作时长控制在半天到一天</w:t>
+      </w:r>
+    </w:p>
+    <w:p>
+      <w:pPr>
+        <w:jc w:val="both"/>
+      </w:pPr>
+      <w:r>
+        <w:rPr>
+          <w:rFonts w:ascii="Microsoft YaHei" w:hAnsi="Microsoft YaHei" w:eastAsia="Microsoft YaHei"/>
+          <w:sz w:val="21"/>
+        </w:rPr>
+        <w:t>原则2：独立完成</w:t>
+      </w:r>
+    </w:p>
+    <w:p>
+      <w:pPr>
+        <w:jc w:val="both"/>
+      </w:pPr>
+      <w:r>
+        <w:rPr>
+          <w:rFonts w:ascii="Microsoft YaHei" w:hAnsi="Microsoft YaHei" w:eastAsia="Microsoft YaHei"/>
+          <w:sz w:val="21"/>
+        </w:rPr>
+        <w:t>- 不依赖其他部门配合</w:t>
+      </w:r>
+    </w:p>
+    <w:p>
+      <w:pPr>
+        <w:jc w:val="both"/>
+      </w:pPr>
+      <w:r>
+        <w:rPr>
+          <w:rFonts w:ascii="Microsoft YaHei" w:hAnsi="Microsoft YaHei" w:eastAsia="Microsoft YaHei"/>
+          <w:sz w:val="21"/>
+        </w:rPr>
+        <w:t>- 客户经理可独立完成</w:t>
+      </w:r>
+    </w:p>
+    <w:p>
+      <w:pPr>
+        <w:jc w:val="both"/>
+      </w:pPr>
+      <w:r>
+        <w:rPr>
+          <w:rFonts w:ascii="Microsoft YaHei" w:hAnsi="Microsoft YaHei" w:eastAsia="Microsoft YaHei"/>
+          <w:sz w:val="21"/>
+        </w:rPr>
+        <w:t>原则3：有明确产出</w:t>
+      </w:r>
+    </w:p>
+    <w:p>
+      <w:pPr>
+        <w:jc w:val="both"/>
+      </w:pPr>
+      <w:r>
+        <w:rPr>
+          <w:rFonts w:ascii="Microsoft YaHei" w:hAnsi="Microsoft YaHei" w:eastAsia="Microsoft YaHei"/>
+          <w:sz w:val="21"/>
+        </w:rPr>
+        <w:t>- 每项工作都有可量化的成果</w:t>
+      </w:r>
+    </w:p>
+    <w:p>
+      <w:pPr>
+        <w:jc w:val="both"/>
+      </w:pPr>
+      <w:r>
+        <w:rPr>
+          <w:rFonts w:ascii="Microsoft YaHei" w:hAnsi="Microsoft YaHei" w:eastAsia="Microsoft YaHei"/>
+          <w:sz w:val="21"/>
+        </w:rPr>
+        <w:t>- 支撑后续跟踪和考核</w:t>
+      </w:r>
+    </w:p>
+    <w:p>
+      <w:pPr>
+        <w:jc w:val="both"/>
+      </w:pPr>
+      <w:r>
+        <w:rPr>
+          <w:rFonts w:ascii="Microsoft YaHei" w:hAnsi="Microsoft YaHei" w:eastAsia="Microsoft YaHei"/>
+          <w:sz w:val="21"/>
+        </w:rPr>
+        <w:t>原则4：高价值优先</w:t>
+      </w:r>
+    </w:p>
+    <w:p>
+      <w:pPr>
+        <w:jc w:val="both"/>
+      </w:pPr>
+      <w:r>
+        <w:rPr>
+          <w:rFonts w:ascii="Microsoft YaHei" w:hAnsi="Microsoft YaHei" w:eastAsia="Microsoft YaHei"/>
+          <w:sz w:val="21"/>
+        </w:rPr>
+        <w:t>- 优先选择高价值工作</w:t>
+      </w:r>
+    </w:p>
+    <w:p>
+      <w:pPr>
+        <w:jc w:val="both"/>
+      </w:pPr>
+      <w:r>
+        <w:rPr>
+          <w:rFonts w:ascii="Microsoft YaHei" w:hAnsi="Microsoft YaHei" w:eastAsia="Microsoft YaHei"/>
+          <w:sz w:val="21"/>
+        </w:rPr>
+        <w:t>- 符合"服务前置、信息前置、资源前置"定位</w:t>
       </w:r>
     </w:p>
     <w:p>
       <w:pPr>
         <w:pStyle w:val="Heading3"/>
-        <w:jc w:val="left"/>
       </w:pPr>
       <w:r>
         <w:rPr>
@@ -282,560 +1181,12 @@
           <w:color w:val="2E5A4C"/>
           <w:sz w:val="24"/>
         </w:rPr>
-        <w:t>2.2 三大领域的定位</w:t>
+        <w:t>3.2 推荐工作清单（基于流动服务模式）</w:t>
       </w:r>
     </w:p>
     <w:p>
       <w:pPr>
         <w:pStyle w:val="Heading4"/>
-        <w:jc w:val="center"/>
-      </w:pPr>
-      <w:r>
-        <w:drawing>
-          <wp:inline xmlns:a="http://schemas.openxmlformats.org/drawingml/2006/main" xmlns:pic="http://schemas.openxmlformats.org/drawingml/2006/picture">
-            <wp:extent cx="5029200" cy="3241040"/>
-            <wp:docPr id="3" name="Picture 3"/>
-            <wp:cNvGraphicFramePr>
-              <a:graphicFrameLocks noChangeAspect="1"/>
-            </wp:cNvGraphicFramePr>
-            <a:graphic>
-              <a:graphicData uri="http://schemas.openxmlformats.org/drawingml/2006/picture">
-                <pic:pic>
-                  <pic:nvPicPr>
-                    <pic:cNvPr id="0" name="01-驻点工作体系设计_003.png"/>
-                    <pic:cNvPicPr/>
-                  </pic:nvPicPr>
-                  <pic:blipFill>
-                    <a:blip r:embed="rId11"/>
-                    <a:stretch>
-                      <a:fillRect/>
-                    </a:stretch>
-                  </pic:blipFill>
-                  <pic:spPr>
-                    <a:xfrm>
-                      <a:off x="0" y="0"/>
-                      <a:ext cx="5029200" cy="3241040"/>
-                    </a:xfrm>
-                    <a:prstGeom prst="rect"/>
-                  </pic:spPr>
-                </pic:pic>
-              </a:graphicData>
-            </a:graphic>
-          </wp:inline>
-        </w:drawing>
-      </w:r>
-    </w:p>
-    <w:p>
-      <w:pPr>
-        <w:jc w:val="center"/>
-      </w:pPr>
-      <w:r>
-        <w:drawing>
-          <wp:inline xmlns:a="http://schemas.openxmlformats.org/drawingml/2006/main" xmlns:pic="http://schemas.openxmlformats.org/drawingml/2006/picture">
-            <wp:extent cx="5029200" cy="4903470"/>
-            <wp:docPr id="7" name="Picture 7"/>
-            <wp:cNvGraphicFramePr>
-              <a:graphicFrameLocks noChangeAspect="1"/>
-            </wp:cNvGraphicFramePr>
-            <a:graphic>
-              <a:graphicData uri="http://schemas.openxmlformats.org/drawingml/2006/picture">
-                <pic:pic>
-                  <pic:nvPicPr>
-                    <pic:cNvPr id="0" name="01-驻点工作体系设计_007.png"/>
-                    <pic:cNvPicPr/>
-                  </pic:nvPicPr>
-                  <pic:blipFill>
-                    <a:blip r:embed="rId13"/>
-                    <a:stretch>
-                      <a:fillRect/>
-                    </a:stretch>
-                  </pic:blipFill>
-                  <pic:spPr>
-                    <a:xfrm>
-                      <a:off x="0" y="0"/>
-                      <a:ext cx="5029200" cy="4903470"/>
-                    </a:xfrm>
-                    <a:prstGeom prst="rect"/>
-                  </pic:spPr>
-                </pic:pic>
-              </a:graphicData>
-            </a:graphic>
-          </wp:inline>
-        </w:drawing>
-      </w:r>
-    </w:p>
-    <w:p>
-      <w:pPr>
-        <w:jc w:val="both"/>
-      </w:pPr>
-      <w:r>
-        <w:rPr>
-          <w:rFonts w:ascii="Microsoft YaHei" w:hAnsi="Microsoft YaHei" w:eastAsia="Microsoft YaHei"/>
-          <w:sz w:val="21"/>
-        </w:rPr>
-        <w:t>核心价值：让客户直接联系客户经理，快速响应</w:t>
-      </w:r>
-    </w:p>
-    <w:p>
-      <w:pPr>
-        <w:jc w:val="both"/>
-      </w:pPr>
-      <w:r>
-        <w:rPr>
-          <w:rFonts w:ascii="Microsoft YaHei" w:hAnsi="Microsoft YaHei" w:eastAsia="Microsoft YaHei"/>
-          <w:sz w:val="21"/>
-        </w:rPr>
-        <w:t>工作重点：</w:t>
-      </w:r>
-    </w:p>
-    <w:p>
-      <w:pPr>
-        <w:ind w:left="432"/>
-      </w:pPr>
-      <w:r>
-        <w:rPr>
-          <w:rFonts w:ascii="Microsoft YaHei" w:hAnsi="Microsoft YaHei" w:eastAsia="Microsoft YaHei"/>
-          <w:sz w:val="21"/>
-        </w:rPr>
-        <w:t>● 公示客户经理联系方式</w:t>
-      </w:r>
-    </w:p>
-    <w:p>
-      <w:pPr>
-        <w:ind w:left="432"/>
-        <w:jc w:val="center"/>
-      </w:pPr>
-      <w:r>
-        <w:drawing>
-          <wp:inline xmlns:a="http://schemas.openxmlformats.org/drawingml/2006/main" xmlns:pic="http://schemas.openxmlformats.org/drawingml/2006/picture">
-            <wp:extent cx="5029200" cy="3897630"/>
-            <wp:docPr id="9" name="Picture 9"/>
-            <wp:cNvGraphicFramePr>
-              <a:graphicFrameLocks noChangeAspect="1"/>
-            </wp:cNvGraphicFramePr>
-            <a:graphic>
-              <a:graphicData uri="http://schemas.openxmlformats.org/drawingml/2006/picture">
-                <pic:pic>
-                  <pic:nvPicPr>
-                    <pic:cNvPr id="0" name="01-驻点工作体系设计_009.png"/>
-                    <pic:cNvPicPr/>
-                  </pic:nvPicPr>
-                  <pic:blipFill>
-                    <a:blip r:embed="rId15"/>
-                    <a:stretch>
-                      <a:fillRect/>
-                    </a:stretch>
-                  </pic:blipFill>
-                  <pic:spPr>
-                    <a:xfrm>
-                      <a:off x="0" y="0"/>
-                      <a:ext cx="5029200" cy="3897630"/>
-                    </a:xfrm>
-                    <a:prstGeom prst="rect"/>
-                  </pic:spPr>
-                </pic:pic>
-              </a:graphicData>
-            </a:graphic>
-          </wp:inline>
-        </w:drawing>
-      </w:r>
-    </w:p>
-    <w:p>
-      <w:pPr>
-        <w:ind w:left="432"/>
-      </w:pPr>
-      <w:r>
-        <w:rPr>
-          <w:rFonts w:ascii="Microsoft YaHei" w:hAnsi="Microsoft YaHei" w:eastAsia="Microsoft YaHei"/>
-          <w:sz w:val="21"/>
-        </w:rPr>
-        <w:t>● 走访重点客户</w:t>
-      </w:r>
-    </w:p>
-    <w:p>
-      <w:pPr>
-        <w:ind w:left="432"/>
-      </w:pPr>
-      <w:r>
-        <w:rPr>
-          <w:rFonts w:ascii="Microsoft YaHei" w:hAnsi="Microsoft YaHei" w:eastAsia="Microsoft YaHei"/>
-          <w:sz w:val="21"/>
-        </w:rPr>
-        <w:t>● 快速响应客户诉求</w:t>
-      </w:r>
-    </w:p>
-    <w:p>
-      <w:pPr>
-        <w:jc w:val="both"/>
-      </w:pPr>
-      <w:r>
-        <w:rPr>
-          <w:rFonts w:ascii="Microsoft YaHei" w:hAnsi="Microsoft YaHei" w:eastAsia="Microsoft YaHei"/>
-          <w:sz w:val="21"/>
-        </w:rPr>
-        <w:t>考核指标：</w:t>
-      </w:r>
-    </w:p>
-    <w:p>
-      <w:pPr>
-        <w:ind w:left="432"/>
-      </w:pPr>
-      <w:r>
-        <w:rPr>
-          <w:rFonts w:ascii="Microsoft YaHei" w:hAnsi="Microsoft YaHei" w:eastAsia="Microsoft YaHei"/>
-          <w:sz w:val="21"/>
-        </w:rPr>
-        <w:t>● 工单压降率</w:t>
-      </w:r>
-    </w:p>
-    <w:p>
-      <w:pPr>
-        <w:ind w:left="432"/>
-      </w:pPr>
-      <w:r>
-        <w:rPr>
-          <w:rFonts w:ascii="Microsoft YaHei" w:hAnsi="Microsoft YaHei" w:eastAsia="Microsoft YaHei"/>
-          <w:sz w:val="21"/>
-        </w:rPr>
-        <w:t>● 服务响应时效</w:t>
-      </w:r>
-    </w:p>
-    <w:p>
-      <w:pPr>
-        <w:ind w:left="432"/>
-      </w:pPr>
-      <w:r>
-        <w:rPr>
-          <w:rFonts w:ascii="Microsoft YaHei" w:hAnsi="Microsoft YaHei" w:eastAsia="Microsoft YaHei"/>
-          <w:sz w:val="21"/>
-        </w:rPr>
-        <w:t>● 客户满意度</w:t>
-      </w:r>
-    </w:p>
-    <w:p>
-      <w:pPr>
-        <w:pStyle w:val="Heading4"/>
-        <w:jc w:val="left"/>
-      </w:pPr>
-      <w:r>
-        <w:rPr>
-          <w:rFonts w:ascii="Microsoft YaHei" w:hAnsi="Microsoft YaHei" w:eastAsia="Microsoft YaHei"/>
-          <w:b/>
-          <w:sz w:val="22"/>
-        </w:rPr>
-        <w:t>用电检查：信息前置</w:t>
-      </w:r>
-    </w:p>
-    <w:p>
-      <w:pPr>
-        <w:jc w:val="both"/>
-      </w:pPr>
-      <w:r>
-        <w:rPr>
-          <w:rFonts w:ascii="Microsoft YaHei" w:hAnsi="Microsoft YaHei" w:eastAsia="Microsoft YaHei"/>
-          <w:sz w:val="21"/>
-        </w:rPr>
-        <w:t>核心目标：设备信息前置</w:t>
-      </w:r>
-    </w:p>
-    <w:p>
-      <w:pPr>
-        <w:jc w:val="both"/>
-      </w:pPr>
-      <w:r>
-        <w:rPr>
-          <w:rFonts w:ascii="Microsoft YaHei" w:hAnsi="Microsoft YaHei" w:eastAsia="Microsoft YaHei"/>
-          <w:sz w:val="21"/>
-        </w:rPr>
-        <w:t>核心价值：消除隐患，为应急保供提供数据支撑</w:t>
-      </w:r>
-    </w:p>
-    <w:p>
-      <w:pPr>
-        <w:jc w:val="both"/>
-      </w:pPr>
-      <w:r>
-        <w:rPr>
-          <w:rFonts w:ascii="Microsoft YaHei" w:hAnsi="Microsoft YaHei" w:eastAsia="Microsoft YaHei"/>
-          <w:sz w:val="21"/>
-        </w:rPr>
-        <w:t>工作重点：</w:t>
-      </w:r>
-    </w:p>
-    <w:p>
-      <w:pPr>
-        <w:ind w:left="432"/>
-      </w:pPr>
-      <w:r>
-        <w:rPr>
-          <w:rFonts w:ascii="Microsoft YaHei" w:hAnsi="Microsoft YaHei" w:eastAsia="Microsoft YaHei"/>
-          <w:sz w:val="21"/>
-        </w:rPr>
-        <w:t>● 配电房检查</w:t>
-      </w:r>
-    </w:p>
-    <w:p>
-      <w:pPr>
-        <w:ind w:left="432"/>
-      </w:pPr>
-      <w:r>
-        <w:rPr>
-          <w:rFonts w:ascii="Microsoft YaHei" w:hAnsi="Microsoft YaHei" w:eastAsia="Microsoft YaHei"/>
-          <w:sz w:val="21"/>
-        </w:rPr>
-        <w:t>● 设备信息采集</w:t>
-      </w:r>
-    </w:p>
-    <w:p>
-      <w:pPr>
-        <w:ind w:left="432"/>
-        <w:jc w:val="center"/>
-      </w:pPr>
-      <w:r>
-        <w:drawing>
-          <wp:inline xmlns:a="http://schemas.openxmlformats.org/drawingml/2006/main" xmlns:pic="http://schemas.openxmlformats.org/drawingml/2006/picture">
-            <wp:extent cx="5029200" cy="2235200"/>
-            <wp:docPr id="10" name="Picture 10"/>
-            <wp:cNvGraphicFramePr>
-              <a:graphicFrameLocks noChangeAspect="1"/>
-            </wp:cNvGraphicFramePr>
-            <a:graphic>
-              <a:graphicData uri="http://schemas.openxmlformats.org/drawingml/2006/picture">
-                <pic:pic>
-                  <pic:nvPicPr>
-                    <pic:cNvPr id="0" name="01-驻点工作体系设计_002.png"/>
-                    <pic:cNvPicPr/>
-                  </pic:nvPicPr>
-                  <pic:blipFill>
-                    <a:blip r:embed="rId10"/>
-                    <a:stretch>
-                      <a:fillRect/>
-                    </a:stretch>
-                  </pic:blipFill>
-                  <pic:spPr>
-                    <a:xfrm>
-                      <a:off x="0" y="0"/>
-                      <a:ext cx="5029200" cy="2235200"/>
-                    </a:xfrm>
-                    <a:prstGeom prst="rect"/>
-                  </pic:spPr>
-                </pic:pic>
-              </a:graphicData>
-            </a:graphic>
-          </wp:inline>
-        </w:drawing>
-      </w:r>
-    </w:p>
-    <w:p>
-      <w:pPr>
-        <w:ind w:left="432"/>
-      </w:pPr>
-      <w:r>
-        <w:rPr>
-          <w:rFonts w:ascii="Microsoft YaHei" w:hAnsi="Microsoft YaHei" w:eastAsia="Microsoft YaHei"/>
-          <w:sz w:val="21"/>
-        </w:rPr>
-        <w:t>● 建立设备台账</w:t>
-      </w:r>
-    </w:p>
-    <w:p>
-      <w:pPr>
-        <w:jc w:val="both"/>
-      </w:pPr>
-      <w:r>
-        <w:rPr>
-          <w:rFonts w:ascii="Microsoft YaHei" w:hAnsi="Microsoft YaHei" w:eastAsia="Microsoft YaHei"/>
-          <w:sz w:val="21"/>
-        </w:rPr>
-        <w:t>考核指标：</w:t>
-      </w:r>
-    </w:p>
-    <w:p>
-      <w:pPr>
-        <w:ind w:left="432"/>
-      </w:pPr>
-      <w:r>
-        <w:rPr>
-          <w:rFonts w:ascii="Microsoft YaHei" w:hAnsi="Microsoft YaHei" w:eastAsia="Microsoft YaHei"/>
-          <w:sz w:val="21"/>
-        </w:rPr>
-        <w:t>● 隐患发现率</w:t>
-      </w:r>
-    </w:p>
-    <w:p>
-      <w:pPr>
-        <w:ind w:left="432"/>
-      </w:pPr>
-      <w:r>
-        <w:rPr>
-          <w:rFonts w:ascii="Microsoft YaHei" w:hAnsi="Microsoft YaHei" w:eastAsia="Microsoft YaHei"/>
-          <w:sz w:val="21"/>
-        </w:rPr>
-        <w:t>● 隐患整改率</w:t>
-      </w:r>
-    </w:p>
-    <w:p>
-      <w:pPr>
-        <w:ind w:left="432"/>
-      </w:pPr>
-      <w:r>
-        <w:rPr>
-          <w:rFonts w:ascii="Microsoft YaHei" w:hAnsi="Microsoft YaHei" w:eastAsia="Microsoft YaHei"/>
-          <w:sz w:val="21"/>
-        </w:rPr>
-        <w:t>● 设备信息完整度</w:t>
-      </w:r>
-    </w:p>
-    <w:p>
-      <w:pPr>
-        <w:pStyle w:val="Heading4"/>
-        <w:jc w:val="left"/>
-      </w:pPr>
-      <w:r>
-        <w:rPr>
-          <w:rFonts w:ascii="Microsoft YaHei" w:hAnsi="Microsoft YaHei" w:eastAsia="Microsoft YaHei"/>
-          <w:b/>
-          <w:sz w:val="22"/>
-        </w:rPr>
-        <w:t>应急保供：资源前置</w:t>
-      </w:r>
-    </w:p>
-    <w:p>
-      <w:pPr>
-        <w:jc w:val="both"/>
-      </w:pPr>
-      <w:r>
-        <w:rPr>
-          <w:rFonts w:ascii="Microsoft YaHei" w:hAnsi="Microsoft YaHei" w:eastAsia="Microsoft YaHei"/>
-          <w:sz w:val="21"/>
-        </w:rPr>
-        <w:t>核心目标：建立现场知识库</w:t>
-      </w:r>
-    </w:p>
-    <w:p>
-      <w:pPr>
-        <w:jc w:val="both"/>
-      </w:pPr>
-      <w:r>
-        <w:rPr>
-          <w:rFonts w:ascii="Microsoft YaHei" w:hAnsi="Microsoft YaHei" w:eastAsia="Microsoft YaHei"/>
-          <w:sz w:val="21"/>
-        </w:rPr>
-        <w:t>核心价值：接线图、接入点等信息支撑快速处置</w:t>
-      </w:r>
-    </w:p>
-    <w:p>
-      <w:pPr>
-        <w:jc w:val="both"/>
-      </w:pPr>
-      <w:r>
-        <w:rPr>
-          <w:rFonts w:ascii="Microsoft YaHei" w:hAnsi="Microsoft YaHei" w:eastAsia="Microsoft YaHei"/>
-          <w:sz w:val="21"/>
-        </w:rPr>
-        <w:t>工作重点：</w:t>
-      </w:r>
-    </w:p>
-    <w:p>
-      <w:pPr>
-        <w:ind w:left="432"/>
-      </w:pPr>
-      <w:r>
-        <w:rPr>
-          <w:rFonts w:ascii="Microsoft YaHei" w:hAnsi="Microsoft YaHei" w:eastAsia="Microsoft YaHei"/>
-          <w:sz w:val="21"/>
-        </w:rPr>
-        <w:t>● 收集现场应急资源信息</w:t>
-      </w:r>
-    </w:p>
-    <w:p>
-      <w:pPr>
-        <w:ind w:left="432"/>
-      </w:pPr>
-      <w:r>
-        <w:rPr>
-          <w:rFonts w:ascii="Microsoft YaHei" w:hAnsi="Microsoft YaHei" w:eastAsia="Microsoft YaHei"/>
-          <w:sz w:val="21"/>
-        </w:rPr>
-        <w:t>● 建立应急资源台账</w:t>
-      </w:r>
-    </w:p>
-    <w:p>
-      <w:pPr>
-        <w:ind w:left="432"/>
-      </w:pPr>
-      <w:r>
-        <w:rPr>
-          <w:rFonts w:ascii="Microsoft YaHei" w:hAnsi="Microsoft YaHei" w:eastAsia="Microsoft YaHei"/>
-          <w:sz w:val="21"/>
-        </w:rPr>
-        <w:t>● 记录接线图、接入点</w:t>
-      </w:r>
-    </w:p>
-    <w:p>
-      <w:pPr>
-        <w:ind w:left="432"/>
-      </w:pPr>
-      <w:r>
-        <w:rPr>
-          <w:rFonts w:ascii="Microsoft YaHei" w:hAnsi="Microsoft YaHei" w:eastAsia="Microsoft YaHei"/>
-          <w:sz w:val="21"/>
-        </w:rPr>
-        <w:t>● 建立应急响应流程</w:t>
-      </w:r>
-    </w:p>
-    <w:p>
-      <w:pPr>
-        <w:jc w:val="both"/>
-      </w:pPr>
-      <w:r>
-        <w:rPr>
-          <w:rFonts w:ascii="Microsoft YaHei" w:hAnsi="Microsoft YaHei" w:eastAsia="Microsoft YaHei"/>
-          <w:sz w:val="21"/>
-        </w:rPr>
-        <w:t>考核指标：</w:t>
-      </w:r>
-    </w:p>
-    <w:p>
-      <w:pPr>
-        <w:ind w:left="432"/>
-      </w:pPr>
-      <w:r>
-        <w:rPr>
-          <w:rFonts w:ascii="Microsoft YaHei" w:hAnsi="Microsoft YaHei" w:eastAsia="Microsoft YaHei"/>
-          <w:sz w:val="21"/>
-        </w:rPr>
-        <w:t>● 知识库完备率</w:t>
-      </w:r>
-    </w:p>
-    <w:p>
-      <w:pPr>
-        <w:ind w:left="432"/>
-      </w:pPr>
-      <w:r>
-        <w:rPr>
-          <w:rFonts w:ascii="Microsoft YaHei" w:hAnsi="Microsoft YaHei" w:eastAsia="Microsoft YaHei"/>
-          <w:sz w:val="21"/>
-        </w:rPr>
-        <w:t>● 应急响应时间</w:t>
-      </w:r>
-    </w:p>
-    <w:p>
-      <w:pPr>
-        <w:ind w:left="432"/>
-      </w:pPr>
-      <w:r>
-        <w:rPr>
-          <w:rFonts w:ascii="Microsoft YaHei" w:hAnsi="Microsoft YaHei" w:eastAsia="Microsoft YaHei"/>
-          <w:sz w:val="21"/>
-        </w:rPr>
-        <w:t>● 故障恢复时间</w:t>
-      </w:r>
-    </w:p>
-    <w:p>
-      <w:pPr>
-        <w:pStyle w:val="Heading3"/>
-        <w:jc w:val="left"/>
       </w:pPr>
       <w:r>
         <w:rPr>
@@ -844,49 +1195,7 @@
           <w:color w:val="2E5A4C"/>
           <w:sz w:val="24"/>
         </w:rPr>
-        <w:t>2.3 数据流转机制</w:t>
-      </w:r>
-    </w:p>
-    <w:p>
-      <w:pPr>
-        <w:spacing w:before="120" w:after="120"/>
-        <w:ind w:left="432"/>
-      </w:pPr>
-      <w:r>
-        <w:rPr>
-          <w:rFonts w:ascii="Courier New" w:hAnsi="Courier New"/>
-          <w:color w:val="646464"/>
-          <w:sz w:val="18"/>
-        </w:rPr>
-        <w:t>网格服务（服务前置）</w:t>
-        <w:br/>
-        <w:t xml:space="preserve">    ↓</w:t>
-        <w:br/>
-        <w:t>客户信息（重点客户、频繁停电客户、敏感客户）</w:t>
-        <w:br/>
-        <w:t xml:space="preserve">    ↓</w:t>
-        <w:br/>
-        <w:t>用电检查（信息前置）</w:t>
-        <w:br/>
-        <w:t xml:space="preserve">    ↓</w:t>
-        <w:br/>
-        <w:t>设备信息（配电房信息、隐患信息、设备参数）</w:t>
-        <w:br/>
-        <w:t xml:space="preserve">    ↓</w:t>
-        <w:br/>
-        <w:t>应急保供（资源前置）</w:t>
-        <w:br/>
-        <w:t xml:space="preserve">    ↓</w:t>
-        <w:br/>
-        <w:t>知识库（应急资源、接线图、接入点）</w:t>
-        <w:br/>
-        <w:t xml:space="preserve">    ↓</w:t>
-        <w:br/>
-        <w:t>提升信心（快速响应、快速恢复）</w:t>
-        <w:br/>
-        <w:t xml:space="preserve">    ↓</w:t>
-        <w:br/>
-        <w:t>网格服务（服务前置）← 形成闭环</w:t>
+        <w:t>极高优先级（必做）</w:t>
       </w:r>
     </w:p>
     <w:p>
@@ -898,7 +1207,7 @@
           <w:rFonts w:ascii="Microsoft YaHei" w:hAnsi="Microsoft YaHei" w:eastAsia="Microsoft YaHei"/>
           <w:sz w:val="21"/>
         </w:rPr>
-        <w:t>数据流转要点：</w:t>
+        <w:t>网格服务（服务前置）：</w:t>
       </w:r>
     </w:p>
     <w:p>
@@ -910,31 +1219,45 @@
           <w:rFonts w:ascii="Microsoft YaHei" w:hAnsi="Microsoft YaHei" w:eastAsia="Microsoft YaHei"/>
           <w:sz w:val="21"/>
         </w:rPr>
-        <w:t>1. 网格服务 → 用电检查</w:t>
-      </w:r>
-    </w:p>
-    <w:p>
-      <w:pPr>
-        <w:ind w:left="432"/>
+        <w:t>用电检查（信息前置）：</w:t>
+      </w:r>
+    </w:p>
+    <w:p>
+      <w:pPr>
+        <w:jc w:val="both"/>
       </w:pPr>
       <w:r>
         <w:rPr>
           <w:rFonts w:ascii="Microsoft YaHei" w:hAnsi="Microsoft YaHei" w:eastAsia="Microsoft YaHei"/>
           <w:sz w:val="21"/>
         </w:rPr>
-        <w:t>● 客户经理掌握的重点客户信息</w:t>
-      </w:r>
-    </w:p>
-    <w:p>
-      <w:pPr>
-        <w:ind w:left="432"/>
+        <w:t>应急保供（资源前置）：</w:t>
+      </w:r>
+    </w:p>
+    <w:p>
+      <w:pPr>
+        <w:pStyle w:val="Heading4"/>
+      </w:pPr>
+      <w:r>
+        <w:rPr>
+          <w:rFonts w:ascii="Microsoft YaHei" w:hAnsi="Microsoft YaHei" w:eastAsia="Microsoft YaHei"/>
+          <w:b/>
+          <w:color w:val="2E5A4C"/>
+          <w:sz w:val="24"/>
+        </w:rPr>
+        <w:t>高优先级（优先做）</w:t>
+      </w:r>
+    </w:p>
+    <w:p>
+      <w:pPr>
+        <w:jc w:val="both"/>
       </w:pPr>
       <w:r>
         <w:rPr>
           <w:rFonts w:ascii="Microsoft YaHei" w:hAnsi="Microsoft YaHei" w:eastAsia="Microsoft YaHei"/>
           <w:sz w:val="21"/>
         </w:rPr>
-        <w:t>● 支撑用电检查聚焦重点区域</w:t>
+        <w:t>网格服务：</w:t>
       </w:r>
     </w:p>
     <w:p>
@@ -946,31 +1269,59 @@
           <w:rFonts w:ascii="Microsoft YaHei" w:hAnsi="Microsoft YaHei" w:eastAsia="Microsoft YaHei"/>
           <w:sz w:val="21"/>
         </w:rPr>
-        <w:t>2. 用电检查 → 应急保供</w:t>
-      </w:r>
-    </w:p>
-    <w:p>
-      <w:pPr>
-        <w:ind w:left="432"/>
+        <w:t>用电检查：</w:t>
+      </w:r>
+    </w:p>
+    <w:p>
+      <w:pPr>
+        <w:pStyle w:val="Heading4"/>
+      </w:pPr>
+      <w:r>
+        <w:rPr>
+          <w:rFonts w:ascii="Microsoft YaHei" w:hAnsi="Microsoft YaHei" w:eastAsia="Microsoft YaHei"/>
+          <w:b/>
+          <w:color w:val="2E5A4C"/>
+          <w:sz w:val="24"/>
+        </w:rPr>
+        <w:t>中优先级（有余力做）</w:t>
+      </w:r>
+    </w:p>
+    <w:p>
+      <w:pPr>
+        <w:jc w:val="both"/>
       </w:pPr>
       <w:r>
         <w:rPr>
           <w:rFonts w:ascii="Microsoft YaHei" w:hAnsi="Microsoft YaHei" w:eastAsia="Microsoft YaHei"/>
           <w:sz w:val="21"/>
         </w:rPr>
-        <w:t>● 配电房设备信息和隐患信息</w:t>
-      </w:r>
-    </w:p>
-    <w:p>
-      <w:pPr>
-        <w:ind w:left="432"/>
+        <w:t>网格服务：</w:t>
+      </w:r>
+    </w:p>
+    <w:p>
+      <w:pPr>
+        <w:pStyle w:val="Heading3"/>
+      </w:pPr>
+      <w:r>
+        <w:rPr>
+          <w:rFonts w:ascii="Microsoft YaHei" w:hAnsi="Microsoft YaHei" w:eastAsia="Microsoft YaHei"/>
+          <w:b/>
+          <w:color w:val="2E5A4C"/>
+          <w:sz w:val="24"/>
+        </w:rPr>
+        <w:t>3.3 工作清单总览</w:t>
+      </w:r>
+    </w:p>
+    <w:p>
+      <w:pPr>
+        <w:jc w:val="both"/>
       </w:pPr>
       <w:r>
         <w:rPr>
           <w:rFonts w:ascii="Microsoft YaHei" w:hAnsi="Microsoft YaHei" w:eastAsia="Microsoft YaHei"/>
           <w:sz w:val="21"/>
         </w:rPr>
-        <w:t>● 支撑应急保供知识库建设</w:t>
+        <w:t>时间建议：</w:t>
       </w:r>
     </w:p>
     <w:p>
@@ -982,37 +1333,36 @@
           <w:rFonts w:ascii="Microsoft YaHei" w:hAnsi="Microsoft YaHei" w:eastAsia="Microsoft YaHei"/>
           <w:sz w:val="21"/>
         </w:rPr>
-        <w:t>3. 应急保供 → 网格服务</w:t>
-      </w:r>
-    </w:p>
-    <w:p>
-      <w:pPr>
-        <w:ind w:left="432"/>
+        <w:t>- 必做工作：2.5小时（核心工作）</w:t>
+      </w:r>
+    </w:p>
+    <w:p>
+      <w:pPr>
+        <w:jc w:val="both"/>
       </w:pPr>
       <w:r>
         <w:rPr>
           <w:rFonts w:ascii="Microsoft YaHei" w:hAnsi="Microsoft YaHei" w:eastAsia="Microsoft YaHei"/>
           <w:sz w:val="21"/>
         </w:rPr>
-        <w:t>● 应急资源和快速响应能力</w:t>
-      </w:r>
-    </w:p>
-    <w:p>
-      <w:pPr>
-        <w:ind w:left="432"/>
+        <w:t>- 优先工作：+45分钟（重要工作）</w:t>
+      </w:r>
+    </w:p>
+    <w:p>
+      <w:pPr>
+        <w:jc w:val="both"/>
       </w:pPr>
       <w:r>
         <w:rPr>
           <w:rFonts w:ascii="Microsoft YaHei" w:hAnsi="Microsoft YaHei" w:eastAsia="Microsoft YaHei"/>
           <w:sz w:val="21"/>
         </w:rPr>
-        <w:t>● 提升客户经理服务信心</w:t>
+        <w:t>- 全部工作：4小时（理想时长）</w:t>
       </w:r>
     </w:p>
     <w:p>
       <w:pPr>
         <w:pStyle w:val="Heading2"/>
-        <w:jc w:val="left"/>
       </w:pPr>
       <w:r>
         <w:rPr>
@@ -1027,7 +1377,6 @@
     <w:p>
       <w:pPr>
         <w:pStyle w:val="Heading3"/>
-        <w:jc w:val="left"/>
       </w:pPr>
       <w:r>
         <w:rPr>
@@ -1063,1157 +1412,6 @@
         <w:t>数据结构：</w:t>
       </w:r>
     </w:p>
-    <w:tbl>
-      <w:tblPr>
-        <w:tblStyle w:val="TableGrid"/>
-        <w:tblW w:type="auto" w:w="0"/>
-        <w:tblLook w:firstColumn="1" w:firstRow="1" w:lastColumn="0" w:lastRow="0" w:noHBand="0" w:noVBand="1" w:val="04A0"/>
-      </w:tblPr>
-      <w:tblGrid>
-        <w:gridCol w:w="1728"/>
-        <w:gridCol w:w="1728"/>
-        <w:gridCol w:w="1728"/>
-        <w:gridCol w:w="1728"/>
-        <w:gridCol w:w="1728"/>
-      </w:tblGrid>
-      <w:tr>
-        <w:tc>
-          <w:tcPr>
-            <w:tcW w:type="dxa" w:w="1728"/>
-          </w:tcPr>
-          <w:p>
-            <w:pPr>
-              <w:jc w:val="center"/>
-            </w:pPr>
-            <w:r>
-              <w:rPr>
-                <w:rFonts w:ascii="Microsoft YaHei" w:hAnsi="Microsoft YaHei" w:eastAsia="Microsoft YaHei"/>
-                <w:b/>
-                <w:sz w:val="20"/>
-              </w:rPr>
-              <w:t>字段</w:t>
-            </w:r>
-          </w:p>
-        </w:tc>
-        <w:tc>
-          <w:tcPr>
-            <w:tcW w:type="dxa" w:w="1728"/>
-          </w:tcPr>
-          <w:p>
-            <w:pPr>
-              <w:jc w:val="center"/>
-            </w:pPr>
-            <w:r>
-              <w:rPr>
-                <w:rFonts w:ascii="Microsoft YaHei" w:hAnsi="Microsoft YaHei" w:eastAsia="Microsoft YaHei"/>
-                <w:b/>
-                <w:sz w:val="20"/>
-              </w:rPr>
-              <w:t>类型</w:t>
-            </w:r>
-          </w:p>
-        </w:tc>
-        <w:tc>
-          <w:tcPr>
-            <w:tcW w:type="dxa" w:w="1728"/>
-          </w:tcPr>
-          <w:p>
-            <w:pPr>
-              <w:jc w:val="center"/>
-            </w:pPr>
-            <w:r>
-              <w:rPr>
-                <w:rFonts w:ascii="Microsoft YaHei" w:hAnsi="Microsoft YaHei" w:eastAsia="Microsoft YaHei"/>
-                <w:b/>
-                <w:sz w:val="20"/>
-              </w:rPr>
-              <w:t>来源</w:t>
-            </w:r>
-          </w:p>
-        </w:tc>
-        <w:tc>
-          <w:tcPr>
-            <w:tcW w:type="dxa" w:w="1728"/>
-          </w:tcPr>
-          <w:p>
-            <w:pPr>
-              <w:jc w:val="center"/>
-            </w:pPr>
-            <w:r>
-              <w:rPr>
-                <w:rFonts w:ascii="Microsoft YaHei" w:hAnsi="Microsoft YaHei" w:eastAsia="Microsoft YaHei"/>
-                <w:b/>
-                <w:sz w:val="20"/>
-              </w:rPr>
-              <w:t>更新频率</w:t>
-            </w:r>
-          </w:p>
-        </w:tc>
-        <w:tc>
-          <w:tcPr>
-            <w:tcW w:type="dxa" w:w="1728"/>
-          </w:tcPr>
-          <w:p>
-            <w:pPr>
-              <w:jc w:val="center"/>
-            </w:pPr>
-            <w:r>
-              <w:rPr>
-                <w:rFonts w:ascii="Microsoft YaHei" w:hAnsi="Microsoft YaHei" w:eastAsia="Microsoft YaHei"/>
-                <w:b/>
-                <w:sz w:val="20"/>
-              </w:rPr>
-              <w:t>用途</w:t>
-            </w:r>
-          </w:p>
-        </w:tc>
-      </w:tr>
-      <w:tr>
-        <w:tc>
-          <w:tcPr>
-            <w:tcW w:type="dxa" w:w="1728"/>
-          </w:tcPr>
-          <w:p>
-            <w:pPr>
-              <w:jc w:val="left"/>
-            </w:pPr>
-            <w:r>
-              <w:rPr>
-                <w:rFonts w:ascii="Microsoft YaHei" w:hAnsi="Microsoft YaHei" w:eastAsia="Microsoft YaHei"/>
-                <w:sz w:val="19"/>
-              </w:rPr>
-              <w:t>**客户编号**</w:t>
-            </w:r>
-          </w:p>
-        </w:tc>
-        <w:tc>
-          <w:tcPr>
-            <w:tcW w:type="dxa" w:w="1728"/>
-          </w:tcPr>
-          <w:p>
-            <w:pPr>
-              <w:jc w:val="left"/>
-            </w:pPr>
-            <w:r>
-              <w:rPr>
-                <w:rFonts w:ascii="Microsoft YaHei" w:hAnsi="Microsoft YaHei" w:eastAsia="Microsoft YaHei"/>
-                <w:sz w:val="19"/>
-              </w:rPr>
-              <w:t>文本</w:t>
-            </w:r>
-          </w:p>
-        </w:tc>
-        <w:tc>
-          <w:tcPr>
-            <w:tcW w:type="dxa" w:w="1728"/>
-          </w:tcPr>
-          <w:p>
-            <w:pPr>
-              <w:jc w:val="left"/>
-            </w:pPr>
-            <w:r>
-              <w:rPr>
-                <w:rFonts w:ascii="Microsoft YaHei" w:hAnsi="Microsoft YaHei" w:eastAsia="Microsoft YaHei"/>
-                <w:sz w:val="19"/>
-              </w:rPr>
-              <w:t>营销系统</w:t>
-            </w:r>
-          </w:p>
-        </w:tc>
-        <w:tc>
-          <w:tcPr>
-            <w:tcW w:type="dxa" w:w="1728"/>
-          </w:tcPr>
-          <w:p>
-            <w:pPr>
-              <w:jc w:val="left"/>
-            </w:pPr>
-            <w:r>
-              <w:rPr>
-                <w:rFonts w:ascii="Microsoft YaHei" w:hAnsi="Microsoft YaHei" w:eastAsia="Microsoft YaHei"/>
-                <w:sz w:val="19"/>
-              </w:rPr>
-              <w:t>实时</w:t>
-            </w:r>
-          </w:p>
-        </w:tc>
-        <w:tc>
-          <w:tcPr>
-            <w:tcW w:type="dxa" w:w="1728"/>
-          </w:tcPr>
-          <w:p>
-            <w:pPr>
-              <w:jc w:val="left"/>
-            </w:pPr>
-            <w:r>
-              <w:rPr>
-                <w:rFonts w:ascii="Microsoft YaHei" w:hAnsi="Microsoft YaHei" w:eastAsia="Microsoft YaHei"/>
-                <w:sz w:val="19"/>
-              </w:rPr>
-              <w:t>唯一标识</w:t>
-            </w:r>
-          </w:p>
-        </w:tc>
-      </w:tr>
-      <w:tr>
-        <w:tc>
-          <w:tcPr>
-            <w:tcW w:type="dxa" w:w="1728"/>
-          </w:tcPr>
-          <w:p>
-            <w:pPr>
-              <w:jc w:val="left"/>
-            </w:pPr>
-            <w:r>
-              <w:rPr>
-                <w:rFonts w:ascii="Microsoft YaHei" w:hAnsi="Microsoft YaHei" w:eastAsia="Microsoft YaHei"/>
-                <w:sz w:val="19"/>
-              </w:rPr>
-              <w:t>**客户名称**</w:t>
-            </w:r>
-          </w:p>
-        </w:tc>
-        <w:tc>
-          <w:tcPr>
-            <w:tcW w:type="dxa" w:w="1728"/>
-          </w:tcPr>
-          <w:p>
-            <w:pPr>
-              <w:jc w:val="left"/>
-            </w:pPr>
-            <w:r>
-              <w:rPr>
-                <w:rFonts w:ascii="Microsoft YaHei" w:hAnsi="Microsoft YaHei" w:eastAsia="Microsoft YaHei"/>
-                <w:sz w:val="19"/>
-              </w:rPr>
-              <w:t>文本</w:t>
-            </w:r>
-          </w:p>
-        </w:tc>
-        <w:tc>
-          <w:tcPr>
-            <w:tcW w:type="dxa" w:w="1728"/>
-          </w:tcPr>
-          <w:p>
-            <w:pPr>
-              <w:jc w:val="left"/>
-            </w:pPr>
-            <w:r>
-              <w:rPr>
-                <w:rFonts w:ascii="Microsoft YaHei" w:hAnsi="Microsoft YaHei" w:eastAsia="Microsoft YaHei"/>
-                <w:sz w:val="19"/>
-              </w:rPr>
-              <w:t>营销系统</w:t>
-            </w:r>
-          </w:p>
-        </w:tc>
-        <w:tc>
-          <w:tcPr>
-            <w:tcW w:type="dxa" w:w="1728"/>
-          </w:tcPr>
-          <w:p>
-            <w:pPr>
-              <w:jc w:val="left"/>
-            </w:pPr>
-            <w:r>
-              <w:rPr>
-                <w:rFonts w:ascii="Microsoft YaHei" w:hAnsi="Microsoft YaHei" w:eastAsia="Microsoft YaHei"/>
-                <w:sz w:val="19"/>
-              </w:rPr>
-              <w:t>实时</w:t>
-            </w:r>
-          </w:p>
-        </w:tc>
-        <w:tc>
-          <w:tcPr>
-            <w:tcW w:type="dxa" w:w="1728"/>
-          </w:tcPr>
-          <w:p>
-            <w:pPr>
-              <w:jc w:val="left"/>
-            </w:pPr>
-            <w:r>
-              <w:rPr>
-                <w:rFonts w:ascii="Microsoft YaHei" w:hAnsi="Microsoft YaHei" w:eastAsia="Microsoft YaHei"/>
-                <w:sz w:val="19"/>
-              </w:rPr>
-              <w:t>服务称呼</w:t>
-            </w:r>
-          </w:p>
-        </w:tc>
-      </w:tr>
-      <w:tr>
-        <w:tc>
-          <w:tcPr>
-            <w:tcW w:type="dxa" w:w="1728"/>
-          </w:tcPr>
-          <w:p>
-            <w:pPr>
-              <w:jc w:val="left"/>
-            </w:pPr>
-            <w:r>
-              <w:rPr>
-                <w:rFonts w:ascii="Microsoft YaHei" w:hAnsi="Microsoft YaHei" w:eastAsia="Microsoft YaHei"/>
-                <w:sz w:val="19"/>
-              </w:rPr>
-              <w:t>**联系电话**</w:t>
-            </w:r>
-          </w:p>
-        </w:tc>
-        <w:tc>
-          <w:tcPr>
-            <w:tcW w:type="dxa" w:w="1728"/>
-          </w:tcPr>
-          <w:p>
-            <w:pPr>
-              <w:jc w:val="left"/>
-            </w:pPr>
-            <w:r>
-              <w:rPr>
-                <w:rFonts w:ascii="Microsoft YaHei" w:hAnsi="Microsoft YaHei" w:eastAsia="Microsoft YaHei"/>
-                <w:sz w:val="19"/>
-              </w:rPr>
-              <w:t>文本</w:t>
-            </w:r>
-          </w:p>
-        </w:tc>
-        <w:tc>
-          <w:tcPr>
-            <w:tcW w:type="dxa" w:w="1728"/>
-          </w:tcPr>
-          <w:p>
-            <w:pPr>
-              <w:jc w:val="left"/>
-            </w:pPr>
-            <w:r>
-              <w:rPr>
-                <w:rFonts w:ascii="Microsoft YaHei" w:hAnsi="Microsoft YaHei" w:eastAsia="Microsoft YaHei"/>
-                <w:sz w:val="19"/>
-              </w:rPr>
-              <w:t>营销系统</w:t>
-            </w:r>
-          </w:p>
-        </w:tc>
-        <w:tc>
-          <w:tcPr>
-            <w:tcW w:type="dxa" w:w="1728"/>
-          </w:tcPr>
-          <w:p>
-            <w:pPr>
-              <w:jc w:val="left"/>
-            </w:pPr>
-            <w:r>
-              <w:rPr>
-                <w:rFonts w:ascii="Microsoft YaHei" w:hAnsi="Microsoft YaHei" w:eastAsia="Microsoft YaHei"/>
-                <w:sz w:val="19"/>
-              </w:rPr>
-              <w:t>实时</w:t>
-            </w:r>
-          </w:p>
-        </w:tc>
-        <w:tc>
-          <w:tcPr>
-            <w:tcW w:type="dxa" w:w="1728"/>
-          </w:tcPr>
-          <w:p>
-            <w:pPr>
-              <w:jc w:val="left"/>
-            </w:pPr>
-            <w:r>
-              <w:rPr>
-                <w:rFonts w:ascii="Microsoft YaHei" w:hAnsi="Microsoft YaHei" w:eastAsia="Microsoft YaHei"/>
-                <w:sz w:val="19"/>
-              </w:rPr>
-              <w:t>联系方式</w:t>
-            </w:r>
-          </w:p>
-        </w:tc>
-      </w:tr>
-      <w:tr>
-        <w:tc>
-          <w:tcPr>
-            <w:tcW w:type="dxa" w:w="1728"/>
-          </w:tcPr>
-          <w:p>
-            <w:pPr>
-              <w:jc w:val="left"/>
-            </w:pPr>
-            <w:r>
-              <w:rPr>
-                <w:rFonts w:ascii="Microsoft YaHei" w:hAnsi="Microsoft YaHei" w:eastAsia="Microsoft YaHei"/>
-                <w:sz w:val="19"/>
-              </w:rPr>
-              <w:t>**用电地址**</w:t>
-            </w:r>
-          </w:p>
-        </w:tc>
-        <w:tc>
-          <w:tcPr>
-            <w:tcW w:type="dxa" w:w="1728"/>
-          </w:tcPr>
-          <w:p>
-            <w:pPr>
-              <w:jc w:val="left"/>
-            </w:pPr>
-            <w:r>
-              <w:rPr>
-                <w:rFonts w:ascii="Microsoft YaHei" w:hAnsi="Microsoft YaHei" w:eastAsia="Microsoft YaHei"/>
-                <w:sz w:val="19"/>
-              </w:rPr>
-              <w:t>文本</w:t>
-            </w:r>
-          </w:p>
-        </w:tc>
-        <w:tc>
-          <w:tcPr>
-            <w:tcW w:type="dxa" w:w="1728"/>
-          </w:tcPr>
-          <w:p>
-            <w:pPr>
-              <w:jc w:val="left"/>
-            </w:pPr>
-            <w:r>
-              <w:rPr>
-                <w:rFonts w:ascii="Microsoft YaHei" w:hAnsi="Microsoft YaHei" w:eastAsia="Microsoft YaHei"/>
-                <w:sz w:val="19"/>
-              </w:rPr>
-              <w:t>营销系统</w:t>
-            </w:r>
-          </w:p>
-        </w:tc>
-        <w:tc>
-          <w:tcPr>
-            <w:tcW w:type="dxa" w:w="1728"/>
-          </w:tcPr>
-          <w:p>
-            <w:pPr>
-              <w:jc w:val="left"/>
-            </w:pPr>
-            <w:r>
-              <w:rPr>
-                <w:rFonts w:ascii="Microsoft YaHei" w:hAnsi="Microsoft YaHei" w:eastAsia="Microsoft YaHei"/>
-                <w:sz w:val="19"/>
-              </w:rPr>
-              <w:t>实时</w:t>
-            </w:r>
-          </w:p>
-        </w:tc>
-        <w:tc>
-          <w:tcPr>
-            <w:tcW w:type="dxa" w:w="1728"/>
-          </w:tcPr>
-          <w:p>
-            <w:pPr>
-              <w:jc w:val="left"/>
-            </w:pPr>
-            <w:r>
-              <w:rPr>
-                <w:rFonts w:ascii="Microsoft YaHei" w:hAnsi="Microsoft YaHei" w:eastAsia="Microsoft YaHei"/>
-                <w:sz w:val="19"/>
-              </w:rPr>
-              <w:t>服务地址</w:t>
-            </w:r>
-          </w:p>
-        </w:tc>
-      </w:tr>
-      <w:tr>
-        <w:tc>
-          <w:tcPr>
-            <w:tcW w:type="dxa" w:w="1728"/>
-          </w:tcPr>
-          <w:p>
-            <w:pPr>
-              <w:jc w:val="left"/>
-            </w:pPr>
-            <w:r>
-              <w:rPr>
-                <w:rFonts w:ascii="Microsoft YaHei" w:hAnsi="Microsoft YaHei" w:eastAsia="Microsoft YaHei"/>
-                <w:sz w:val="19"/>
-              </w:rPr>
-              <w:t>**客户类型**</w:t>
-            </w:r>
-          </w:p>
-        </w:tc>
-        <w:tc>
-          <w:tcPr>
-            <w:tcW w:type="dxa" w:w="1728"/>
-          </w:tcPr>
-          <w:p>
-            <w:pPr>
-              <w:jc w:val="left"/>
-            </w:pPr>
-            <w:r>
-              <w:rPr>
-                <w:rFonts w:ascii="Microsoft YaHei" w:hAnsi="Microsoft YaHei" w:eastAsia="Microsoft YaHei"/>
-                <w:sz w:val="19"/>
-              </w:rPr>
-              <w:t>选择</w:t>
-            </w:r>
-          </w:p>
-        </w:tc>
-        <w:tc>
-          <w:tcPr>
-            <w:tcW w:type="dxa" w:w="1728"/>
-          </w:tcPr>
-          <w:p>
-            <w:pPr>
-              <w:jc w:val="left"/>
-            </w:pPr>
-            <w:r>
-              <w:rPr>
-                <w:rFonts w:ascii="Microsoft YaHei" w:hAnsi="Microsoft YaHei" w:eastAsia="Microsoft YaHei"/>
-                <w:sz w:val="19"/>
-              </w:rPr>
-              <w:t>系统标记</w:t>
-            </w:r>
-          </w:p>
-        </w:tc>
-        <w:tc>
-          <w:tcPr>
-            <w:tcW w:type="dxa" w:w="1728"/>
-          </w:tcPr>
-          <w:p>
-            <w:pPr>
-              <w:jc w:val="left"/>
-            </w:pPr>
-            <w:r>
-              <w:rPr>
-                <w:rFonts w:ascii="Microsoft YaHei" w:hAnsi="Microsoft YaHei" w:eastAsia="Microsoft YaHei"/>
-                <w:sz w:val="19"/>
-              </w:rPr>
-              <w:t>动态</w:t>
-            </w:r>
-          </w:p>
-        </w:tc>
-        <w:tc>
-          <w:tcPr>
-            <w:tcW w:type="dxa" w:w="1728"/>
-          </w:tcPr>
-          <w:p>
-            <w:pPr>
-              <w:jc w:val="left"/>
-            </w:pPr>
-            <w:r>
-              <w:rPr>
-                <w:rFonts w:ascii="Microsoft YaHei" w:hAnsi="Microsoft YaHei" w:eastAsia="Microsoft YaHei"/>
-                <w:sz w:val="19"/>
-              </w:rPr>
-              <w:t>分类服务</w:t>
-            </w:r>
-          </w:p>
-        </w:tc>
-      </w:tr>
-      <w:tr>
-        <w:tc>
-          <w:tcPr>
-            <w:tcW w:type="dxa" w:w="1728"/>
-          </w:tcPr>
-          <w:p>
-            <w:pPr>
-              <w:jc w:val="left"/>
-            </w:pPr>
-            <w:r>
-              <w:rPr>
-                <w:rFonts w:ascii="Microsoft YaHei" w:hAnsi="Microsoft YaHei" w:eastAsia="Microsoft YaHei"/>
-                <w:sz w:val="19"/>
-              </w:rPr>
-              <w:t>**重要性等级**</w:t>
-            </w:r>
-          </w:p>
-        </w:tc>
-        <w:tc>
-          <w:tcPr>
-            <w:tcW w:type="dxa" w:w="1728"/>
-          </w:tcPr>
-          <w:p>
-            <w:pPr>
-              <w:jc w:val="left"/>
-            </w:pPr>
-            <w:r>
-              <w:rPr>
-                <w:rFonts w:ascii="Microsoft YaHei" w:hAnsi="Microsoft YaHei" w:eastAsia="Microsoft YaHei"/>
-                <w:sz w:val="19"/>
-              </w:rPr>
-              <w:t>选择</w:t>
-            </w:r>
-          </w:p>
-        </w:tc>
-        <w:tc>
-          <w:tcPr>
-            <w:tcW w:type="dxa" w:w="1728"/>
-          </w:tcPr>
-          <w:p>
-            <w:pPr>
-              <w:jc w:val="left"/>
-            </w:pPr>
-            <w:r>
-              <w:rPr>
-                <w:rFonts w:ascii="Microsoft YaHei" w:hAnsi="Microsoft YaHei" w:eastAsia="Microsoft YaHei"/>
-                <w:sz w:val="19"/>
-              </w:rPr>
-              <w:t>系统评估</w:t>
-            </w:r>
-          </w:p>
-        </w:tc>
-        <w:tc>
-          <w:tcPr>
-            <w:tcW w:type="dxa" w:w="1728"/>
-          </w:tcPr>
-          <w:p>
-            <w:pPr>
-              <w:jc w:val="left"/>
-            </w:pPr>
-            <w:r>
-              <w:rPr>
-                <w:rFonts w:ascii="Microsoft YaHei" w:hAnsi="Microsoft YaHei" w:eastAsia="Microsoft YaHei"/>
-                <w:sz w:val="19"/>
-              </w:rPr>
-              <w:t>动态</w:t>
-            </w:r>
-          </w:p>
-        </w:tc>
-        <w:tc>
-          <w:tcPr>
-            <w:tcW w:type="dxa" w:w="1728"/>
-          </w:tcPr>
-          <w:p>
-            <w:pPr>
-              <w:jc w:val="left"/>
-            </w:pPr>
-            <w:r>
-              <w:rPr>
-                <w:rFonts w:ascii="Microsoft YaHei" w:hAnsi="Microsoft YaHei" w:eastAsia="Microsoft YaHei"/>
-                <w:sz w:val="19"/>
-              </w:rPr>
-              <w:t>优先级判断</w:t>
-            </w:r>
-          </w:p>
-        </w:tc>
-      </w:tr>
-      <w:tr>
-        <w:tc>
-          <w:tcPr>
-            <w:tcW w:type="dxa" w:w="1728"/>
-          </w:tcPr>
-          <w:p>
-            <w:pPr>
-              <w:jc w:val="left"/>
-            </w:pPr>
-            <w:r>
-              <w:rPr>
-                <w:rFonts w:ascii="Microsoft YaHei" w:hAnsi="Microsoft YaHei" w:eastAsia="Microsoft YaHei"/>
-                <w:sz w:val="19"/>
-              </w:rPr>
-              <w:t>**敏感类型**</w:t>
-            </w:r>
-          </w:p>
-        </w:tc>
-        <w:tc>
-          <w:tcPr>
-            <w:tcW w:type="dxa" w:w="1728"/>
-          </w:tcPr>
-          <w:p>
-            <w:pPr>
-              <w:jc w:val="left"/>
-            </w:pPr>
-            <w:r>
-              <w:rPr>
-                <w:rFonts w:ascii="Microsoft YaHei" w:hAnsi="Microsoft YaHei" w:eastAsia="Microsoft YaHei"/>
-                <w:sz w:val="19"/>
-              </w:rPr>
-              <w:t>多选</w:t>
-            </w:r>
-          </w:p>
-        </w:tc>
-        <w:tc>
-          <w:tcPr>
-            <w:tcW w:type="dxa" w:w="1728"/>
-          </w:tcPr>
-          <w:p>
-            <w:pPr>
-              <w:jc w:val="left"/>
-            </w:pPr>
-            <w:r>
-              <w:rPr>
-                <w:rFonts w:ascii="Microsoft YaHei" w:hAnsi="Microsoft YaHei" w:eastAsia="Microsoft YaHei"/>
-                <w:sz w:val="19"/>
-              </w:rPr>
-              <w:t>系统标记</w:t>
-            </w:r>
-          </w:p>
-        </w:tc>
-        <w:tc>
-          <w:tcPr>
-            <w:tcW w:type="dxa" w:w="1728"/>
-          </w:tcPr>
-          <w:p>
-            <w:pPr>
-              <w:jc w:val="left"/>
-            </w:pPr>
-            <w:r>
-              <w:rPr>
-                <w:rFonts w:ascii="Microsoft YaHei" w:hAnsi="Microsoft YaHei" w:eastAsia="Microsoft YaHei"/>
-                <w:sz w:val="19"/>
-              </w:rPr>
-              <w:t>动态</w:t>
-            </w:r>
-          </w:p>
-        </w:tc>
-        <w:tc>
-          <w:tcPr>
-            <w:tcW w:type="dxa" w:w="1728"/>
-          </w:tcPr>
-          <w:p>
-            <w:pPr>
-              <w:jc w:val="left"/>
-            </w:pPr>
-            <w:r>
-              <w:rPr>
-                <w:rFonts w:ascii="Microsoft YaHei" w:hAnsi="Microsoft YaHei" w:eastAsia="Microsoft YaHei"/>
-                <w:sz w:val="19"/>
-              </w:rPr>
-              <w:t>服务策略</w:t>
-            </w:r>
-          </w:p>
-        </w:tc>
-      </w:tr>
-      <w:tr>
-        <w:tc>
-          <w:tcPr>
-            <w:tcW w:type="dxa" w:w="1728"/>
-          </w:tcPr>
-          <w:p>
-            <w:pPr>
-              <w:jc w:val="left"/>
-            </w:pPr>
-            <w:r>
-              <w:rPr>
-                <w:rFonts w:ascii="Microsoft YaHei" w:hAnsi="Microsoft YaHei" w:eastAsia="Microsoft YaHei"/>
-                <w:sz w:val="19"/>
-              </w:rPr>
-              <w:t>**停电次数（近12月）**</w:t>
-            </w:r>
-          </w:p>
-        </w:tc>
-        <w:tc>
-          <w:tcPr>
-            <w:tcW w:type="dxa" w:w="1728"/>
-          </w:tcPr>
-          <w:p>
-            <w:pPr>
-              <w:jc w:val="left"/>
-            </w:pPr>
-            <w:r>
-              <w:rPr>
-                <w:rFonts w:ascii="Microsoft YaHei" w:hAnsi="Microsoft YaHei" w:eastAsia="Microsoft YaHei"/>
-                <w:sz w:val="19"/>
-              </w:rPr>
-              <w:t>数字</w:t>
-            </w:r>
-          </w:p>
-        </w:tc>
-        <w:tc>
-          <w:tcPr>
-            <w:tcW w:type="dxa" w:w="1728"/>
-          </w:tcPr>
-          <w:p>
-            <w:pPr>
-              <w:jc w:val="left"/>
-            </w:pPr>
-            <w:r>
-              <w:rPr>
-                <w:rFonts w:ascii="Microsoft YaHei" w:hAnsi="Microsoft YaHei" w:eastAsia="Microsoft YaHei"/>
-                <w:sz w:val="19"/>
-              </w:rPr>
-              <w:t>PMS系统</w:t>
-            </w:r>
-          </w:p>
-        </w:tc>
-        <w:tc>
-          <w:tcPr>
-            <w:tcW w:type="dxa" w:w="1728"/>
-          </w:tcPr>
-          <w:p>
-            <w:pPr>
-              <w:jc w:val="left"/>
-            </w:pPr>
-            <w:r>
-              <w:rPr>
-                <w:rFonts w:ascii="Microsoft YaHei" w:hAnsi="Microsoft YaHei" w:eastAsia="Microsoft YaHei"/>
-                <w:sz w:val="19"/>
-              </w:rPr>
-              <w:t>每周</w:t>
-            </w:r>
-          </w:p>
-        </w:tc>
-        <w:tc>
-          <w:tcPr>
-            <w:tcW w:type="dxa" w:w="1728"/>
-          </w:tcPr>
-          <w:p>
-            <w:pPr>
-              <w:jc w:val="left"/>
-            </w:pPr>
-            <w:r>
-              <w:rPr>
-                <w:rFonts w:ascii="Microsoft YaHei" w:hAnsi="Microsoft YaHei" w:eastAsia="Microsoft YaHei"/>
-                <w:sz w:val="19"/>
-              </w:rPr>
-              <w:t>重点走访对象</w:t>
-            </w:r>
-          </w:p>
-        </w:tc>
-      </w:tr>
-      <w:tr>
-        <w:tc>
-          <w:tcPr>
-            <w:tcW w:type="dxa" w:w="1728"/>
-          </w:tcPr>
-          <w:p>
-            <w:pPr>
-              <w:jc w:val="left"/>
-            </w:pPr>
-            <w:r>
-              <w:rPr>
-                <w:rFonts w:ascii="Microsoft YaHei" w:hAnsi="Microsoft YaHei" w:eastAsia="Microsoft YaHei"/>
-                <w:sz w:val="19"/>
-              </w:rPr>
-              <w:t>**上次投诉时间**</w:t>
-            </w:r>
-          </w:p>
-        </w:tc>
-        <w:tc>
-          <w:tcPr>
-            <w:tcW w:type="dxa" w:w="1728"/>
-          </w:tcPr>
-          <w:p>
-            <w:pPr>
-              <w:jc w:val="left"/>
-            </w:pPr>
-            <w:r>
-              <w:rPr>
-                <w:rFonts w:ascii="Microsoft YaHei" w:hAnsi="Microsoft YaHei" w:eastAsia="Microsoft YaHei"/>
-                <w:sz w:val="19"/>
-              </w:rPr>
-              <w:t>日期</w:t>
-            </w:r>
-          </w:p>
-        </w:tc>
-        <w:tc>
-          <w:tcPr>
-            <w:tcW w:type="dxa" w:w="1728"/>
-          </w:tcPr>
-          <w:p>
-            <w:pPr>
-              <w:jc w:val="left"/>
-            </w:pPr>
-            <w:r>
-              <w:rPr>
-                <w:rFonts w:ascii="Microsoft YaHei" w:hAnsi="Microsoft YaHei" w:eastAsia="Microsoft YaHei"/>
-                <w:sz w:val="19"/>
-              </w:rPr>
-              <w:t>95598系统</w:t>
-            </w:r>
-          </w:p>
-        </w:tc>
-        <w:tc>
-          <w:tcPr>
-            <w:tcW w:type="dxa" w:w="1728"/>
-          </w:tcPr>
-          <w:p>
-            <w:pPr>
-              <w:jc w:val="left"/>
-            </w:pPr>
-            <w:r>
-              <w:rPr>
-                <w:rFonts w:ascii="Microsoft YaHei" w:hAnsi="Microsoft YaHei" w:eastAsia="Microsoft YaHei"/>
-                <w:sz w:val="19"/>
-              </w:rPr>
-              <w:t>实时</w:t>
-            </w:r>
-          </w:p>
-        </w:tc>
-        <w:tc>
-          <w:tcPr>
-            <w:tcW w:type="dxa" w:w="1728"/>
-          </w:tcPr>
-          <w:p>
-            <w:pPr>
-              <w:jc w:val="left"/>
-            </w:pPr>
-            <w:r>
-              <w:rPr>
-                <w:rFonts w:ascii="Microsoft YaHei" w:hAnsi="Microsoft YaHei" w:eastAsia="Microsoft YaHei"/>
-                <w:sz w:val="19"/>
-              </w:rPr>
-              <w:t>关注重点</w:t>
-            </w:r>
-          </w:p>
-        </w:tc>
-      </w:tr>
-      <w:tr>
-        <w:tc>
-          <w:tcPr>
-            <w:tcW w:type="dxa" w:w="1728"/>
-          </w:tcPr>
-          <w:p>
-            <w:pPr>
-              <w:jc w:val="left"/>
-            </w:pPr>
-            <w:r>
-              <w:rPr>
-                <w:rFonts w:ascii="Microsoft YaHei" w:hAnsi="Microsoft YaHei" w:eastAsia="Microsoft YaHei"/>
-                <w:sz w:val="19"/>
-              </w:rPr>
-              <w:t>**投诉次数（近12月）**</w:t>
-            </w:r>
-          </w:p>
-        </w:tc>
-        <w:tc>
-          <w:tcPr>
-            <w:tcW w:type="dxa" w:w="1728"/>
-          </w:tcPr>
-          <w:p>
-            <w:pPr>
-              <w:jc w:val="left"/>
-            </w:pPr>
-            <w:r>
-              <w:rPr>
-                <w:rFonts w:ascii="Microsoft YaHei" w:hAnsi="Microsoft YaHei" w:eastAsia="Microsoft YaHei"/>
-                <w:sz w:val="19"/>
-              </w:rPr>
-              <w:t>数字</w:t>
-            </w:r>
-          </w:p>
-        </w:tc>
-        <w:tc>
-          <w:tcPr>
-            <w:tcW w:type="dxa" w:w="1728"/>
-          </w:tcPr>
-          <w:p>
-            <w:pPr>
-              <w:jc w:val="left"/>
-            </w:pPr>
-            <w:r>
-              <w:rPr>
-                <w:rFonts w:ascii="Microsoft YaHei" w:hAnsi="Microsoft YaHei" w:eastAsia="Microsoft YaHei"/>
-                <w:sz w:val="19"/>
-              </w:rPr>
-              <w:t>95598系统</w:t>
-            </w:r>
-          </w:p>
-        </w:tc>
-        <w:tc>
-          <w:tcPr>
-            <w:tcW w:type="dxa" w:w="1728"/>
-          </w:tcPr>
-          <w:p>
-            <w:pPr>
-              <w:jc w:val="left"/>
-            </w:pPr>
-            <w:r>
-              <w:rPr>
-                <w:rFonts w:ascii="Microsoft YaHei" w:hAnsi="Microsoft YaHei" w:eastAsia="Microsoft YaHei"/>
-                <w:sz w:val="19"/>
-              </w:rPr>
-              <w:t>每周</w:t>
-            </w:r>
-          </w:p>
-        </w:tc>
-        <w:tc>
-          <w:tcPr>
-            <w:tcW w:type="dxa" w:w="1728"/>
-          </w:tcPr>
-          <w:p>
-            <w:pPr>
-              <w:jc w:val="left"/>
-            </w:pPr>
-            <w:r>
-              <w:rPr>
-                <w:rFonts w:ascii="Microsoft YaHei" w:hAnsi="Microsoft YaHei" w:eastAsia="Microsoft YaHei"/>
-                <w:sz w:val="19"/>
-              </w:rPr>
-              <w:t>关注重点</w:t>
-            </w:r>
-          </w:p>
-        </w:tc>
-      </w:tr>
-      <w:tr>
-        <w:tc>
-          <w:tcPr>
-            <w:tcW w:type="dxa" w:w="1728"/>
-          </w:tcPr>
-          <w:p>
-            <w:pPr>
-              <w:jc w:val="left"/>
-            </w:pPr>
-            <w:r>
-              <w:rPr>
-                <w:rFonts w:ascii="Microsoft YaHei" w:hAnsi="Microsoft YaHei" w:eastAsia="Microsoft YaHei"/>
-                <w:sz w:val="19"/>
-              </w:rPr>
-              <w:t>**上次驻点时间**</w:t>
-            </w:r>
-          </w:p>
-        </w:tc>
-        <w:tc>
-          <w:tcPr>
-            <w:tcW w:type="dxa" w:w="1728"/>
-          </w:tcPr>
-          <w:p>
-            <w:pPr>
-              <w:jc w:val="left"/>
-            </w:pPr>
-            <w:r>
-              <w:rPr>
-                <w:rFonts w:ascii="Microsoft YaHei" w:hAnsi="Microsoft YaHei" w:eastAsia="Microsoft YaHei"/>
-                <w:sz w:val="19"/>
-              </w:rPr>
-              <w:t>日期</w:t>
-            </w:r>
-          </w:p>
-        </w:tc>
-        <w:tc>
-          <w:tcPr>
-            <w:tcW w:type="dxa" w:w="1728"/>
-          </w:tcPr>
-          <w:p>
-            <w:pPr>
-              <w:jc w:val="left"/>
-            </w:pPr>
-            <w:r>
-              <w:rPr>
-                <w:rFonts w:ascii="Microsoft YaHei" w:hAnsi="Microsoft YaHei" w:eastAsia="Microsoft YaHei"/>
-                <w:sz w:val="19"/>
-              </w:rPr>
-              <w:t>驻点记录</w:t>
-            </w:r>
-          </w:p>
-        </w:tc>
-        <w:tc>
-          <w:tcPr>
-            <w:tcW w:type="dxa" w:w="1728"/>
-          </w:tcPr>
-          <w:p>
-            <w:pPr>
-              <w:jc w:val="left"/>
-            </w:pPr>
-            <w:r>
-              <w:rPr>
-                <w:rFonts w:ascii="Microsoft YaHei" w:hAnsi="Microsoft YaHei" w:eastAsia="Microsoft YaHei"/>
-                <w:sz w:val="19"/>
-              </w:rPr>
-              <w:t>每次驻点后</w:t>
-            </w:r>
-          </w:p>
-        </w:tc>
-        <w:tc>
-          <w:tcPr>
-            <w:tcW w:type="dxa" w:w="1728"/>
-          </w:tcPr>
-          <w:p>
-            <w:pPr>
-              <w:jc w:val="left"/>
-            </w:pPr>
-            <w:r>
-              <w:rPr>
-                <w:rFonts w:ascii="Microsoft YaHei" w:hAnsi="Microsoft YaHei" w:eastAsia="Microsoft YaHei"/>
-                <w:sz w:val="19"/>
-              </w:rPr>
-              <w:t>频次控制</w:t>
-            </w:r>
-          </w:p>
-        </w:tc>
-      </w:tr>
-      <w:tr>
-        <w:tc>
-          <w:tcPr>
-            <w:tcW w:type="dxa" w:w="1728"/>
-          </w:tcPr>
-          <w:p>
-            <w:pPr>
-              <w:jc w:val="left"/>
-            </w:pPr>
-            <w:r>
-              <w:rPr>
-                <w:rFonts w:ascii="Microsoft YaHei" w:hAnsi="Microsoft YaHei" w:eastAsia="Microsoft YaHei"/>
-                <w:sz w:val="19"/>
-              </w:rPr>
-              <w:t>**备注**</w:t>
-            </w:r>
-          </w:p>
-        </w:tc>
-        <w:tc>
-          <w:tcPr>
-            <w:tcW w:type="dxa" w:w="1728"/>
-          </w:tcPr>
-          <w:p>
-            <w:pPr>
-              <w:jc w:val="left"/>
-            </w:pPr>
-            <w:r>
-              <w:rPr>
-                <w:rFonts w:ascii="Microsoft YaHei" w:hAnsi="Microsoft YaHei" w:eastAsia="Microsoft YaHei"/>
-                <w:sz w:val="19"/>
-              </w:rPr>
-              <w:t>文本</w:t>
-            </w:r>
-          </w:p>
-        </w:tc>
-        <w:tc>
-          <w:tcPr>
-            <w:tcW w:type="dxa" w:w="1728"/>
-          </w:tcPr>
-          <w:p>
-            <w:pPr>
-              <w:jc w:val="left"/>
-            </w:pPr>
-            <w:r>
-              <w:rPr>
-                <w:rFonts w:ascii="Microsoft YaHei" w:hAnsi="Microsoft YaHei" w:eastAsia="Microsoft YaHei"/>
-                <w:sz w:val="19"/>
-              </w:rPr>
-              <w:t>手工录入</w:t>
-            </w:r>
-          </w:p>
-        </w:tc>
-        <w:tc>
-          <w:tcPr>
-            <w:tcW w:type="dxa" w:w="1728"/>
-          </w:tcPr>
-          <w:p>
-            <w:pPr>
-              <w:jc w:val="left"/>
-            </w:pPr>
-            <w:r>
-              <w:rPr>
-                <w:rFonts w:ascii="Microsoft YaHei" w:hAnsi="Microsoft YaHei" w:eastAsia="Microsoft YaHei"/>
-                <w:sz w:val="19"/>
-              </w:rPr>
-              <w:t>动态</w:t>
-            </w:r>
-          </w:p>
-        </w:tc>
-        <w:tc>
-          <w:tcPr>
-            <w:tcW w:type="dxa" w:w="1728"/>
-          </w:tcPr>
-          <w:p>
-            <w:pPr>
-              <w:jc w:val="left"/>
-            </w:pPr>
-            <w:r>
-              <w:rPr>
-                <w:rFonts w:ascii="Microsoft YaHei" w:hAnsi="Microsoft YaHei" w:eastAsia="Microsoft YaHei"/>
-                <w:sz w:val="19"/>
-              </w:rPr>
-              <w:t>特殊说明</w:t>
-            </w:r>
-          </w:p>
-        </w:tc>
-      </w:tr>
-    </w:tbl>
-    <w:p/>
     <w:p>
       <w:pPr>
         <w:jc w:val="both"/>
@@ -2226,344 +1424,9 @@
         <w:t>客户类型定义：</w:t>
       </w:r>
     </w:p>
-    <w:tbl>
-      <w:tblPr>
-        <w:tblStyle w:val="TableGrid"/>
-        <w:tblW w:type="auto" w:w="0"/>
-        <w:tblLook w:firstColumn="1" w:firstRow="1" w:lastColumn="0" w:lastRow="0" w:noHBand="0" w:noVBand="1" w:val="04A0"/>
-      </w:tblPr>
-      <w:tblGrid>
-        <w:gridCol w:w="2880"/>
-        <w:gridCol w:w="2880"/>
-        <w:gridCol w:w="2880"/>
-      </w:tblGrid>
-      <w:tr>
-        <w:tc>
-          <w:tcPr>
-            <w:tcW w:type="dxa" w:w="2880"/>
-          </w:tcPr>
-          <w:p>
-            <w:pPr>
-              <w:jc w:val="center"/>
-            </w:pPr>
-            <w:r>
-              <w:rPr>
-                <w:rFonts w:ascii="Microsoft YaHei" w:hAnsi="Microsoft YaHei" w:eastAsia="Microsoft YaHei"/>
-                <w:b/>
-                <w:sz w:val="20"/>
-              </w:rPr>
-              <w:t>类型</w:t>
-            </w:r>
-          </w:p>
-        </w:tc>
-        <w:tc>
-          <w:tcPr>
-            <w:tcW w:type="dxa" w:w="2880"/>
-          </w:tcPr>
-          <w:p>
-            <w:pPr>
-              <w:jc w:val="center"/>
-            </w:pPr>
-            <w:r>
-              <w:rPr>
-                <w:rFonts w:ascii="Microsoft YaHei" w:hAnsi="Microsoft YaHei" w:eastAsia="Microsoft YaHei"/>
-                <w:b/>
-                <w:sz w:val="20"/>
-              </w:rPr>
-              <w:t>定义</w:t>
-            </w:r>
-          </w:p>
-        </w:tc>
-        <w:tc>
-          <w:tcPr>
-            <w:tcW w:type="dxa" w:w="2880"/>
-          </w:tcPr>
-          <w:p>
-            <w:pPr>
-              <w:jc w:val="center"/>
-            </w:pPr>
-            <w:r>
-              <w:rPr>
-                <w:rFonts w:ascii="Microsoft YaHei" w:hAnsi="Microsoft YaHei" w:eastAsia="Microsoft YaHei"/>
-                <w:b/>
-                <w:sz w:val="20"/>
-              </w:rPr>
-              <w:t>服务重点</w:t>
-            </w:r>
-          </w:p>
-        </w:tc>
-      </w:tr>
-      <w:tr>
-        <w:tc>
-          <w:tcPr>
-            <w:tcW w:type="dxa" w:w="2880"/>
-          </w:tcPr>
-          <w:p>
-            <w:pPr>
-              <w:jc w:val="left"/>
-            </w:pPr>
-            <w:r>
-              <w:rPr>
-                <w:rFonts w:ascii="Microsoft YaHei" w:hAnsi="Microsoft YaHei" w:eastAsia="Microsoft YaHei"/>
-                <w:sz w:val="19"/>
-              </w:rPr>
-              <w:t>**重要客户**</w:t>
-            </w:r>
-          </w:p>
-        </w:tc>
-        <w:tc>
-          <w:tcPr>
-            <w:tcW w:type="dxa" w:w="2880"/>
-          </w:tcPr>
-          <w:p>
-            <w:pPr>
-              <w:jc w:val="left"/>
-            </w:pPr>
-            <w:r>
-              <w:rPr>
-                <w:rFonts w:ascii="Microsoft YaHei" w:hAnsi="Microsoft YaHei" w:eastAsia="Microsoft YaHei"/>
-                <w:sz w:val="19"/>
-              </w:rPr>
-              <w:t>重要电力用户（医院、学校、政府等）</w:t>
-            </w:r>
-          </w:p>
-        </w:tc>
-        <w:tc>
-          <w:tcPr>
-            <w:tcW w:type="dxa" w:w="2880"/>
-          </w:tcPr>
-          <w:p>
-            <w:pPr>
-              <w:jc w:val="left"/>
-            </w:pPr>
-            <w:r>
-              <w:rPr>
-                <w:rFonts w:ascii="Microsoft YaHei" w:hAnsi="Microsoft YaHei" w:eastAsia="Microsoft YaHei"/>
-                <w:sz w:val="19"/>
-              </w:rPr>
-              <w:t>优先服务、重点保障</w:t>
-            </w:r>
-          </w:p>
-        </w:tc>
-      </w:tr>
-      <w:tr>
-        <w:tc>
-          <w:tcPr>
-            <w:tcW w:type="dxa" w:w="2880"/>
-          </w:tcPr>
-          <w:p>
-            <w:pPr>
-              <w:jc w:val="left"/>
-            </w:pPr>
-            <w:r>
-              <w:rPr>
-                <w:rFonts w:ascii="Microsoft YaHei" w:hAnsi="Microsoft YaHei" w:eastAsia="Microsoft YaHei"/>
-                <w:sz w:val="19"/>
-              </w:rPr>
-              <w:t>**敏感客户**</w:t>
-            </w:r>
-          </w:p>
-        </w:tc>
-        <w:tc>
-          <w:tcPr>
-            <w:tcW w:type="dxa" w:w="2880"/>
-          </w:tcPr>
-          <w:p>
-            <w:pPr>
-              <w:jc w:val="left"/>
-            </w:pPr>
-            <w:r>
-              <w:rPr>
-                <w:rFonts w:ascii="Microsoft YaHei" w:hAnsi="Microsoft YaHei" w:eastAsia="Microsoft YaHei"/>
-                <w:sz w:val="19"/>
-              </w:rPr>
-              <w:t>近期有投诉或诉求的客户</w:t>
-            </w:r>
-          </w:p>
-        </w:tc>
-        <w:tc>
-          <w:tcPr>
-            <w:tcW w:type="dxa" w:w="2880"/>
-          </w:tcPr>
-          <w:p>
-            <w:pPr>
-              <w:jc w:val="left"/>
-            </w:pPr>
-            <w:r>
-              <w:rPr>
-                <w:rFonts w:ascii="Microsoft YaHei" w:hAnsi="Microsoft YaHei" w:eastAsia="Microsoft YaHei"/>
-                <w:sz w:val="19"/>
-              </w:rPr>
-              <w:t>关注感受、主动沟通</w:t>
-            </w:r>
-          </w:p>
-        </w:tc>
-      </w:tr>
-      <w:tr>
-        <w:tc>
-          <w:tcPr>
-            <w:tcW w:type="dxa" w:w="2880"/>
-          </w:tcPr>
-          <w:p>
-            <w:pPr>
-              <w:jc w:val="left"/>
-            </w:pPr>
-            <w:r>
-              <w:rPr>
-                <w:rFonts w:ascii="Microsoft YaHei" w:hAnsi="Microsoft YaHei" w:eastAsia="Microsoft YaHei"/>
-                <w:sz w:val="19"/>
-              </w:rPr>
-              <w:t>**频繁停电客户**</w:t>
-            </w:r>
-          </w:p>
-        </w:tc>
-        <w:tc>
-          <w:tcPr>
-            <w:tcW w:type="dxa" w:w="2880"/>
-          </w:tcPr>
-          <w:p>
-            <w:pPr>
-              <w:jc w:val="left"/>
-            </w:pPr>
-            <w:r>
-              <w:rPr>
-                <w:rFonts w:ascii="Microsoft YaHei" w:hAnsi="Microsoft YaHei" w:eastAsia="Microsoft YaHei"/>
-                <w:sz w:val="19"/>
-              </w:rPr>
-              <w:t>近12月停电次数≥3次的客户</w:t>
-            </w:r>
-          </w:p>
-        </w:tc>
-        <w:tc>
-          <w:tcPr>
-            <w:tcW w:type="dxa" w:w="2880"/>
-          </w:tcPr>
-          <w:p>
-            <w:pPr>
-              <w:jc w:val="left"/>
-            </w:pPr>
-            <w:r>
-              <w:rPr>
-                <w:rFonts w:ascii="Microsoft YaHei" w:hAnsi="Microsoft YaHei" w:eastAsia="Microsoft YaHei"/>
-                <w:sz w:val="19"/>
-              </w:rPr>
-              <w:t>解释说明、优先抢修</w:t>
-            </w:r>
-          </w:p>
-        </w:tc>
-      </w:tr>
-      <w:tr>
-        <w:tc>
-          <w:tcPr>
-            <w:tcW w:type="dxa" w:w="2880"/>
-          </w:tcPr>
-          <w:p>
-            <w:pPr>
-              <w:jc w:val="left"/>
-            </w:pPr>
-            <w:r>
-              <w:rPr>
-                <w:rFonts w:ascii="Microsoft YaHei" w:hAnsi="Microsoft YaHei" w:eastAsia="Microsoft YaHei"/>
-                <w:sz w:val="19"/>
-              </w:rPr>
-              <w:t>**特殊群体**</w:t>
-            </w:r>
-          </w:p>
-        </w:tc>
-        <w:tc>
-          <w:tcPr>
-            <w:tcW w:type="dxa" w:w="2880"/>
-          </w:tcPr>
-          <w:p>
-            <w:pPr>
-              <w:jc w:val="left"/>
-            </w:pPr>
-            <w:r>
-              <w:rPr>
-                <w:rFonts w:ascii="Microsoft YaHei" w:hAnsi="Microsoft YaHei" w:eastAsia="Microsoft YaHei"/>
-                <w:sz w:val="19"/>
-              </w:rPr>
-              <w:t>老人、残疾人等特殊群体</w:t>
-            </w:r>
-          </w:p>
-        </w:tc>
-        <w:tc>
-          <w:tcPr>
-            <w:tcW w:type="dxa" w:w="2880"/>
-          </w:tcPr>
-          <w:p>
-            <w:pPr>
-              <w:jc w:val="left"/>
-            </w:pPr>
-            <w:r>
-              <w:rPr>
-                <w:rFonts w:ascii="Microsoft YaHei" w:hAnsi="Microsoft YaHei" w:eastAsia="Microsoft YaHei"/>
-                <w:sz w:val="19"/>
-              </w:rPr>
-              <w:t>上门服务、亲情关怀</w:t>
-            </w:r>
-          </w:p>
-        </w:tc>
-      </w:tr>
-      <w:tr>
-        <w:tc>
-          <w:tcPr>
-            <w:tcW w:type="dxa" w:w="2880"/>
-          </w:tcPr>
-          <w:p>
-            <w:pPr>
-              <w:jc w:val="left"/>
-            </w:pPr>
-            <w:r>
-              <w:rPr>
-                <w:rFonts w:ascii="Microsoft YaHei" w:hAnsi="Microsoft YaHei" w:eastAsia="Microsoft YaHei"/>
-                <w:sz w:val="19"/>
-              </w:rPr>
-              <w:t>**普通客户**</w:t>
-            </w:r>
-          </w:p>
-        </w:tc>
-        <w:tc>
-          <w:tcPr>
-            <w:tcW w:type="dxa" w:w="2880"/>
-          </w:tcPr>
-          <w:p>
-            <w:pPr>
-              <w:jc w:val="left"/>
-            </w:pPr>
-            <w:r>
-              <w:rPr>
-                <w:rFonts w:ascii="Microsoft YaHei" w:hAnsi="Microsoft YaHei" w:eastAsia="Microsoft YaHei"/>
-                <w:sz w:val="19"/>
-              </w:rPr>
-              <w:t>其他客户</w:t>
-            </w:r>
-          </w:p>
-        </w:tc>
-        <w:tc>
-          <w:tcPr>
-            <w:tcW w:type="dxa" w:w="2880"/>
-          </w:tcPr>
-          <w:p>
-            <w:pPr>
-              <w:jc w:val="left"/>
-            </w:pPr>
-            <w:r>
-              <w:rPr>
-                <w:rFonts w:ascii="Microsoft YaHei" w:hAnsi="Microsoft YaHei" w:eastAsia="Microsoft YaHei"/>
-                <w:sz w:val="19"/>
-              </w:rPr>
-              <w:t>标准服务</w:t>
-            </w:r>
-          </w:p>
-        </w:tc>
-      </w:tr>
-    </w:tbl>
-    <w:p/>
     <w:p>
       <w:pPr>
         <w:pStyle w:val="Heading3"/>
-        <w:jc w:val="left"/>
       </w:pPr>
       <w:r>
         <w:rPr>
@@ -2601,14 +1464,12 @@
     </w:p>
     <w:p>
       <w:pPr>
-        <w:spacing w:before="120" w:after="120"/>
-        <w:ind w:left="432"/>
-      </w:pPr>
-      <w:r>
-        <w:rPr>
-          <w:rFonts w:ascii="Courier New" w:hAnsi="Courier New"/>
-          <w:color w:val="646464"/>
-          <w:sz w:val="18"/>
+        <w:jc w:val="both"/>
+      </w:pPr>
+      <w:r>
+        <w:rPr>
+          <w:rFonts w:ascii="Microsoft YaHei" w:hAnsi="Microsoft YaHei" w:eastAsia="Microsoft YaHei"/>
+          <w:sz w:val="21"/>
         </w:rPr>
         <w:t>驻点信息推送单</w:t>
         <w:br/>
@@ -2693,32 +1554,31 @@
     </w:p>
     <w:p>
       <w:pPr>
-        <w:ind w:left="432"/>
+        <w:jc w:val="both"/>
       </w:pPr>
       <w:r>
         <w:rPr>
           <w:rFonts w:ascii="Microsoft YaHei" w:hAnsi="Microsoft YaHei" w:eastAsia="Microsoft YaHei"/>
           <w:sz w:val="21"/>
         </w:rPr>
-        <w:t>● 企业微信：推送给客户经理</w:t>
-      </w:r>
-    </w:p>
-    <w:p>
-      <w:pPr>
-        <w:ind w:left="432"/>
+        <w:t>- 企业微信：推送给客户经理</w:t>
+      </w:r>
+    </w:p>
+    <w:p>
+      <w:pPr>
+        <w:jc w:val="both"/>
       </w:pPr>
       <w:r>
         <w:rPr>
           <w:rFonts w:ascii="Microsoft YaHei" w:hAnsi="Microsoft YaHei" w:eastAsia="Microsoft YaHei"/>
           <w:sz w:val="21"/>
         </w:rPr>
-        <w:t>● WPS多维表：同步到驻点工作台账</w:t>
+        <w:t>- WPS多维表：同步到驻点工作台账</w:t>
       </w:r>
     </w:p>
     <w:p>
       <w:pPr>
         <w:pStyle w:val="Heading3"/>
-        <w:jc w:val="left"/>
       </w:pPr>
       <w:r>
         <w:rPr>
@@ -2756,38 +1616,38 @@
     </w:p>
     <w:p>
       <w:pPr>
-        <w:ind w:left="432"/>
+        <w:jc w:val="both"/>
       </w:pPr>
       <w:r>
         <w:rPr>
           <w:rFonts w:ascii="Microsoft YaHei" w:hAnsi="Microsoft YaHei" w:eastAsia="Microsoft YaHei"/>
           <w:sz w:val="21"/>
         </w:rPr>
-        <w:t>● 企业微信小程序</w:t>
-      </w:r>
-    </w:p>
-    <w:p>
-      <w:pPr>
-        <w:ind w:left="432"/>
+        <w:t>- 企业微信小程序</w:t>
+      </w:r>
+    </w:p>
+    <w:p>
+      <w:pPr>
+        <w:jc w:val="both"/>
       </w:pPr>
       <w:r>
         <w:rPr>
           <w:rFonts w:ascii="Microsoft YaHei" w:hAnsi="Microsoft YaHei" w:eastAsia="Microsoft YaHei"/>
           <w:sz w:val="21"/>
         </w:rPr>
-        <w:t>● WPS多维表移动端</w:t>
-      </w:r>
-    </w:p>
-    <w:p>
-      <w:pPr>
-        <w:ind w:left="432"/>
+        <w:t>- WPS多维表移动端</w:t>
+      </w:r>
+    </w:p>
+    <w:p>
+      <w:pPr>
+        <w:jc w:val="both"/>
       </w:pPr>
       <w:r>
         <w:rPr>
           <w:rFonts w:ascii="Microsoft YaHei" w:hAnsi="Microsoft YaHei" w:eastAsia="Microsoft YaHei"/>
           <w:sz w:val="21"/>
         </w:rPr>
-        <w:t>● 扫码查询（小区二维码）</w:t>
+        <w:t>- 扫码查询（小区二维码）</w:t>
       </w:r>
     </w:p>
     <w:p>
@@ -2802,287 +1662,6 @@
         <w:t>查询功能：</w:t>
       </w:r>
     </w:p>
-    <w:tbl>
-      <w:tblPr>
-        <w:tblStyle w:val="TableGrid"/>
-        <w:tblW w:type="auto" w:w="0"/>
-        <w:tblLook w:firstColumn="1" w:firstRow="1" w:lastColumn="0" w:lastRow="0" w:noHBand="0" w:noVBand="1" w:val="04A0"/>
-      </w:tblPr>
-      <w:tblGrid>
-        <w:gridCol w:w="2880"/>
-        <w:gridCol w:w="2880"/>
-        <w:gridCol w:w="2880"/>
-      </w:tblGrid>
-      <w:tr>
-        <w:tc>
-          <w:tcPr>
-            <w:tcW w:type="dxa" w:w="2880"/>
-          </w:tcPr>
-          <w:p>
-            <w:pPr>
-              <w:jc w:val="center"/>
-            </w:pPr>
-            <w:r>
-              <w:rPr>
-                <w:rFonts w:ascii="Microsoft YaHei" w:hAnsi="Microsoft YaHei" w:eastAsia="Microsoft YaHei"/>
-                <w:b/>
-                <w:sz w:val="20"/>
-              </w:rPr>
-              <w:t>功能</w:t>
-            </w:r>
-          </w:p>
-        </w:tc>
-        <w:tc>
-          <w:tcPr>
-            <w:tcW w:type="dxa" w:w="2880"/>
-          </w:tcPr>
-          <w:p>
-            <w:pPr>
-              <w:jc w:val="center"/>
-            </w:pPr>
-            <w:r>
-              <w:rPr>
-                <w:rFonts w:ascii="Microsoft YaHei" w:hAnsi="Microsoft YaHei" w:eastAsia="Microsoft YaHei"/>
-                <w:b/>
-                <w:sz w:val="20"/>
-              </w:rPr>
-              <w:t>查询内容</w:t>
-            </w:r>
-          </w:p>
-        </w:tc>
-        <w:tc>
-          <w:tcPr>
-            <w:tcW w:type="dxa" w:w="2880"/>
-          </w:tcPr>
-          <w:p>
-            <w:pPr>
-              <w:jc w:val="center"/>
-            </w:pPr>
-            <w:r>
-              <w:rPr>
-                <w:rFonts w:ascii="Microsoft YaHei" w:hAnsi="Microsoft YaHei" w:eastAsia="Microsoft YaHei"/>
-                <w:b/>
-                <w:sz w:val="20"/>
-              </w:rPr>
-              <w:t>用途</w:t>
-            </w:r>
-          </w:p>
-        </w:tc>
-      </w:tr>
-      <w:tr>
-        <w:tc>
-          <w:tcPr>
-            <w:tcW w:type="dxa" w:w="2880"/>
-          </w:tcPr>
-          <w:p>
-            <w:pPr>
-              <w:jc w:val="left"/>
-            </w:pPr>
-            <w:r>
-              <w:rPr>
-                <w:rFonts w:ascii="Microsoft YaHei" w:hAnsi="Microsoft YaHei" w:eastAsia="Microsoft YaHei"/>
-                <w:sz w:val="19"/>
-              </w:rPr>
-              <w:t>**客户信息查询**</w:t>
-            </w:r>
-          </w:p>
-        </w:tc>
-        <w:tc>
-          <w:tcPr>
-            <w:tcW w:type="dxa" w:w="2880"/>
-          </w:tcPr>
-          <w:p>
-            <w:pPr>
-              <w:jc w:val="left"/>
-            </w:pPr>
-            <w:r>
-              <w:rPr>
-                <w:rFonts w:ascii="Microsoft YaHei" w:hAnsi="Microsoft YaHei" w:eastAsia="Microsoft YaHei"/>
-                <w:sz w:val="19"/>
-              </w:rPr>
-              <w:t>客户基本信息、用电信息、服务记录</w:t>
-            </w:r>
-          </w:p>
-        </w:tc>
-        <w:tc>
-          <w:tcPr>
-            <w:tcW w:type="dxa" w:w="2880"/>
-          </w:tcPr>
-          <w:p>
-            <w:pPr>
-              <w:jc w:val="left"/>
-            </w:pPr>
-            <w:r>
-              <w:rPr>
-                <w:rFonts w:ascii="Microsoft YaHei" w:hAnsi="Microsoft YaHei" w:eastAsia="Microsoft YaHei"/>
-                <w:sz w:val="19"/>
-              </w:rPr>
-              <w:t>快速了解客户</w:t>
-            </w:r>
-          </w:p>
-        </w:tc>
-      </w:tr>
-      <w:tr>
-        <w:tc>
-          <w:tcPr>
-            <w:tcW w:type="dxa" w:w="2880"/>
-          </w:tcPr>
-          <w:p>
-            <w:pPr>
-              <w:jc w:val="left"/>
-            </w:pPr>
-            <w:r>
-              <w:rPr>
-                <w:rFonts w:ascii="Microsoft YaHei" w:hAnsi="Microsoft YaHei" w:eastAsia="Microsoft YaHei"/>
-                <w:sz w:val="19"/>
-              </w:rPr>
-              <w:t>**停电信息查询**</w:t>
-            </w:r>
-          </w:p>
-        </w:tc>
-        <w:tc>
-          <w:tcPr>
-            <w:tcW w:type="dxa" w:w="2880"/>
-          </w:tcPr>
-          <w:p>
-            <w:pPr>
-              <w:jc w:val="left"/>
-            </w:pPr>
-            <w:r>
-              <w:rPr>
-                <w:rFonts w:ascii="Microsoft YaHei" w:hAnsi="Microsoft YaHei" w:eastAsia="Microsoft YaHei"/>
-                <w:sz w:val="19"/>
-              </w:rPr>
-              <w:t>计划停电、故障停电历史</w:t>
-            </w:r>
-          </w:p>
-        </w:tc>
-        <w:tc>
-          <w:tcPr>
-            <w:tcW w:type="dxa" w:w="2880"/>
-          </w:tcPr>
-          <w:p>
-            <w:pPr>
-              <w:jc w:val="left"/>
-            </w:pPr>
-            <w:r>
-              <w:rPr>
-                <w:rFonts w:ascii="Microsoft YaHei" w:hAnsi="Microsoft YaHei" w:eastAsia="Microsoft YaHei"/>
-                <w:sz w:val="19"/>
-              </w:rPr>
-              <w:t>解释说明</w:t>
-            </w:r>
-          </w:p>
-        </w:tc>
-      </w:tr>
-      <w:tr>
-        <w:tc>
-          <w:tcPr>
-            <w:tcW w:type="dxa" w:w="2880"/>
-          </w:tcPr>
-          <w:p>
-            <w:pPr>
-              <w:jc w:val="left"/>
-            </w:pPr>
-            <w:r>
-              <w:rPr>
-                <w:rFonts w:ascii="Microsoft YaHei" w:hAnsi="Microsoft YaHei" w:eastAsia="Microsoft YaHei"/>
-                <w:sz w:val="19"/>
-              </w:rPr>
-              <w:t>**配电房查询**</w:t>
-            </w:r>
-          </w:p>
-        </w:tc>
-        <w:tc>
-          <w:tcPr>
-            <w:tcW w:type="dxa" w:w="2880"/>
-          </w:tcPr>
-          <w:p>
-            <w:pPr>
-              <w:jc w:val="left"/>
-            </w:pPr>
-            <w:r>
-              <w:rPr>
-                <w:rFonts w:ascii="Microsoft YaHei" w:hAnsi="Microsoft YaHei" w:eastAsia="Microsoft YaHei"/>
-                <w:sz w:val="19"/>
-              </w:rPr>
-              <w:t>设备信息、隐患记录、检查记录</w:t>
-            </w:r>
-          </w:p>
-        </w:tc>
-        <w:tc>
-          <w:tcPr>
-            <w:tcW w:type="dxa" w:w="2880"/>
-          </w:tcPr>
-          <w:p>
-            <w:pPr>
-              <w:jc w:val="left"/>
-            </w:pPr>
-            <w:r>
-              <w:rPr>
-                <w:rFonts w:ascii="Microsoft YaHei" w:hAnsi="Microsoft YaHei" w:eastAsia="Microsoft YaHei"/>
-                <w:sz w:val="19"/>
-              </w:rPr>
-              <w:t>设备检查</w:t>
-            </w:r>
-          </w:p>
-        </w:tc>
-      </w:tr>
-      <w:tr>
-        <w:tc>
-          <w:tcPr>
-            <w:tcW w:type="dxa" w:w="2880"/>
-          </w:tcPr>
-          <w:p>
-            <w:pPr>
-              <w:jc w:val="left"/>
-            </w:pPr>
-            <w:r>
-              <w:rPr>
-                <w:rFonts w:ascii="Microsoft YaHei" w:hAnsi="Microsoft YaHei" w:eastAsia="Microsoft YaHei"/>
-                <w:sz w:val="19"/>
-              </w:rPr>
-              <w:t>**应急资源查询**</w:t>
-            </w:r>
-          </w:p>
-        </w:tc>
-        <w:tc>
-          <w:tcPr>
-            <w:tcW w:type="dxa" w:w="2880"/>
-          </w:tcPr>
-          <w:p>
-            <w:pPr>
-              <w:jc w:val="left"/>
-            </w:pPr>
-            <w:r>
-              <w:rPr>
-                <w:rFonts w:ascii="Microsoft YaHei" w:hAnsi="Microsoft YaHei" w:eastAsia="Microsoft YaHei"/>
-                <w:sz w:val="19"/>
-              </w:rPr>
-              <w:t>应急发电车、抢修设备、应急联系人</w:t>
-            </w:r>
-          </w:p>
-        </w:tc>
-        <w:tc>
-          <w:tcPr>
-            <w:tcW w:type="dxa" w:w="2880"/>
-          </w:tcPr>
-          <w:p>
-            <w:pPr>
-              <w:jc w:val="left"/>
-            </w:pPr>
-            <w:r>
-              <w:rPr>
-                <w:rFonts w:ascii="Microsoft YaHei" w:hAnsi="Microsoft YaHei" w:eastAsia="Microsoft YaHei"/>
-                <w:sz w:val="19"/>
-              </w:rPr>
-              <w:t>应急处置</w:t>
-            </w:r>
-          </w:p>
-        </w:tc>
-      </w:tr>
-    </w:tbl>
-    <w:p/>
     <w:p>
       <w:pPr>
         <w:jc w:val="both"/>
@@ -3097,58 +1676,46 @@
     </w:p>
     <w:p>
       <w:pPr>
-        <w:spacing w:before="120" w:after="120"/>
-        <w:ind w:left="432"/>
-      </w:pPr>
-      <w:r>
-        <w:rPr>
-          <w:rFonts w:ascii="Courier New" w:hAnsi="Courier New"/>
-          <w:color w:val="646464"/>
-          <w:sz w:val="18"/>
-        </w:rPr>
-        <w:t>┌─────────────────────────────────┐</w:t>
-        <w:br/>
-        <w:t>│  快速查询                        │</w:t>
-        <w:br/>
-        <w:t>├─────────────────────────────────┤</w:t>
-        <w:br/>
-        <w:t>│  【客户信息】                    │</w:t>
-        <w:br/>
-        <w:t>│  客户编号/电话/地址：[输入框]   │</w:t>
-        <w:br/>
-        <w:t>│  [查询]                         │</w:t>
-        <w:br/>
-        <w:t>│                                 │</w:t>
-        <w:br/>
-        <w:t>│  【停电信息】                    │</w:t>
-        <w:br/>
-        <w:t>│  小区名称：[选择]               │</w:t>
-        <w:br/>
-        <w:t>│  [查询]                         │</w:t>
-        <w:br/>
-        <w:t>│                                 │</w:t>
-        <w:br/>
-        <w:t>│  【配电房信息】                  │</w:t>
-        <w:br/>
-        <w:t>│  小区名称：[选择]               │</w:t>
-        <w:br/>
-        <w:t>│  [查询]                         │</w:t>
-        <w:br/>
-        <w:t>│                                 │</w:t>
-        <w:br/>
-        <w:t>│  【应急资源】                    │</w:t>
-        <w:br/>
-        <w:t>│  小区名称：[选择]               │</w:t>
-        <w:br/>
-        <w:t>│  [查询]                         │</w:t>
-        <w:br/>
-        <w:t>└─────────────────────────────────┘</w:t>
+        <w:jc w:val="center"/>
+      </w:pPr>
+      <w:r>
+        <w:drawing>
+          <wp:inline xmlns:a="http://schemas.openxmlformats.org/drawingml/2006/main" xmlns:pic="http://schemas.openxmlformats.org/drawingml/2006/picture">
+            <wp:extent cx="5029200" cy="4274820"/>
+            <wp:docPr id="5" name="Picture 5"/>
+            <wp:cNvGraphicFramePr>
+              <a:graphicFrameLocks noChangeAspect="1"/>
+            </wp:cNvGraphicFramePr>
+            <a:graphic>
+              <a:graphicData uri="http://schemas.openxmlformats.org/drawingml/2006/picture">
+                <pic:pic>
+                  <pic:nvPicPr>
+                    <pic:cNvPr id="0" name="ascii_img_006.png"/>
+                    <pic:cNvPicPr/>
+                  </pic:nvPicPr>
+                  <pic:blipFill>
+                    <a:blip r:embed="rId13"/>
+                    <a:stretch>
+                      <a:fillRect/>
+                    </a:stretch>
+                  </pic:blipFill>
+                  <pic:spPr>
+                    <a:xfrm>
+                      <a:off x="0" y="0"/>
+                      <a:ext cx="5029200" cy="4274820"/>
+                    </a:xfrm>
+                    <a:prstGeom prst="rect"/>
+                  </pic:spPr>
+                </pic:pic>
+              </a:graphicData>
+            </a:graphic>
+          </wp:inline>
+        </w:drawing>
       </w:r>
     </w:p>
     <w:p>
       <w:pPr>
         <w:pStyle w:val="Heading2"/>
-        <w:jc w:val="left"/>
       </w:pPr>
       <w:r>
         <w:rPr>
@@ -3157,13 +1724,12 @@
           <w:color w:val="1B365D"/>
           <w:sz w:val="28"/>
         </w:rPr>
-        <w:t>六、社网共建实施路径</w:t>
+        <w:t>五、知识库建设方案</w:t>
       </w:r>
     </w:p>
     <w:p>
       <w:pPr>
         <w:pStyle w:val="Heading3"/>
-        <w:jc w:val="left"/>
       </w:pPr>
       <w:r>
         <w:rPr>
@@ -3172,67 +1738,51 @@
           <w:color w:val="2E5A4C"/>
           <w:sz w:val="24"/>
         </w:rPr>
-        <w:t>6.1 社网共建模式设计</w:t>
-      </w:r>
-    </w:p>
-    <w:p>
-      <w:pPr>
-        <w:jc w:val="both"/>
-      </w:pPr>
-      <w:r>
-        <w:rPr>
-          <w:rFonts w:ascii="Microsoft YaHei" w:hAnsi="Microsoft YaHei" w:eastAsia="Microsoft YaHei"/>
-          <w:sz w:val="21"/>
-        </w:rPr>
-        <w:t>核心理念：供电网格与社区网格深度融合，实现"办电不出社区"</w:t>
-      </w:r>
-    </w:p>
-    <w:p>
-      <w:pPr>
-        <w:jc w:val="both"/>
-      </w:pPr>
-      <w:r>
-        <w:rPr>
-          <w:rFonts w:ascii="Microsoft YaHei" w:hAnsi="Microsoft YaHei" w:eastAsia="Microsoft YaHei"/>
-          <w:sz w:val="21"/>
-        </w:rPr>
-        <w:t>架构设计：</w:t>
-      </w:r>
-    </w:p>
-    <w:p>
-      <w:pPr>
-        <w:spacing w:before="120" w:after="120"/>
-        <w:ind w:left="432"/>
-      </w:pPr>
-      <w:r>
-        <w:rPr>
-          <w:rFonts w:ascii="Courier New" w:hAnsi="Courier New"/>
-          <w:color w:val="646464"/>
-          <w:sz w:val="18"/>
-        </w:rPr>
-        <w:t>社区网格</w:t>
-        <w:br/>
-        <w:t xml:space="preserve">    +</w:t>
-        <w:br/>
-        <w:t>供电网格</w:t>
-        <w:br/>
-        <w:t xml:space="preserve">    ↓</w:t>
-        <w:br/>
-        <w:t>双网融合</w:t>
-        <w:br/>
-        <w:t>├── 网格共享</w:t>
-        <w:br/>
-        <w:t>├── 问题互通</w:t>
-        <w:br/>
-        <w:t>├── 服务联动</w:t>
-        <w:br/>
-        <w:t>└── 实现"最后一百米"精准服务</w:t>
+        <w:t>5.1 知识库架构</w:t>
+      </w:r>
+    </w:p>
+    <w:p>
+      <w:pPr>
+        <w:jc w:val="center"/>
+      </w:pPr>
+      <w:r>
+        <w:drawing>
+          <wp:inline xmlns:a="http://schemas.openxmlformats.org/drawingml/2006/main" xmlns:pic="http://schemas.openxmlformats.org/drawingml/2006/picture">
+            <wp:extent cx="5029200" cy="6387084"/>
+            <wp:docPr id="6" name="Picture 6"/>
+            <wp:cNvGraphicFramePr>
+              <a:graphicFrameLocks noChangeAspect="1"/>
+            </wp:cNvGraphicFramePr>
+            <a:graphic>
+              <a:graphicData uri="http://schemas.openxmlformats.org/drawingml/2006/picture">
+                <pic:pic>
+                  <pic:nvPicPr>
+                    <pic:cNvPr id="0" name="ascii_img_007.png"/>
+                    <pic:cNvPicPr/>
+                  </pic:nvPicPr>
+                  <pic:blipFill>
+                    <a:blip r:embed="rId14"/>
+                    <a:stretch>
+                      <a:fillRect/>
+                    </a:stretch>
+                  </pic:blipFill>
+                  <pic:spPr>
+                    <a:xfrm>
+                      <a:off x="0" y="0"/>
+                      <a:ext cx="5029200" cy="6387084"/>
+                    </a:xfrm>
+                    <a:prstGeom prst="rect"/>
+                  </pic:spPr>
+                </pic:pic>
+              </a:graphicData>
+            </a:graphic>
+          </wp:inline>
+        </w:drawing>
       </w:r>
     </w:p>
     <w:p>
       <w:pPr>
         <w:pStyle w:val="Heading3"/>
-        <w:jc w:val="left"/>
       </w:pPr>
       <w:r>
         <w:rPr>
@@ -3241,21 +1791,7 @@
           <w:color w:val="2E5A4C"/>
           <w:sz w:val="24"/>
         </w:rPr>
-        <w:t>6.2 实施路径</w:t>
-      </w:r>
-    </w:p>
-    <w:p>
-      <w:pPr>
-        <w:pStyle w:val="Heading4"/>
-        <w:jc w:val="left"/>
-      </w:pPr>
-      <w:r>
-        <w:rPr>
-          <w:rFonts w:ascii="Microsoft YaHei" w:hAnsi="Microsoft YaHei" w:eastAsia="Microsoft YaHei"/>
-          <w:b/>
-          <w:sz w:val="22"/>
-        </w:rPr>
-        <w:t>阶段一：建立联系（1-2个月）</w:t>
+        <w:t>5.2 设备信息库</w:t>
       </w:r>
     </w:p>
     <w:p>
@@ -3267,7 +1803,7 @@
           <w:rFonts w:ascii="Microsoft YaHei" w:hAnsi="Microsoft YaHei" w:eastAsia="Microsoft YaHei"/>
           <w:sz w:val="21"/>
         </w:rPr>
-        <w:t>目标：与社区建立常态化联系机制</w:t>
+        <w:t>数据结构：</w:t>
       </w:r>
     </w:p>
     <w:p>
@@ -3279,7 +1815,7 @@
           <w:rFonts w:ascii="Microsoft YaHei" w:hAnsi="Microsoft YaHei" w:eastAsia="Microsoft YaHei"/>
           <w:sz w:val="21"/>
         </w:rPr>
-        <w:t>行动：</w:t>
+        <w:t>建设方式：</w:t>
       </w:r>
     </w:p>
     <w:p>
@@ -3291,7 +1827,7 @@
           <w:rFonts w:ascii="Microsoft YaHei" w:hAnsi="Microsoft YaHei" w:eastAsia="Microsoft YaHei"/>
           <w:sz w:val="21"/>
         </w:rPr>
-        <w:t>1. 与社区党群服务中心对接</w:t>
+        <w:t>- 驻点时采集：配电房检查时记录</w:t>
       </w:r>
     </w:p>
     <w:p>
@@ -3303,7 +1839,7 @@
           <w:rFonts w:ascii="Microsoft YaHei" w:hAnsi="Microsoft YaHei" w:eastAsia="Microsoft YaHei"/>
           <w:sz w:val="21"/>
         </w:rPr>
-        <w:t>2. 建立社区-供电联络机制</w:t>
+        <w:t>- 图纸数字化：扫描纸质图纸</w:t>
       </w:r>
     </w:p>
     <w:p>
@@ -3315,7 +1851,7 @@
           <w:rFonts w:ascii="Microsoft YaHei" w:hAnsi="Microsoft YaHei" w:eastAsia="Microsoft YaHei"/>
           <w:sz w:val="21"/>
         </w:rPr>
-        <w:t>3. 加入社区工作群</w:t>
+        <w:t>- 照片记录：现场拍照存档</w:t>
       </w:r>
     </w:p>
     <w:p>
@@ -3327,7 +1863,7 @@
           <w:rFonts w:ascii="Microsoft YaHei" w:hAnsi="Microsoft YaHei" w:eastAsia="Microsoft YaHei"/>
           <w:sz w:val="21"/>
         </w:rPr>
-        <w:t>4. 定期参加社区工作会议</w:t>
+        <w:t>使用场景：</w:t>
       </w:r>
     </w:p>
     <w:p>
@@ -3339,317 +1875,36 @@
           <w:rFonts w:ascii="Microsoft YaHei" w:hAnsi="Microsoft YaHei" w:eastAsia="Microsoft YaHei"/>
           <w:sz w:val="21"/>
         </w:rPr>
-        <w:t>产出：</w:t>
-      </w:r>
-    </w:p>
-    <w:p>
-      <w:pPr>
-        <w:ind w:left="432"/>
+        <w:t>- 故障定位：根据接线图快速定位故障点</w:t>
+      </w:r>
+    </w:p>
+    <w:p>
+      <w:pPr>
+        <w:jc w:val="both"/>
       </w:pPr>
       <w:r>
         <w:rPr>
           <w:rFonts w:ascii="Microsoft YaHei" w:hAnsi="Microsoft YaHei" w:eastAsia="Microsoft YaHei"/>
           <w:sz w:val="21"/>
         </w:rPr>
-        <w:t>● 社区联络人名单</w:t>
-      </w:r>
-    </w:p>
-    <w:p>
-      <w:pPr>
-        <w:ind w:left="432"/>
+        <w:t>- 应急接入：根据接入点信息快速接入发电车</w:t>
+      </w:r>
+    </w:p>
+    <w:p>
+      <w:pPr>
+        <w:jc w:val="both"/>
       </w:pPr>
       <w:r>
         <w:rPr>
           <w:rFonts w:ascii="Microsoft YaHei" w:hAnsi="Microsoft YaHei" w:eastAsia="Microsoft YaHei"/>
           <w:sz w:val="21"/>
         </w:rPr>
-        <w:t>● 联络机制文件</w:t>
-      </w:r>
-    </w:p>
-    <w:p>
-      <w:pPr>
-        <w:ind w:left="432"/>
-      </w:pPr>
-      <w:r>
-        <w:rPr>
-          <w:rFonts w:ascii="Microsoft YaHei" w:hAnsi="Microsoft YaHei" w:eastAsia="Microsoft YaHei"/>
-          <w:sz w:val="21"/>
-        </w:rPr>
-        <w:t>● 社区工作群入群截图</w:t>
-      </w:r>
-    </w:p>
-    <w:p>
-      <w:pPr>
-        <w:pStyle w:val="Heading4"/>
-        <w:jc w:val="left"/>
-      </w:pPr>
-      <w:r>
-        <w:rPr>
-          <w:rFonts w:ascii="Microsoft YaHei" w:hAnsi="Microsoft YaHei" w:eastAsia="Microsoft YaHei"/>
-          <w:b/>
-          <w:sz w:val="22"/>
-        </w:rPr>
-        <w:t>阶段二：设立驿站（3-4个月）</w:t>
-      </w:r>
-    </w:p>
-    <w:p>
-      <w:pPr>
-        <w:jc w:val="both"/>
-      </w:pPr>
-      <w:r>
-        <w:rPr>
-          <w:rFonts w:ascii="Microsoft YaHei" w:hAnsi="Microsoft YaHei" w:eastAsia="Microsoft YaHei"/>
-          <w:sz w:val="21"/>
-        </w:rPr>
-        <w:t>目标：在社区设立电力服务驿站</w:t>
-      </w:r>
-    </w:p>
-    <w:p>
-      <w:pPr>
-        <w:jc w:val="both"/>
-      </w:pPr>
-      <w:r>
-        <w:rPr>
-          <w:rFonts w:ascii="Microsoft YaHei" w:hAnsi="Microsoft YaHei" w:eastAsia="Microsoft YaHei"/>
-          <w:sz w:val="21"/>
-        </w:rPr>
-        <w:t>行动：</w:t>
-      </w:r>
-    </w:p>
-    <w:p>
-      <w:pPr>
-        <w:jc w:val="both"/>
-      </w:pPr>
-      <w:r>
-        <w:rPr>
-          <w:rFonts w:ascii="Microsoft YaHei" w:hAnsi="Microsoft YaHei" w:eastAsia="Microsoft YaHei"/>
-          <w:sz w:val="21"/>
-        </w:rPr>
-        <w:t>1. 在社区党群服务中心设立服务窗口</w:t>
-      </w:r>
-    </w:p>
-    <w:p>
-      <w:pPr>
-        <w:jc w:val="both"/>
-      </w:pPr>
-      <w:r>
-        <w:rPr>
-          <w:rFonts w:ascii="Microsoft YaHei" w:hAnsi="Microsoft YaHei" w:eastAsia="Microsoft YaHei"/>
-          <w:sz w:val="21"/>
-        </w:rPr>
-        <w:t>2. 配备移动终端设备</w:t>
-      </w:r>
-    </w:p>
-    <w:p>
-      <w:pPr>
-        <w:jc w:val="both"/>
-      </w:pPr>
-      <w:r>
-        <w:rPr>
-          <w:rFonts w:ascii="Microsoft YaHei" w:hAnsi="Microsoft YaHei" w:eastAsia="Microsoft YaHei"/>
-          <w:sz w:val="21"/>
-        </w:rPr>
-        <w:t>3. 安排客户经理定期驻点</w:t>
-      </w:r>
-    </w:p>
-    <w:p>
-      <w:pPr>
-        <w:jc w:val="both"/>
-      </w:pPr>
-      <w:r>
-        <w:rPr>
-          <w:rFonts w:ascii="Microsoft YaHei" w:hAnsi="Microsoft YaHei" w:eastAsia="Microsoft YaHei"/>
-          <w:sz w:val="21"/>
-        </w:rPr>
-        <w:t>4. 提供基础办电服务</w:t>
-      </w:r>
-    </w:p>
-    <w:p>
-      <w:pPr>
-        <w:jc w:val="both"/>
-      </w:pPr>
-      <w:r>
-        <w:rPr>
-          <w:rFonts w:ascii="Microsoft YaHei" w:hAnsi="Microsoft YaHei" w:eastAsia="Microsoft YaHei"/>
-          <w:sz w:val="21"/>
-        </w:rPr>
-        <w:t>产出：</w:t>
-      </w:r>
-    </w:p>
-    <w:p>
-      <w:pPr>
-        <w:ind w:left="432"/>
-      </w:pPr>
-      <w:r>
-        <w:rPr>
-          <w:rFonts w:ascii="Microsoft YaHei" w:hAnsi="Microsoft YaHei" w:eastAsia="Microsoft YaHei"/>
-          <w:sz w:val="21"/>
-        </w:rPr>
-        <w:t>● 服务驿站挂牌</w:t>
-      </w:r>
-    </w:p>
-    <w:p>
-      <w:pPr>
-        <w:ind w:left="432"/>
-      </w:pPr>
-      <w:r>
-        <w:rPr>
-          <w:rFonts w:ascii="Microsoft YaHei" w:hAnsi="Microsoft YaHei" w:eastAsia="Microsoft YaHei"/>
-          <w:sz w:val="21"/>
-        </w:rPr>
-        <w:t>● 服务窗口设置</w:t>
-      </w:r>
-    </w:p>
-    <w:p>
-      <w:pPr>
-        <w:ind w:left="432"/>
-      </w:pPr>
-      <w:r>
-        <w:rPr>
-          <w:rFonts w:ascii="Microsoft YaHei" w:hAnsi="Microsoft YaHei" w:eastAsia="Microsoft YaHei"/>
-          <w:sz w:val="21"/>
-        </w:rPr>
-        <w:t>● 定期驻点安排</w:t>
-      </w:r>
-    </w:p>
-    <w:p>
-      <w:pPr>
-        <w:pStyle w:val="Heading4"/>
-        <w:jc w:val="left"/>
-      </w:pPr>
-      <w:r>
-        <w:rPr>
-          <w:rFonts w:ascii="Microsoft YaHei" w:hAnsi="Microsoft YaHei" w:eastAsia="Microsoft YaHei"/>
-          <w:b/>
-          <w:sz w:val="22"/>
-        </w:rPr>
-        <w:t>阶段三：深度融合（5-6个月）</w:t>
-      </w:r>
-    </w:p>
-    <w:p>
-      <w:pPr>
-        <w:jc w:val="both"/>
-      </w:pPr>
-      <w:r>
-        <w:rPr>
-          <w:rFonts w:ascii="Microsoft YaHei" w:hAnsi="Microsoft YaHei" w:eastAsia="Microsoft YaHei"/>
-          <w:sz w:val="21"/>
-        </w:rPr>
-        <w:t>目标：实现双网融合，信息共享</w:t>
-      </w:r>
-    </w:p>
-    <w:p>
-      <w:pPr>
-        <w:jc w:val="both"/>
-      </w:pPr>
-      <w:r>
-        <w:rPr>
-          <w:rFonts w:ascii="Microsoft YaHei" w:hAnsi="Microsoft YaHei" w:eastAsia="Microsoft YaHei"/>
-          <w:sz w:val="21"/>
-        </w:rPr>
-        <w:t>行动：</w:t>
-      </w:r>
-    </w:p>
-    <w:p>
-      <w:pPr>
-        <w:jc w:val="both"/>
-      </w:pPr>
-      <w:r>
-        <w:rPr>
-          <w:rFonts w:ascii="Microsoft YaHei" w:hAnsi="Microsoft YaHei" w:eastAsia="Microsoft YaHei"/>
-          <w:sz w:val="21"/>
-        </w:rPr>
-        <w:t>1. 与社区网格员建立协作关系</w:t>
-      </w:r>
-    </w:p>
-    <w:p>
-      <w:pPr>
-        <w:jc w:val="both"/>
-      </w:pPr>
-      <w:r>
-        <w:rPr>
-          <w:rFonts w:ascii="Microsoft YaHei" w:hAnsi="Microsoft YaHei" w:eastAsia="Microsoft YaHei"/>
-          <w:sz w:val="21"/>
-        </w:rPr>
-        <w:t>2. 实现客户信息共享（经客户授权）</w:t>
-      </w:r>
-    </w:p>
-    <w:p>
-      <w:pPr>
-        <w:jc w:val="both"/>
-      </w:pPr>
-      <w:r>
-        <w:rPr>
-          <w:rFonts w:ascii="Microsoft YaHei" w:hAnsi="Microsoft YaHei" w:eastAsia="Microsoft YaHei"/>
-          <w:sz w:val="21"/>
-        </w:rPr>
-        <w:t>3. 联合开展安全用电宣传</w:t>
-      </w:r>
-    </w:p>
-    <w:p>
-      <w:pPr>
-        <w:jc w:val="both"/>
-      </w:pPr>
-      <w:r>
-        <w:rPr>
-          <w:rFonts w:ascii="Microsoft YaHei" w:hAnsi="Microsoft YaHei" w:eastAsia="Microsoft YaHei"/>
-          <w:sz w:val="21"/>
-        </w:rPr>
-        <w:t>4. 联合处置客户诉求</w:t>
-      </w:r>
-    </w:p>
-    <w:p>
-      <w:pPr>
-        <w:jc w:val="both"/>
-      </w:pPr>
-      <w:r>
-        <w:rPr>
-          <w:rFonts w:ascii="Microsoft YaHei" w:hAnsi="Microsoft YaHei" w:eastAsia="Microsoft YaHei"/>
-          <w:sz w:val="21"/>
-        </w:rPr>
-        <w:t>产出：</w:t>
-      </w:r>
-    </w:p>
-    <w:p>
-      <w:pPr>
-        <w:ind w:left="432"/>
-      </w:pPr>
-      <w:r>
-        <w:rPr>
-          <w:rFonts w:ascii="Microsoft YaHei" w:hAnsi="Microsoft YaHei" w:eastAsia="Microsoft YaHei"/>
-          <w:sz w:val="21"/>
-        </w:rPr>
-        <w:t>● 协作机制文件</w:t>
-      </w:r>
-    </w:p>
-    <w:p>
-      <w:pPr>
-        <w:ind w:left="432"/>
-      </w:pPr>
-      <w:r>
-        <w:rPr>
-          <w:rFonts w:ascii="Microsoft YaHei" w:hAnsi="Microsoft YaHei" w:eastAsia="Microsoft YaHei"/>
-          <w:sz w:val="21"/>
-        </w:rPr>
-        <w:t>● 信息共享协议</w:t>
-      </w:r>
-    </w:p>
-    <w:p>
-      <w:pPr>
-        <w:ind w:left="432"/>
-      </w:pPr>
-      <w:r>
-        <w:rPr>
-          <w:rFonts w:ascii="Microsoft YaHei" w:hAnsi="Microsoft YaHei" w:eastAsia="Microsoft YaHei"/>
-          <w:sz w:val="21"/>
-        </w:rPr>
-        <w:t>● 联合工作记录</w:t>
+        <w:t>- 设备判断：根据设备参数判断故障原因</w:t>
       </w:r>
     </w:p>
     <w:p>
       <w:pPr>
         <w:pStyle w:val="Heading3"/>
-        <w:jc w:val="left"/>
       </w:pPr>
       <w:r>
         <w:rPr>
@@ -3658,7 +1913,7 @@
           <w:color w:val="2E5A4C"/>
           <w:sz w:val="24"/>
         </w:rPr>
-        <w:t>6.3 服务内容设计</w:t>
+        <w:t>5.3 应急资源库</w:t>
       </w:r>
     </w:p>
     <w:p>
@@ -3670,343 +1925,9 @@
           <w:rFonts w:ascii="Microsoft YaHei" w:hAnsi="Microsoft YaHei" w:eastAsia="Microsoft YaHei"/>
           <w:sz w:val="21"/>
         </w:rPr>
-        <w:t>基础服务（社区驿站可办理）：</w:t>
-      </w:r>
-    </w:p>
-    <w:tbl>
-      <w:tblPr>
-        <w:tblStyle w:val="TableGrid"/>
-        <w:tblW w:type="auto" w:w="0"/>
-        <w:tblLook w:firstColumn="1" w:firstRow="1" w:lastColumn="0" w:lastRow="0" w:noHBand="0" w:noVBand="1" w:val="04A0"/>
-      </w:tblPr>
-      <w:tblGrid>
-        <w:gridCol w:w="2880"/>
-        <w:gridCol w:w="2880"/>
-        <w:gridCol w:w="2880"/>
-      </w:tblGrid>
-      <w:tr>
-        <w:tc>
-          <w:tcPr>
-            <w:tcW w:type="dxa" w:w="2880"/>
-          </w:tcPr>
-          <w:p>
-            <w:pPr>
-              <w:jc w:val="center"/>
-            </w:pPr>
-            <w:r>
-              <w:rPr>
-                <w:rFonts w:ascii="Microsoft YaHei" w:hAnsi="Microsoft YaHei" w:eastAsia="Microsoft YaHei"/>
-                <w:b/>
-                <w:sz w:val="20"/>
-              </w:rPr>
-              <w:t>服务类型</w:t>
-            </w:r>
-          </w:p>
-        </w:tc>
-        <w:tc>
-          <w:tcPr>
-            <w:tcW w:type="dxa" w:w="2880"/>
-          </w:tcPr>
-          <w:p>
-            <w:pPr>
-              <w:jc w:val="center"/>
-            </w:pPr>
-            <w:r>
-              <w:rPr>
-                <w:rFonts w:ascii="Microsoft YaHei" w:hAnsi="Microsoft YaHei" w:eastAsia="Microsoft YaHei"/>
-                <w:b/>
-                <w:sz w:val="20"/>
-              </w:rPr>
-              <w:t>具体内容</w:t>
-            </w:r>
-          </w:p>
-        </w:tc>
-        <w:tc>
-          <w:tcPr>
-            <w:tcW w:type="dxa" w:w="2880"/>
-          </w:tcPr>
-          <w:p>
-            <w:pPr>
-              <w:jc w:val="center"/>
-            </w:pPr>
-            <w:r>
-              <w:rPr>
-                <w:rFonts w:ascii="Microsoft YaHei" w:hAnsi="Microsoft YaHei" w:eastAsia="Microsoft YaHei"/>
-                <w:b/>
-                <w:sz w:val="20"/>
-              </w:rPr>
-              <w:t>办理方式</w:t>
-            </w:r>
-          </w:p>
-        </w:tc>
-      </w:tr>
-      <w:tr>
-        <w:tc>
-          <w:tcPr>
-            <w:tcW w:type="dxa" w:w="2880"/>
-          </w:tcPr>
-          <w:p>
-            <w:pPr>
-              <w:jc w:val="left"/>
-            </w:pPr>
-            <w:r>
-              <w:rPr>
-                <w:rFonts w:ascii="Microsoft YaHei" w:hAnsi="Microsoft YaHei" w:eastAsia="Microsoft YaHei"/>
-                <w:sz w:val="19"/>
-              </w:rPr>
-              <w:t>**业扩报装**</w:t>
-            </w:r>
-          </w:p>
-        </w:tc>
-        <w:tc>
-          <w:tcPr>
-            <w:tcW w:type="dxa" w:w="2880"/>
-          </w:tcPr>
-          <w:p>
-            <w:pPr>
-              <w:jc w:val="left"/>
-            </w:pPr>
-            <w:r>
-              <w:rPr>
-                <w:rFonts w:ascii="Microsoft YaHei" w:hAnsi="Microsoft YaHei" w:eastAsia="Microsoft YaHei"/>
-                <w:sz w:val="19"/>
-              </w:rPr>
-              <w:t>新装、增容、减容</w:t>
-            </w:r>
-          </w:p>
-        </w:tc>
-        <w:tc>
-          <w:tcPr>
-            <w:tcW w:type="dxa" w:w="2880"/>
-          </w:tcPr>
-          <w:p>
-            <w:pPr>
-              <w:jc w:val="left"/>
-            </w:pPr>
-            <w:r>
-              <w:rPr>
-                <w:rFonts w:ascii="Microsoft YaHei" w:hAnsi="Microsoft YaHei" w:eastAsia="Microsoft YaHei"/>
-                <w:sz w:val="19"/>
-              </w:rPr>
-              <w:t>移动终端现场办理</w:t>
-            </w:r>
-          </w:p>
-        </w:tc>
-      </w:tr>
-      <w:tr>
-        <w:tc>
-          <w:tcPr>
-            <w:tcW w:type="dxa" w:w="2880"/>
-          </w:tcPr>
-          <w:p>
-            <w:pPr>
-              <w:jc w:val="left"/>
-            </w:pPr>
-            <w:r>
-              <w:rPr>
-                <w:rFonts w:ascii="Microsoft YaHei" w:hAnsi="Microsoft YaHei" w:eastAsia="Microsoft YaHei"/>
-                <w:sz w:val="19"/>
-              </w:rPr>
-              <w:t>**电费交纳**</w:t>
-            </w:r>
-          </w:p>
-        </w:tc>
-        <w:tc>
-          <w:tcPr>
-            <w:tcW w:type="dxa" w:w="2880"/>
-          </w:tcPr>
-          <w:p>
-            <w:pPr>
-              <w:jc w:val="left"/>
-            </w:pPr>
-            <w:r>
-              <w:rPr>
-                <w:rFonts w:ascii="Microsoft YaHei" w:hAnsi="Microsoft YaHei" w:eastAsia="Microsoft YaHei"/>
-                <w:sz w:val="19"/>
-              </w:rPr>
-              <w:t>电费查询、缴费</w:t>
-            </w:r>
-          </w:p>
-        </w:tc>
-        <w:tc>
-          <w:tcPr>
-            <w:tcW w:type="dxa" w:w="2880"/>
-          </w:tcPr>
-          <w:p>
-            <w:pPr>
-              <w:jc w:val="left"/>
-            </w:pPr>
-            <w:r>
-              <w:rPr>
-                <w:rFonts w:ascii="Microsoft YaHei" w:hAnsi="Microsoft YaHei" w:eastAsia="Microsoft YaHei"/>
-                <w:sz w:val="19"/>
-              </w:rPr>
-              <w:t>网上国网APP指导</w:t>
-            </w:r>
-          </w:p>
-        </w:tc>
-      </w:tr>
-      <w:tr>
-        <w:tc>
-          <w:tcPr>
-            <w:tcW w:type="dxa" w:w="2880"/>
-          </w:tcPr>
-          <w:p>
-            <w:pPr>
-              <w:jc w:val="left"/>
-            </w:pPr>
-            <w:r>
-              <w:rPr>
-                <w:rFonts w:ascii="Microsoft YaHei" w:hAnsi="Microsoft YaHei" w:eastAsia="Microsoft YaHei"/>
-                <w:sz w:val="19"/>
-              </w:rPr>
-              <w:t>**故障报修**</w:t>
-            </w:r>
-          </w:p>
-        </w:tc>
-        <w:tc>
-          <w:tcPr>
-            <w:tcW w:type="dxa" w:w="2880"/>
-          </w:tcPr>
-          <w:p>
-            <w:pPr>
-              <w:jc w:val="left"/>
-            </w:pPr>
-            <w:r>
-              <w:rPr>
-                <w:rFonts w:ascii="Microsoft YaHei" w:hAnsi="Microsoft YaHei" w:eastAsia="Microsoft YaHei"/>
-                <w:sz w:val="19"/>
-              </w:rPr>
-              <w:t>故障报修登记</w:t>
-            </w:r>
-          </w:p>
-        </w:tc>
-        <w:tc>
-          <w:tcPr>
-            <w:tcW w:type="dxa" w:w="2880"/>
-          </w:tcPr>
-          <w:p>
-            <w:pPr>
-              <w:jc w:val="left"/>
-            </w:pPr>
-            <w:r>
-              <w:rPr>
-                <w:rFonts w:ascii="Microsoft YaHei" w:hAnsi="Microsoft YaHei" w:eastAsia="Microsoft YaHei"/>
-                <w:sz w:val="19"/>
-              </w:rPr>
-              <w:t>登记后派发工单</w:t>
-            </w:r>
-          </w:p>
-        </w:tc>
-      </w:tr>
-      <w:tr>
-        <w:tc>
-          <w:tcPr>
-            <w:tcW w:type="dxa" w:w="2880"/>
-          </w:tcPr>
-          <w:p>
-            <w:pPr>
-              <w:jc w:val="left"/>
-            </w:pPr>
-            <w:r>
-              <w:rPr>
-                <w:rFonts w:ascii="Microsoft YaHei" w:hAnsi="Microsoft YaHei" w:eastAsia="Microsoft YaHei"/>
-                <w:sz w:val="19"/>
-              </w:rPr>
-              <w:t>**政策咨询**</w:t>
-            </w:r>
-          </w:p>
-        </w:tc>
-        <w:tc>
-          <w:tcPr>
-            <w:tcW w:type="dxa" w:w="2880"/>
-          </w:tcPr>
-          <w:p>
-            <w:pPr>
-              <w:jc w:val="left"/>
-            </w:pPr>
-            <w:r>
-              <w:rPr>
-                <w:rFonts w:ascii="Microsoft YaHei" w:hAnsi="Microsoft YaHei" w:eastAsia="Microsoft YaHei"/>
-                <w:sz w:val="19"/>
-              </w:rPr>
-              <w:t>电价政策、服务政策</w:t>
-            </w:r>
-          </w:p>
-        </w:tc>
-        <w:tc>
-          <w:tcPr>
-            <w:tcW w:type="dxa" w:w="2880"/>
-          </w:tcPr>
-          <w:p>
-            <w:pPr>
-              <w:jc w:val="left"/>
-            </w:pPr>
-            <w:r>
-              <w:rPr>
-                <w:rFonts w:ascii="Microsoft YaHei" w:hAnsi="Microsoft YaHei" w:eastAsia="Microsoft YaHei"/>
-                <w:sz w:val="19"/>
-              </w:rPr>
-              <w:t>现场解答</w:t>
-            </w:r>
-          </w:p>
-        </w:tc>
-      </w:tr>
-      <w:tr>
-        <w:tc>
-          <w:tcPr>
-            <w:tcW w:type="dxa" w:w="2880"/>
-          </w:tcPr>
-          <w:p>
-            <w:pPr>
-              <w:jc w:val="left"/>
-            </w:pPr>
-            <w:r>
-              <w:rPr>
-                <w:rFonts w:ascii="Microsoft YaHei" w:hAnsi="Microsoft YaHei" w:eastAsia="Microsoft YaHei"/>
-                <w:sz w:val="19"/>
-              </w:rPr>
-              <w:t>**投诉建议**</w:t>
-            </w:r>
-          </w:p>
-        </w:tc>
-        <w:tc>
-          <w:tcPr>
-            <w:tcW w:type="dxa" w:w="2880"/>
-          </w:tcPr>
-          <w:p>
-            <w:pPr>
-              <w:jc w:val="left"/>
-            </w:pPr>
-            <w:r>
-              <w:rPr>
-                <w:rFonts w:ascii="Microsoft YaHei" w:hAnsi="Microsoft YaHei" w:eastAsia="Microsoft YaHei"/>
-                <w:sz w:val="19"/>
-              </w:rPr>
-              <w:t>投诉建议登记</w:t>
-            </w:r>
-          </w:p>
-        </w:tc>
-        <w:tc>
-          <w:tcPr>
-            <w:tcW w:type="dxa" w:w="2880"/>
-          </w:tcPr>
-          <w:p>
-            <w:pPr>
-              <w:jc w:val="left"/>
-            </w:pPr>
-            <w:r>
-              <w:rPr>
-                <w:rFonts w:ascii="Microsoft YaHei" w:hAnsi="Microsoft YaHei" w:eastAsia="Microsoft YaHei"/>
-                <w:sz w:val="19"/>
-              </w:rPr>
-              <w:t>登记后派发工单</w:t>
-            </w:r>
-          </w:p>
-        </w:tc>
-      </w:tr>
-    </w:tbl>
-    <w:p/>
+        <w:t>数据结构：</w:t>
+      </w:r>
+    </w:p>
     <w:p>
       <w:pPr>
         <w:jc w:val="both"/>
@@ -4016,294 +1937,170 @@
           <w:rFonts w:ascii="Microsoft YaHei" w:hAnsi="Microsoft YaHei" w:eastAsia="Microsoft YaHei"/>
           <w:sz w:val="21"/>
         </w:rPr>
-        <w:t>增值服务（客户经理驻点时提供）：</w:t>
-      </w:r>
-    </w:p>
-    <w:tbl>
-      <w:tblPr>
-        <w:tblStyle w:val="TableGrid"/>
-        <w:tblW w:type="auto" w:w="0"/>
-        <w:tblLook w:firstColumn="1" w:firstRow="1" w:lastColumn="0" w:lastRow="0" w:noHBand="0" w:noVBand="1" w:val="04A0"/>
-      </w:tblPr>
-      <w:tblGrid>
-        <w:gridCol w:w="2880"/>
-        <w:gridCol w:w="2880"/>
-        <w:gridCol w:w="2880"/>
-      </w:tblGrid>
-      <w:tr>
-        <w:tc>
-          <w:tcPr>
-            <w:tcW w:type="dxa" w:w="2880"/>
-          </w:tcPr>
-          <w:p>
-            <w:pPr>
-              <w:jc w:val="center"/>
-            </w:pPr>
-            <w:r>
-              <w:rPr>
-                <w:rFonts w:ascii="Microsoft YaHei" w:hAnsi="Microsoft YaHei" w:eastAsia="Microsoft YaHei"/>
-                <w:b/>
-                <w:sz w:val="20"/>
-              </w:rPr>
-              <w:t>服务类型</w:t>
-            </w:r>
-          </w:p>
-        </w:tc>
-        <w:tc>
-          <w:tcPr>
-            <w:tcW w:type="dxa" w:w="2880"/>
-          </w:tcPr>
-          <w:p>
-            <w:pPr>
-              <w:jc w:val="center"/>
-            </w:pPr>
-            <w:r>
-              <w:rPr>
-                <w:rFonts w:ascii="Microsoft YaHei" w:hAnsi="Microsoft YaHei" w:eastAsia="Microsoft YaHei"/>
-                <w:b/>
-                <w:sz w:val="20"/>
-              </w:rPr>
-              <w:t>具体内容</w:t>
-            </w:r>
-          </w:p>
-        </w:tc>
-        <w:tc>
-          <w:tcPr>
-            <w:tcW w:type="dxa" w:w="2880"/>
-          </w:tcPr>
-          <w:p>
-            <w:pPr>
-              <w:jc w:val="center"/>
-            </w:pPr>
-            <w:r>
-              <w:rPr>
-                <w:rFonts w:ascii="Microsoft YaHei" w:hAnsi="Microsoft YaHei" w:eastAsia="Microsoft YaHei"/>
-                <w:b/>
-                <w:sz w:val="20"/>
-              </w:rPr>
-              <w:t>服务对象</w:t>
-            </w:r>
-          </w:p>
-        </w:tc>
-      </w:tr>
-      <w:tr>
-        <w:tc>
-          <w:tcPr>
-            <w:tcW w:type="dxa" w:w="2880"/>
-          </w:tcPr>
-          <w:p>
-            <w:pPr>
-              <w:jc w:val="left"/>
-            </w:pPr>
-            <w:r>
-              <w:rPr>
-                <w:rFonts w:ascii="Microsoft YaHei" w:hAnsi="Microsoft YaHei" w:eastAsia="Microsoft YaHei"/>
-                <w:sz w:val="19"/>
-              </w:rPr>
-              <w:t>**安全检查**</w:t>
-            </w:r>
-          </w:p>
-        </w:tc>
-        <w:tc>
-          <w:tcPr>
-            <w:tcW w:type="dxa" w:w="2880"/>
-          </w:tcPr>
-          <w:p>
-            <w:pPr>
-              <w:jc w:val="left"/>
-            </w:pPr>
-            <w:r>
-              <w:rPr>
-                <w:rFonts w:ascii="Microsoft YaHei" w:hAnsi="Microsoft YaHei" w:eastAsia="Microsoft YaHei"/>
-                <w:sz w:val="19"/>
-              </w:rPr>
-              <w:t>用电安全检查</w:t>
-            </w:r>
-          </w:p>
-        </w:tc>
-        <w:tc>
-          <w:tcPr>
-            <w:tcW w:type="dxa" w:w="2880"/>
-          </w:tcPr>
-          <w:p>
-            <w:pPr>
-              <w:jc w:val="left"/>
-            </w:pPr>
-            <w:r>
-              <w:rPr>
-                <w:rFonts w:ascii="Microsoft YaHei" w:hAnsi="Microsoft YaHei" w:eastAsia="Microsoft YaHei"/>
-                <w:sz w:val="19"/>
-              </w:rPr>
-              <w:t>所有客户</w:t>
-            </w:r>
-          </w:p>
-        </w:tc>
-      </w:tr>
-      <w:tr>
-        <w:tc>
-          <w:tcPr>
-            <w:tcW w:type="dxa" w:w="2880"/>
-          </w:tcPr>
-          <w:p>
-            <w:pPr>
-              <w:jc w:val="left"/>
-            </w:pPr>
-            <w:r>
-              <w:rPr>
-                <w:rFonts w:ascii="Microsoft YaHei" w:hAnsi="Microsoft YaHei" w:eastAsia="Microsoft YaHei"/>
-                <w:sz w:val="19"/>
-              </w:rPr>
-              <w:t>**能效诊断**</w:t>
-            </w:r>
-          </w:p>
-        </w:tc>
-        <w:tc>
-          <w:tcPr>
-            <w:tcW w:type="dxa" w:w="2880"/>
-          </w:tcPr>
-          <w:p>
-            <w:pPr>
-              <w:jc w:val="left"/>
-            </w:pPr>
-            <w:r>
-              <w:rPr>
-                <w:rFonts w:ascii="Microsoft YaHei" w:hAnsi="Microsoft YaHei" w:eastAsia="Microsoft YaHei"/>
-                <w:sz w:val="19"/>
-              </w:rPr>
-              <w:t>用能分析、节能建议</w:t>
-            </w:r>
-          </w:p>
-        </w:tc>
-        <w:tc>
-          <w:tcPr>
-            <w:tcW w:type="dxa" w:w="2880"/>
-          </w:tcPr>
-          <w:p>
-            <w:pPr>
-              <w:jc w:val="left"/>
-            </w:pPr>
-            <w:r>
-              <w:rPr>
-                <w:rFonts w:ascii="Microsoft YaHei" w:hAnsi="Microsoft YaHei" w:eastAsia="Microsoft YaHei"/>
-                <w:sz w:val="19"/>
-              </w:rPr>
-              <w:t>商户客户</w:t>
-            </w:r>
-          </w:p>
-        </w:tc>
-      </w:tr>
-      <w:tr>
-        <w:tc>
-          <w:tcPr>
-            <w:tcW w:type="dxa" w:w="2880"/>
-          </w:tcPr>
-          <w:p>
-            <w:pPr>
-              <w:jc w:val="left"/>
-            </w:pPr>
-            <w:r>
-              <w:rPr>
-                <w:rFonts w:ascii="Microsoft YaHei" w:hAnsi="Microsoft YaHei" w:eastAsia="Microsoft YaHei"/>
-                <w:sz w:val="19"/>
-              </w:rPr>
-              <w:t>**特殊群体关怀**</w:t>
-            </w:r>
-          </w:p>
-        </w:tc>
-        <w:tc>
-          <w:tcPr>
-            <w:tcW w:type="dxa" w:w="2880"/>
-          </w:tcPr>
-          <w:p>
-            <w:pPr>
-              <w:jc w:val="left"/>
-            </w:pPr>
-            <w:r>
-              <w:rPr>
-                <w:rFonts w:ascii="Microsoft YaHei" w:hAnsi="Microsoft YaHei" w:eastAsia="Microsoft YaHei"/>
-                <w:sz w:val="19"/>
-              </w:rPr>
-              <w:t>上门服务、亲情关怀</w:t>
-            </w:r>
-          </w:p>
-        </w:tc>
-        <w:tc>
-          <w:tcPr>
-            <w:tcW w:type="dxa" w:w="2880"/>
-          </w:tcPr>
-          <w:p>
-            <w:pPr>
-              <w:jc w:val="left"/>
-            </w:pPr>
-            <w:r>
-              <w:rPr>
-                <w:rFonts w:ascii="Microsoft YaHei" w:hAnsi="Microsoft YaHei" w:eastAsia="Microsoft YaHei"/>
-                <w:sz w:val="19"/>
-              </w:rPr>
-              <w:t>特殊群体客户</w:t>
-            </w:r>
-          </w:p>
-        </w:tc>
-      </w:tr>
-      <w:tr>
-        <w:tc>
-          <w:tcPr>
-            <w:tcW w:type="dxa" w:w="2880"/>
-          </w:tcPr>
-          <w:p>
-            <w:pPr>
-              <w:jc w:val="left"/>
-            </w:pPr>
-            <w:r>
-              <w:rPr>
-                <w:rFonts w:ascii="Microsoft YaHei" w:hAnsi="Microsoft YaHei" w:eastAsia="Microsoft YaHei"/>
-                <w:sz w:val="19"/>
-              </w:rPr>
-              <w:t>**重点客户走访**</w:t>
-            </w:r>
-          </w:p>
-        </w:tc>
-        <w:tc>
-          <w:tcPr>
-            <w:tcW w:type="dxa" w:w="2880"/>
-          </w:tcPr>
-          <w:p>
-            <w:pPr>
-              <w:jc w:val="left"/>
-            </w:pPr>
-            <w:r>
-              <w:rPr>
-                <w:rFonts w:ascii="Microsoft YaHei" w:hAnsi="Microsoft YaHei" w:eastAsia="Microsoft YaHei"/>
-                <w:sz w:val="19"/>
-              </w:rPr>
-              <w:t>定期走访、需求收集</w:t>
-            </w:r>
-          </w:p>
-        </w:tc>
-        <w:tc>
-          <w:tcPr>
-            <w:tcW w:type="dxa" w:w="2880"/>
-          </w:tcPr>
-          <w:p>
-            <w:pPr>
-              <w:jc w:val="left"/>
-            </w:pPr>
-            <w:r>
-              <w:rPr>
-                <w:rFonts w:ascii="Microsoft YaHei" w:hAnsi="Microsoft YaHei" w:eastAsia="Microsoft YaHei"/>
-                <w:sz w:val="19"/>
-              </w:rPr>
-              <w:t>重要客户、敏感客户</w:t>
-            </w:r>
-          </w:p>
-        </w:tc>
-      </w:tr>
-    </w:tbl>
-    <w:p/>
+        <w:t>建设方式：</w:t>
+      </w:r>
+    </w:p>
+    <w:p>
+      <w:pPr>
+        <w:jc w:val="both"/>
+      </w:pPr>
+      <w:r>
+        <w:rPr>
+          <w:rFonts w:ascii="Microsoft YaHei" w:hAnsi="Microsoft YaHei" w:eastAsia="Microsoft YaHei"/>
+          <w:sz w:val="21"/>
+        </w:rPr>
+        <w:t>- 驻点时收集：了解小区应急资源</w:t>
+      </w:r>
+    </w:p>
+    <w:p>
+      <w:pPr>
+        <w:jc w:val="both"/>
+      </w:pPr>
+      <w:r>
+        <w:rPr>
+          <w:rFonts w:ascii="Microsoft YaHei" w:hAnsi="Microsoft YaHei" w:eastAsia="Microsoft YaHei"/>
+          <w:sz w:val="21"/>
+        </w:rPr>
+        <w:t>- 对接物业：获取物业应急资源信息</w:t>
+      </w:r>
+    </w:p>
+    <w:p>
+      <w:pPr>
+        <w:jc w:val="both"/>
+      </w:pPr>
+      <w:r>
+        <w:rPr>
+          <w:rFonts w:ascii="Microsoft YaHei" w:hAnsi="Microsoft YaHei" w:eastAsia="Microsoft YaHei"/>
+          <w:sz w:val="21"/>
+        </w:rPr>
+        <w:t>- 对接供电所：获取供电所应急资源信息</w:t>
+      </w:r>
+    </w:p>
+    <w:p>
+      <w:pPr>
+        <w:jc w:val="both"/>
+      </w:pPr>
+      <w:r>
+        <w:rPr>
+          <w:rFonts w:ascii="Microsoft YaHei" w:hAnsi="Microsoft YaHei" w:eastAsia="Microsoft YaHei"/>
+          <w:sz w:val="21"/>
+        </w:rPr>
+        <w:t>使用场景：</w:t>
+      </w:r>
+    </w:p>
+    <w:p>
+      <w:pPr>
+        <w:jc w:val="both"/>
+      </w:pPr>
+      <w:r>
+        <w:rPr>
+          <w:rFonts w:ascii="Microsoft YaHei" w:hAnsi="Microsoft YaHei" w:eastAsia="Microsoft YaHei"/>
+          <w:sz w:val="21"/>
+        </w:rPr>
+        <w:t>- 应急响应：快速调配应急资源</w:t>
+      </w:r>
+    </w:p>
+    <w:p>
+      <w:pPr>
+        <w:jc w:val="both"/>
+      </w:pPr>
+      <w:r>
+        <w:rPr>
+          <w:rFonts w:ascii="Microsoft YaHei" w:hAnsi="Microsoft YaHei" w:eastAsia="Microsoft YaHei"/>
+          <w:sz w:val="21"/>
+        </w:rPr>
+        <w:t>- 应急接入：快速接入应急电源</w:t>
+      </w:r>
+    </w:p>
+    <w:p>
+      <w:pPr>
+        <w:jc w:val="both"/>
+      </w:pPr>
+      <w:r>
+        <w:rPr>
+          <w:rFonts w:ascii="Microsoft YaHei" w:hAnsi="Microsoft YaHei" w:eastAsia="Microsoft YaHei"/>
+          <w:sz w:val="21"/>
+        </w:rPr>
+        <w:t>- 应急联络：快速联系相关人员</w:t>
+      </w:r>
+    </w:p>
+    <w:p>
+      <w:pPr>
+        <w:pStyle w:val="Heading3"/>
+      </w:pPr>
+      <w:r>
+        <w:rPr>
+          <w:rFonts w:ascii="Microsoft YaHei" w:hAnsi="Microsoft YaHei" w:eastAsia="Microsoft YaHei"/>
+          <w:b/>
+          <w:color w:val="2E5A4C"/>
+          <w:sz w:val="24"/>
+        </w:rPr>
+        <w:t>5.4 工作模板库</w:t>
+      </w:r>
+    </w:p>
+    <w:p>
+      <w:pPr>
+        <w:jc w:val="both"/>
+      </w:pPr>
+      <w:r>
+        <w:rPr>
+          <w:rFonts w:ascii="Microsoft YaHei" w:hAnsi="Microsoft YaHei" w:eastAsia="Microsoft YaHei"/>
+          <w:sz w:val="21"/>
+        </w:rPr>
+        <w:t>模板类型：</w:t>
+      </w:r>
+    </w:p>
+    <w:p>
+      <w:pPr>
+        <w:jc w:val="both"/>
+      </w:pPr>
+      <w:r>
+        <w:rPr>
+          <w:rFonts w:ascii="Microsoft YaHei" w:hAnsi="Microsoft YaHei" w:eastAsia="Microsoft YaHei"/>
+          <w:sz w:val="21"/>
+        </w:rPr>
+        <w:t>建设方式：</w:t>
+      </w:r>
+    </w:p>
+    <w:p>
+      <w:pPr>
+        <w:jc w:val="both"/>
+      </w:pPr>
+      <w:r>
+        <w:rPr>
+          <w:rFonts w:ascii="Microsoft YaHei" w:hAnsi="Microsoft YaHei" w:eastAsia="Microsoft YaHei"/>
+          <w:sz w:val="21"/>
+        </w:rPr>
+        <w:t>- 基于现有工作：整理现有表格</w:t>
+      </w:r>
+    </w:p>
+    <w:p>
+      <w:pPr>
+        <w:jc w:val="both"/>
+      </w:pPr>
+      <w:r>
+        <w:rPr>
+          <w:rFonts w:ascii="Microsoft YaHei" w:hAnsi="Microsoft YaHei" w:eastAsia="Microsoft YaHei"/>
+          <w:sz w:val="21"/>
+        </w:rPr>
+        <w:t>- 借鉴最佳实践：参考其他单位模板</w:t>
+      </w:r>
+    </w:p>
+    <w:p>
+      <w:pPr>
+        <w:jc w:val="both"/>
+      </w:pPr>
+      <w:r>
+        <w:rPr>
+          <w:rFonts w:ascii="Microsoft YaHei" w:hAnsi="Microsoft YaHei" w:eastAsia="Microsoft YaHei"/>
+          <w:sz w:val="21"/>
+        </w:rPr>
+        <w:t>- 持续优化：根据使用反馈改进</w:t>
+      </w:r>
+    </w:p>
     <w:p>
       <w:pPr>
         <w:pStyle w:val="Heading2"/>
-        <w:jc w:val="left"/>
       </w:pPr>
       <w:r>
         <w:rPr>
@@ -4312,13 +2109,12 @@
           <w:color w:val="1B365D"/>
           <w:sz w:val="28"/>
         </w:rPr>
-        <w:t>八、实施路径与成效评估</w:t>
+        <w:t>六、社网共建实施路径</w:t>
       </w:r>
     </w:p>
     <w:p>
       <w:pPr>
         <w:pStyle w:val="Heading3"/>
-        <w:jc w:val="left"/>
       </w:pPr>
       <w:r>
         <w:rPr>
@@ -4327,21 +2123,7 @@
           <w:color w:val="2E5A4C"/>
           <w:sz w:val="24"/>
         </w:rPr>
-        <w:t>8.1 实施路径</w:t>
-      </w:r>
-    </w:p>
-    <w:p>
-      <w:pPr>
-        <w:pStyle w:val="Heading4"/>
-        <w:jc w:val="left"/>
-      </w:pPr>
-      <w:r>
-        <w:rPr>
-          <w:rFonts w:ascii="Microsoft YaHei" w:hAnsi="Microsoft YaHei" w:eastAsia="Microsoft YaHei"/>
-          <w:b/>
-          <w:sz w:val="22"/>
-        </w:rPr>
-        <w:t>第一阶段：完善基础（1-2个月）</w:t>
+        <w:t>6.1 社网共建模式设计</w:t>
       </w:r>
     </w:p>
     <w:p>
@@ -4353,7 +2135,7 @@
           <w:rFonts w:ascii="Microsoft YaHei" w:hAnsi="Microsoft YaHei" w:eastAsia="Microsoft YaHei"/>
           <w:sz w:val="21"/>
         </w:rPr>
-        <w:t>目标：完善驻点工作清单和信息前置机制</w:t>
+        <w:t>核心理念：供电网格与社区网格深度融合，实现"办电不出社区"</w:t>
       </w:r>
     </w:p>
     <w:p>
@@ -4365,523 +2147,51 @@
           <w:rFonts w:ascii="Microsoft YaHei" w:hAnsi="Microsoft YaHei" w:eastAsia="Microsoft YaHei"/>
           <w:sz w:val="21"/>
         </w:rPr>
-        <w:t>行动：</w:t>
-      </w:r>
-    </w:p>
-    <w:p>
-      <w:pPr>
-        <w:jc w:val="both"/>
-      </w:pPr>
-      <w:r>
-        <w:rPr>
-          <w:rFonts w:ascii="Microsoft YaHei" w:hAnsi="Microsoft YaHei" w:eastAsia="Microsoft YaHei"/>
-          <w:sz w:val="21"/>
-        </w:rPr>
-        <w:t>1. 修订驻点工作清单</w:t>
-      </w:r>
-    </w:p>
-    <w:p>
-      <w:pPr>
-        <w:jc w:val="both"/>
-      </w:pPr>
-      <w:r>
-        <w:rPr>
-          <w:rFonts w:ascii="Microsoft YaHei" w:hAnsi="Microsoft YaHei" w:eastAsia="Microsoft YaHei"/>
-          <w:sz w:val="21"/>
-        </w:rPr>
-        <w:t>2. 建立小区重点客户统计表</w:t>
-      </w:r>
-    </w:p>
-    <w:p>
-      <w:pPr>
-        <w:jc w:val="both"/>
-      </w:pPr>
-      <w:r>
-        <w:rPr>
-          <w:rFonts w:ascii="Microsoft YaHei" w:hAnsi="Microsoft YaHei" w:eastAsia="Microsoft YaHei"/>
-          <w:sz w:val="21"/>
-        </w:rPr>
-        <w:t>3. 设计驻点前信息推送机制</w:t>
-      </w:r>
-    </w:p>
-    <w:p>
-      <w:pPr>
-        <w:jc w:val="both"/>
-      </w:pPr>
-      <w:r>
-        <w:rPr>
-          <w:rFonts w:ascii="Microsoft YaHei" w:hAnsi="Microsoft YaHei" w:eastAsia="Microsoft YaHei"/>
-          <w:sz w:val="21"/>
-        </w:rPr>
-        <w:t>4. 建设WPS多维表数据表</w:t>
-      </w:r>
-    </w:p>
-    <w:p>
-      <w:pPr>
-        <w:jc w:val="both"/>
-      </w:pPr>
-      <w:r>
-        <w:rPr>
-          <w:rFonts w:ascii="Microsoft YaHei" w:hAnsi="Microsoft YaHei" w:eastAsia="Microsoft YaHei"/>
-          <w:sz w:val="21"/>
-        </w:rPr>
-        <w:t>产出：</w:t>
-      </w:r>
-    </w:p>
-    <w:p>
-      <w:pPr>
-        <w:ind w:left="432"/>
-      </w:pPr>
-      <w:r>
-        <w:rPr>
-          <w:rFonts w:ascii="Microsoft YaHei" w:hAnsi="Microsoft YaHei" w:eastAsia="Microsoft YaHei"/>
-          <w:sz w:val="21"/>
-        </w:rPr>
-        <w:t>● 修订后的工作清单</w:t>
-      </w:r>
-    </w:p>
-    <w:p>
-      <w:pPr>
-        <w:ind w:left="432"/>
-      </w:pPr>
-      <w:r>
-        <w:rPr>
-          <w:rFonts w:ascii="Microsoft YaHei" w:hAnsi="Microsoft YaHei" w:eastAsia="Microsoft YaHei"/>
-          <w:sz w:val="21"/>
-        </w:rPr>
-        <w:t>● 重点客户统计表模板</w:t>
-      </w:r>
-    </w:p>
-    <w:p>
-      <w:pPr>
-        <w:ind w:left="432"/>
-      </w:pPr>
-      <w:r>
-        <w:rPr>
-          <w:rFonts w:ascii="Microsoft YaHei" w:hAnsi="Microsoft YaHei" w:eastAsia="Microsoft YaHei"/>
-          <w:sz w:val="21"/>
-        </w:rPr>
-        <w:t>● 信息推送机制文件</w:t>
-      </w:r>
-    </w:p>
-    <w:p>
-      <w:pPr>
-        <w:ind w:left="432"/>
-      </w:pPr>
-      <w:r>
-        <w:rPr>
-          <w:rFonts w:ascii="Microsoft YaHei" w:hAnsi="Microsoft YaHei" w:eastAsia="Microsoft YaHei"/>
-          <w:sz w:val="21"/>
-        </w:rPr>
-        <w:t>● WPS多维表模板</w:t>
-      </w:r>
-    </w:p>
-    <w:p>
-      <w:pPr>
-        <w:pStyle w:val="Heading4"/>
-        <w:jc w:val="left"/>
-      </w:pPr>
-      <w:r>
-        <w:rPr>
-          <w:rFonts w:ascii="Microsoft YaHei" w:hAnsi="Microsoft YaHei" w:eastAsia="Microsoft YaHei"/>
-          <w:b/>
-          <w:sz w:val="22"/>
-        </w:rPr>
-        <w:t>第二阶段：试点应用（3-4个月）</w:t>
-      </w:r>
-    </w:p>
-    <w:p>
-      <w:pPr>
-        <w:jc w:val="both"/>
-      </w:pPr>
-      <w:r>
-        <w:rPr>
-          <w:rFonts w:ascii="Microsoft YaHei" w:hAnsi="Microsoft YaHei" w:eastAsia="Microsoft YaHei"/>
-          <w:sz w:val="21"/>
-        </w:rPr>
-        <w:t>目标：在部分小区试点应用新机制</w:t>
-      </w:r>
-    </w:p>
-    <w:p>
-      <w:pPr>
-        <w:jc w:val="both"/>
-      </w:pPr>
-      <w:r>
-        <w:rPr>
-          <w:rFonts w:ascii="Microsoft YaHei" w:hAnsi="Microsoft YaHei" w:eastAsia="Microsoft YaHei"/>
-          <w:sz w:val="21"/>
-        </w:rPr>
-        <w:t>行动：</w:t>
-      </w:r>
-    </w:p>
-    <w:p>
-      <w:pPr>
-        <w:jc w:val="both"/>
-      </w:pPr>
-      <w:r>
-        <w:rPr>
-          <w:rFonts w:ascii="Microsoft YaHei" w:hAnsi="Microsoft YaHei" w:eastAsia="Microsoft YaHei"/>
-          <w:sz w:val="21"/>
-        </w:rPr>
-        <w:t>1. 选择3-5个小区试点</w:t>
-      </w:r>
-    </w:p>
-    <w:p>
-      <w:pPr>
-        <w:jc w:val="both"/>
-      </w:pPr>
-      <w:r>
-        <w:rPr>
-          <w:rFonts w:ascii="Microsoft YaHei" w:hAnsi="Microsoft YaHei" w:eastAsia="Microsoft YaHei"/>
-          <w:sz w:val="21"/>
-        </w:rPr>
-        <w:t>2. 应用信息前置机制</w:t>
-      </w:r>
-    </w:p>
-    <w:p>
-      <w:pPr>
-        <w:jc w:val="both"/>
-      </w:pPr>
-      <w:r>
-        <w:rPr>
-          <w:rFonts w:ascii="Microsoft YaHei" w:hAnsi="Microsoft YaHei" w:eastAsia="Microsoft YaHei"/>
-          <w:sz w:val="21"/>
-        </w:rPr>
-        <w:t>3. 应用驻点工作清单</w:t>
-      </w:r>
-    </w:p>
-    <w:p>
-      <w:pPr>
-        <w:jc w:val="both"/>
-      </w:pPr>
-      <w:r>
-        <w:rPr>
-          <w:rFonts w:ascii="Microsoft YaHei" w:hAnsi="Microsoft YaHei" w:eastAsia="Microsoft YaHei"/>
-          <w:sz w:val="21"/>
-        </w:rPr>
-        <w:t>4. 收集试点反馈</w:t>
-      </w:r>
-    </w:p>
-    <w:p>
-      <w:pPr>
-        <w:jc w:val="both"/>
-      </w:pPr>
-      <w:r>
-        <w:rPr>
-          <w:rFonts w:ascii="Microsoft YaHei" w:hAnsi="Microsoft YaHei" w:eastAsia="Microsoft YaHei"/>
-          <w:sz w:val="21"/>
-        </w:rPr>
-        <w:t>产出：</w:t>
-      </w:r>
-    </w:p>
-    <w:p>
-      <w:pPr>
-        <w:ind w:left="432"/>
-      </w:pPr>
-      <w:r>
-        <w:rPr>
-          <w:rFonts w:ascii="Microsoft YaHei" w:hAnsi="Microsoft YaHei" w:eastAsia="Microsoft YaHei"/>
-          <w:sz w:val="21"/>
-        </w:rPr>
-        <w:t>● 试点工作报告</w:t>
-      </w:r>
-    </w:p>
-    <w:p>
-      <w:pPr>
-        <w:ind w:left="432"/>
-      </w:pPr>
-      <w:r>
-        <w:rPr>
-          <w:rFonts w:ascii="Microsoft YaHei" w:hAnsi="Microsoft YaHei" w:eastAsia="Microsoft YaHei"/>
-          <w:sz w:val="21"/>
-        </w:rPr>
-        <w:t>● 工作清单优化建议</w:t>
-      </w:r>
-    </w:p>
-    <w:p>
-      <w:pPr>
-        <w:ind w:left="432"/>
-      </w:pPr>
-      <w:r>
-        <w:rPr>
-          <w:rFonts w:ascii="Microsoft YaHei" w:hAnsi="Microsoft YaHei" w:eastAsia="Microsoft YaHei"/>
-          <w:sz w:val="21"/>
-        </w:rPr>
-        <w:t>● 信息推送机制优化建议</w:t>
-      </w:r>
-    </w:p>
-    <w:p>
-      <w:pPr>
-        <w:pStyle w:val="Heading4"/>
-        <w:jc w:val="left"/>
-      </w:pPr>
-      <w:r>
-        <w:rPr>
-          <w:rFonts w:ascii="Microsoft YaHei" w:hAnsi="Microsoft YaHei" w:eastAsia="Microsoft YaHei"/>
-          <w:b/>
-          <w:sz w:val="22"/>
-        </w:rPr>
-        <w:t>第三阶段：全面推广（5-6个月）</w:t>
-      </w:r>
-    </w:p>
-    <w:p>
-      <w:pPr>
-        <w:jc w:val="both"/>
-      </w:pPr>
-      <w:r>
-        <w:rPr>
-          <w:rFonts w:ascii="Microsoft YaHei" w:hAnsi="Microsoft YaHei" w:eastAsia="Microsoft YaHei"/>
-          <w:sz w:val="21"/>
-        </w:rPr>
-        <w:t>目标：在所有小区全面应用新机制</w:t>
-      </w:r>
-    </w:p>
-    <w:p>
-      <w:pPr>
-        <w:jc w:val="both"/>
-      </w:pPr>
-      <w:r>
-        <w:rPr>
-          <w:rFonts w:ascii="Microsoft YaHei" w:hAnsi="Microsoft YaHei" w:eastAsia="Microsoft YaHei"/>
-          <w:sz w:val="21"/>
-        </w:rPr>
-        <w:t>行动：</w:t>
-      </w:r>
-    </w:p>
-    <w:p>
-      <w:pPr>
-        <w:jc w:val="both"/>
-      </w:pPr>
-      <w:r>
-        <w:rPr>
-          <w:rFonts w:ascii="Microsoft YaHei" w:hAnsi="Microsoft YaHei" w:eastAsia="Microsoft YaHei"/>
-          <w:sz w:val="21"/>
-        </w:rPr>
-        <w:t>1. 培训所有客户经理</w:t>
-      </w:r>
-    </w:p>
-    <w:p>
-      <w:pPr>
-        <w:jc w:val="both"/>
-      </w:pPr>
-      <w:r>
-        <w:rPr>
-          <w:rFonts w:ascii="Microsoft YaHei" w:hAnsi="Microsoft YaHei" w:eastAsia="Microsoft YaHei"/>
-          <w:sz w:val="21"/>
-        </w:rPr>
-        <w:t>2. 全面应用新机制</w:t>
-      </w:r>
-    </w:p>
-    <w:p>
-      <w:pPr>
-        <w:jc w:val="both"/>
-      </w:pPr>
-      <w:r>
-        <w:rPr>
-          <w:rFonts w:ascii="Microsoft YaHei" w:hAnsi="Microsoft YaHei" w:eastAsia="Microsoft YaHei"/>
-          <w:sz w:val="21"/>
-        </w:rPr>
-        <w:t>3. 建立考核机制</w:t>
-      </w:r>
-    </w:p>
-    <w:p>
-      <w:pPr>
-        <w:jc w:val="both"/>
-      </w:pPr>
-      <w:r>
-        <w:rPr>
-          <w:rFonts w:ascii="Microsoft YaHei" w:hAnsi="Microsoft YaHei" w:eastAsia="Microsoft YaHei"/>
-          <w:sz w:val="21"/>
-        </w:rPr>
-        <w:t>4. 定期总结优化</w:t>
-      </w:r>
-    </w:p>
-    <w:p>
-      <w:pPr>
-        <w:jc w:val="both"/>
-      </w:pPr>
-      <w:r>
-        <w:rPr>
-          <w:rFonts w:ascii="Microsoft YaHei" w:hAnsi="Microsoft YaHei" w:eastAsia="Microsoft YaHei"/>
-          <w:sz w:val="21"/>
-        </w:rPr>
-        <w:t>产出：</w:t>
-      </w:r>
-    </w:p>
-    <w:p>
-      <w:pPr>
-        <w:ind w:left="432"/>
-      </w:pPr>
-      <w:r>
-        <w:rPr>
-          <w:rFonts w:ascii="Microsoft YaHei" w:hAnsi="Microsoft YaHei" w:eastAsia="Microsoft YaHei"/>
-          <w:sz w:val="21"/>
-        </w:rPr>
-        <w:t>● 培训材料</w:t>
-      </w:r>
-    </w:p>
-    <w:p>
-      <w:pPr>
-        <w:ind w:left="432"/>
-      </w:pPr>
-      <w:r>
-        <w:rPr>
-          <w:rFonts w:ascii="Microsoft YaHei" w:hAnsi="Microsoft YaHei" w:eastAsia="Microsoft YaHei"/>
-          <w:sz w:val="21"/>
-        </w:rPr>
-        <w:t>● 考核机制文件</w:t>
-      </w:r>
-    </w:p>
-    <w:p>
-      <w:pPr>
-        <w:ind w:left="432"/>
-      </w:pPr>
-      <w:r>
-        <w:rPr>
-          <w:rFonts w:ascii="Microsoft YaHei" w:hAnsi="Microsoft YaHei" w:eastAsia="Microsoft YaHei"/>
-          <w:sz w:val="21"/>
-        </w:rPr>
-        <w:t>● 定期总结报告</w:t>
-      </w:r>
-    </w:p>
-    <w:p>
-      <w:pPr>
-        <w:pStyle w:val="Heading4"/>
-        <w:jc w:val="left"/>
-      </w:pPr>
-      <w:r>
-        <w:rPr>
-          <w:rFonts w:ascii="Microsoft YaHei" w:hAnsi="Microsoft YaHei" w:eastAsia="Microsoft YaHei"/>
-          <w:b/>
-          <w:sz w:val="22"/>
-        </w:rPr>
-        <w:t>第四阶段：深化拓展（7-12个月）</w:t>
-      </w:r>
-    </w:p>
-    <w:p>
-      <w:pPr>
-        <w:jc w:val="both"/>
-      </w:pPr>
-      <w:r>
-        <w:rPr>
-          <w:rFonts w:ascii="Microsoft YaHei" w:hAnsi="Microsoft YaHei" w:eastAsia="Microsoft YaHei"/>
-          <w:sz w:val="21"/>
-        </w:rPr>
-        <w:t>目标：深化社网共建、建设知识库</w:t>
-      </w:r>
-    </w:p>
-    <w:p>
-      <w:pPr>
-        <w:jc w:val="both"/>
-      </w:pPr>
-      <w:r>
-        <w:rPr>
-          <w:rFonts w:ascii="Microsoft YaHei" w:hAnsi="Microsoft YaHei" w:eastAsia="Microsoft YaHei"/>
-          <w:sz w:val="21"/>
-        </w:rPr>
-        <w:t>行动：</w:t>
-      </w:r>
-    </w:p>
-    <w:p>
-      <w:pPr>
-        <w:jc w:val="both"/>
-      </w:pPr>
-      <w:r>
-        <w:rPr>
-          <w:rFonts w:ascii="Microsoft YaHei" w:hAnsi="Microsoft YaHei" w:eastAsia="Microsoft YaHei"/>
-          <w:sz w:val="21"/>
-        </w:rPr>
-        <w:t>1. 推进社网共建</w:t>
-      </w:r>
-    </w:p>
-    <w:p>
-      <w:pPr>
-        <w:jc w:val="both"/>
-      </w:pPr>
-      <w:r>
-        <w:rPr>
-          <w:rFonts w:ascii="Microsoft YaHei" w:hAnsi="Microsoft YaHei" w:eastAsia="Microsoft YaHei"/>
-          <w:sz w:val="21"/>
-        </w:rPr>
-        <w:t>2. 建设应急保供知识库</w:t>
-      </w:r>
-    </w:p>
-    <w:p>
-      <w:pPr>
-        <w:jc w:val="both"/>
-      </w:pPr>
-      <w:r>
-        <w:rPr>
-          <w:rFonts w:ascii="Microsoft YaHei" w:hAnsi="Microsoft YaHei" w:eastAsia="Microsoft YaHei"/>
-          <w:sz w:val="21"/>
-        </w:rPr>
-        <w:t>3. 深化数字化应用</w:t>
-      </w:r>
-    </w:p>
-    <w:p>
-      <w:pPr>
-        <w:jc w:val="both"/>
-      </w:pPr>
-      <w:r>
-        <w:rPr>
-          <w:rFonts w:ascii="Microsoft YaHei" w:hAnsi="Microsoft YaHei" w:eastAsia="Microsoft YaHei"/>
-          <w:sz w:val="21"/>
-        </w:rPr>
-        <w:t>4. 形成可复制模式</w:t>
-      </w:r>
-    </w:p>
-    <w:p>
-      <w:pPr>
-        <w:jc w:val="both"/>
-      </w:pPr>
-      <w:r>
-        <w:rPr>
-          <w:rFonts w:ascii="Microsoft YaHei" w:hAnsi="Microsoft YaHei" w:eastAsia="Microsoft YaHei"/>
-          <w:sz w:val="21"/>
-        </w:rPr>
-        <w:t>产出：</w:t>
-      </w:r>
-    </w:p>
-    <w:p>
-      <w:pPr>
-        <w:ind w:left="432"/>
-      </w:pPr>
-      <w:r>
-        <w:rPr>
-          <w:rFonts w:ascii="Microsoft YaHei" w:hAnsi="Microsoft YaHei" w:eastAsia="Microsoft YaHei"/>
-          <w:sz w:val="21"/>
-        </w:rPr>
-        <w:t>● 社网共建成果</w:t>
-      </w:r>
-    </w:p>
-    <w:p>
-      <w:pPr>
-        <w:ind w:left="432"/>
-      </w:pPr>
-      <w:r>
-        <w:rPr>
-          <w:rFonts w:ascii="Microsoft YaHei" w:hAnsi="Microsoft YaHei" w:eastAsia="Microsoft YaHei"/>
-          <w:sz w:val="21"/>
-        </w:rPr>
-        <w:t>● 应急保供知识库</w:t>
-      </w:r>
-    </w:p>
-    <w:p>
-      <w:pPr>
-        <w:ind w:left="432"/>
-      </w:pPr>
-      <w:r>
-        <w:rPr>
-          <w:rFonts w:ascii="Microsoft YaHei" w:hAnsi="Microsoft YaHei" w:eastAsia="Microsoft YaHei"/>
-          <w:sz w:val="21"/>
-        </w:rPr>
-        <w:t>● 可复制推广模式</w:t>
+        <w:t>架构设计：</w:t>
+      </w:r>
+    </w:p>
+    <w:p>
+      <w:pPr>
+        <w:jc w:val="center"/>
+      </w:pPr>
+      <w:r>
+        <w:drawing>
+          <wp:inline xmlns:a="http://schemas.openxmlformats.org/drawingml/2006/main" xmlns:pic="http://schemas.openxmlformats.org/drawingml/2006/picture">
+            <wp:extent cx="5029200" cy="5682996"/>
+            <wp:docPr id="7" name="Picture 7"/>
+            <wp:cNvGraphicFramePr>
+              <a:graphicFrameLocks noChangeAspect="1"/>
+            </wp:cNvGraphicFramePr>
+            <a:graphic>
+              <a:graphicData uri="http://schemas.openxmlformats.org/drawingml/2006/picture">
+                <pic:pic>
+                  <pic:nvPicPr>
+                    <pic:cNvPr id="0" name="ascii_img_008.png"/>
+                    <pic:cNvPicPr/>
+                  </pic:nvPicPr>
+                  <pic:blipFill>
+                    <a:blip r:embed="rId15"/>
+                    <a:stretch>
+                      <a:fillRect/>
+                    </a:stretch>
+                  </pic:blipFill>
+                  <pic:spPr>
+                    <a:xfrm>
+                      <a:off x="0" y="0"/>
+                      <a:ext cx="5029200" cy="5682996"/>
+                    </a:xfrm>
+                    <a:prstGeom prst="rect"/>
+                  </pic:spPr>
+                </pic:pic>
+              </a:graphicData>
+            </a:graphic>
+          </wp:inline>
+        </w:drawing>
       </w:r>
     </w:p>
     <w:p>
       <w:pPr>
         <w:pStyle w:val="Heading3"/>
-        <w:jc w:val="left"/>
       </w:pPr>
       <w:r>
         <w:rPr>
@@ -4890,1034 +2200,452 @@
           <w:color w:val="2E5A4C"/>
           <w:sz w:val="24"/>
         </w:rPr>
-        <w:t>8.2 成效评估指标</w:t>
+        <w:t>6.2 实施路径</w:t>
       </w:r>
     </w:p>
     <w:p>
       <w:pPr>
         <w:pStyle w:val="Heading4"/>
-        <w:jc w:val="left"/>
       </w:pPr>
       <w:r>
         <w:rPr>
           <w:rFonts w:ascii="Microsoft YaHei" w:hAnsi="Microsoft YaHei" w:eastAsia="Microsoft YaHei"/>
           <w:b/>
-          <w:sz w:val="22"/>
-        </w:rPr>
-        <w:t>网格服务指标</w:t>
-      </w:r>
-    </w:p>
-    <w:tbl>
-      <w:tblPr>
-        <w:tblStyle w:val="TableGrid"/>
-        <w:tblW w:type="auto" w:w="0"/>
-        <w:tblLook w:firstColumn="1" w:firstRow="1" w:lastColumn="0" w:lastRow="0" w:noHBand="0" w:noVBand="1" w:val="04A0"/>
-      </w:tblPr>
-      <w:tblGrid>
-        <w:gridCol w:w="2880"/>
-        <w:gridCol w:w="2880"/>
-        <w:gridCol w:w="2880"/>
-      </w:tblGrid>
-      <w:tr>
-        <w:tc>
-          <w:tcPr>
-            <w:tcW w:type="dxa" w:w="2880"/>
-          </w:tcPr>
-          <w:p>
-            <w:pPr>
-              <w:jc w:val="center"/>
-            </w:pPr>
-            <w:r>
-              <w:rPr>
-                <w:rFonts w:ascii="Microsoft YaHei" w:hAnsi="Microsoft YaHei" w:eastAsia="Microsoft YaHei"/>
-                <w:b/>
-                <w:sz w:val="20"/>
-              </w:rPr>
-              <w:t>指标</w:t>
-            </w:r>
-          </w:p>
-        </w:tc>
-        <w:tc>
-          <w:tcPr>
-            <w:tcW w:type="dxa" w:w="2880"/>
-          </w:tcPr>
-          <w:p>
-            <w:pPr>
-              <w:jc w:val="center"/>
-            </w:pPr>
-            <w:r>
-              <w:rPr>
-                <w:rFonts w:ascii="Microsoft YaHei" w:hAnsi="Microsoft YaHei" w:eastAsia="Microsoft YaHei"/>
-                <w:b/>
-                <w:sz w:val="20"/>
-              </w:rPr>
-              <w:t>定义</w:t>
-            </w:r>
-          </w:p>
-        </w:tc>
-        <w:tc>
-          <w:tcPr>
-            <w:tcW w:type="dxa" w:w="2880"/>
-          </w:tcPr>
-          <w:p>
-            <w:pPr>
-              <w:jc w:val="center"/>
-            </w:pPr>
-            <w:r>
-              <w:rPr>
-                <w:rFonts w:ascii="Microsoft YaHei" w:hAnsi="Microsoft YaHei" w:eastAsia="Microsoft YaHei"/>
-                <w:b/>
-                <w:sz w:val="20"/>
-              </w:rPr>
-              <w:t>目标值</w:t>
-            </w:r>
-          </w:p>
-        </w:tc>
-      </w:tr>
-      <w:tr>
-        <w:tc>
-          <w:tcPr>
-            <w:tcW w:type="dxa" w:w="2880"/>
-          </w:tcPr>
-          <w:p>
-            <w:pPr>
-              <w:jc w:val="left"/>
-            </w:pPr>
-            <w:r>
-              <w:rPr>
-                <w:rFonts w:ascii="Microsoft YaHei" w:hAnsi="Microsoft YaHei" w:eastAsia="Microsoft YaHei"/>
-                <w:sz w:val="19"/>
-              </w:rPr>
-              <w:t>**工单压降率**</w:t>
-            </w:r>
-          </w:p>
-        </w:tc>
-        <w:tc>
-          <w:tcPr>
-            <w:tcW w:type="dxa" w:w="2880"/>
-          </w:tcPr>
-          <w:p>
-            <w:pPr>
-              <w:jc w:val="left"/>
-            </w:pPr>
-            <w:r>
-              <w:rPr>
-                <w:rFonts w:ascii="Microsoft YaHei" w:hAnsi="Microsoft YaHei" w:eastAsia="Microsoft YaHei"/>
-                <w:sz w:val="19"/>
-              </w:rPr>
-              <w:t>(去年同期工单数-本期工单数)/去年同期工单数</w:t>
-            </w:r>
-          </w:p>
-        </w:tc>
-        <w:tc>
-          <w:tcPr>
-            <w:tcW w:type="dxa" w:w="2880"/>
-          </w:tcPr>
-          <w:p>
-            <w:pPr>
-              <w:jc w:val="left"/>
-            </w:pPr>
-            <w:r>
-              <w:rPr>
-                <w:rFonts w:ascii="Microsoft YaHei" w:hAnsi="Microsoft YaHei" w:eastAsia="Microsoft YaHei"/>
-                <w:sz w:val="19"/>
-              </w:rPr>
-              <w:t>≥30%</w:t>
-            </w:r>
-          </w:p>
-        </w:tc>
-      </w:tr>
-      <w:tr>
-        <w:tc>
-          <w:tcPr>
-            <w:tcW w:type="dxa" w:w="2880"/>
-          </w:tcPr>
-          <w:p>
-            <w:pPr>
-              <w:jc w:val="left"/>
-            </w:pPr>
-            <w:r>
-              <w:rPr>
-                <w:rFonts w:ascii="Microsoft YaHei" w:hAnsi="Microsoft YaHei" w:eastAsia="Microsoft YaHei"/>
-                <w:sz w:val="19"/>
-              </w:rPr>
-              <w:t>**服务响应时效**</w:t>
-            </w:r>
-          </w:p>
-        </w:tc>
-        <w:tc>
-          <w:tcPr>
-            <w:tcW w:type="dxa" w:w="2880"/>
-          </w:tcPr>
-          <w:p>
-            <w:pPr>
-              <w:jc w:val="left"/>
-            </w:pPr>
-            <w:r>
-              <w:rPr>
-                <w:rFonts w:ascii="Microsoft YaHei" w:hAnsi="Microsoft YaHei" w:eastAsia="Microsoft YaHei"/>
-                <w:sz w:val="19"/>
-              </w:rPr>
-              <w:t>客户诉求响应平均时长</w:t>
-            </w:r>
-          </w:p>
-        </w:tc>
-        <w:tc>
-          <w:tcPr>
-            <w:tcW w:type="dxa" w:w="2880"/>
-          </w:tcPr>
-          <w:p>
-            <w:pPr>
-              <w:jc w:val="left"/>
-            </w:pPr>
-            <w:r>
-              <w:rPr>
-                <w:rFonts w:ascii="Microsoft YaHei" w:hAnsi="Microsoft YaHei" w:eastAsia="Microsoft YaHei"/>
-                <w:sz w:val="19"/>
-              </w:rPr>
-              <w:t>≤5分钟</w:t>
-            </w:r>
-          </w:p>
-        </w:tc>
-      </w:tr>
-      <w:tr>
-        <w:tc>
-          <w:tcPr>
-            <w:tcW w:type="dxa" w:w="2880"/>
-          </w:tcPr>
-          <w:p>
-            <w:pPr>
-              <w:jc w:val="left"/>
-            </w:pPr>
-            <w:r>
-              <w:rPr>
-                <w:rFonts w:ascii="Microsoft YaHei" w:hAnsi="Microsoft YaHei" w:eastAsia="Microsoft YaHei"/>
-                <w:sz w:val="19"/>
-              </w:rPr>
-              <w:t>**客户满意度**</w:t>
-            </w:r>
-          </w:p>
-        </w:tc>
-        <w:tc>
-          <w:tcPr>
-            <w:tcW w:type="dxa" w:w="2880"/>
-          </w:tcPr>
-          <w:p>
-            <w:pPr>
-              <w:jc w:val="left"/>
-            </w:pPr>
-            <w:r>
-              <w:rPr>
-                <w:rFonts w:ascii="Microsoft YaHei" w:hAnsi="Microsoft YaHei" w:eastAsia="Microsoft YaHei"/>
-                <w:sz w:val="19"/>
-              </w:rPr>
-              <w:t>客户满意度评分</w:t>
-            </w:r>
-          </w:p>
-        </w:tc>
-        <w:tc>
-          <w:tcPr>
-            <w:tcW w:type="dxa" w:w="2880"/>
-          </w:tcPr>
-          <w:p>
-            <w:pPr>
-              <w:jc w:val="left"/>
-            </w:pPr>
-            <w:r>
-              <w:rPr>
-                <w:rFonts w:ascii="Microsoft YaHei" w:hAnsi="Microsoft YaHei" w:eastAsia="Microsoft YaHei"/>
-                <w:sz w:val="19"/>
-              </w:rPr>
-              <w:t>≥95分</w:t>
-            </w:r>
-          </w:p>
-        </w:tc>
-      </w:tr>
-      <w:tr>
-        <w:tc>
-          <w:tcPr>
-            <w:tcW w:type="dxa" w:w="2880"/>
-          </w:tcPr>
-          <w:p>
-            <w:pPr>
-              <w:jc w:val="left"/>
-            </w:pPr>
-            <w:r>
-              <w:rPr>
-                <w:rFonts w:ascii="Microsoft YaHei" w:hAnsi="Microsoft YaHei" w:eastAsia="Microsoft YaHei"/>
-                <w:sz w:val="19"/>
-              </w:rPr>
-              <w:t>**重点客户走访率**</w:t>
-            </w:r>
-          </w:p>
-        </w:tc>
-        <w:tc>
-          <w:tcPr>
-            <w:tcW w:type="dxa" w:w="2880"/>
-          </w:tcPr>
-          <w:p>
-            <w:pPr>
-              <w:jc w:val="left"/>
-            </w:pPr>
-            <w:r>
-              <w:rPr>
-                <w:rFonts w:ascii="Microsoft YaHei" w:hAnsi="Microsoft YaHei" w:eastAsia="Microsoft YaHei"/>
-                <w:sz w:val="19"/>
-              </w:rPr>
-              <w:t>重点客户走访数/重点客户总数</w:t>
-            </w:r>
-          </w:p>
-        </w:tc>
-        <w:tc>
-          <w:tcPr>
-            <w:tcW w:type="dxa" w:w="2880"/>
-          </w:tcPr>
-          <w:p>
-            <w:pPr>
-              <w:jc w:val="left"/>
-            </w:pPr>
-            <w:r>
-              <w:rPr>
-                <w:rFonts w:ascii="Microsoft YaHei" w:hAnsi="Microsoft YaHei" w:eastAsia="Microsoft YaHei"/>
-                <w:sz w:val="19"/>
-              </w:rPr>
-              <w:t>≥80%</w:t>
-            </w:r>
-          </w:p>
-        </w:tc>
-      </w:tr>
-    </w:tbl>
-    <w:p/>
+          <w:color w:val="2E5A4C"/>
+          <w:sz w:val="24"/>
+        </w:rPr>
+        <w:t>阶段一：建立联系（1-2个月）</w:t>
+      </w:r>
+    </w:p>
+    <w:p>
+      <w:pPr>
+        <w:jc w:val="both"/>
+      </w:pPr>
+      <w:r>
+        <w:rPr>
+          <w:rFonts w:ascii="Microsoft YaHei" w:hAnsi="Microsoft YaHei" w:eastAsia="Microsoft YaHei"/>
+          <w:sz w:val="21"/>
+        </w:rPr>
+        <w:t>目标：与社区建立常态化联系机制</w:t>
+      </w:r>
+    </w:p>
+    <w:p>
+      <w:pPr>
+        <w:jc w:val="both"/>
+      </w:pPr>
+      <w:r>
+        <w:rPr>
+          <w:rFonts w:ascii="Microsoft YaHei" w:hAnsi="Microsoft YaHei" w:eastAsia="Microsoft YaHei"/>
+          <w:sz w:val="21"/>
+        </w:rPr>
+        <w:t>行动：</w:t>
+      </w:r>
+    </w:p>
+    <w:p>
+      <w:pPr>
+        <w:jc w:val="both"/>
+      </w:pPr>
+      <w:r>
+        <w:rPr>
+          <w:rFonts w:ascii="Microsoft YaHei" w:hAnsi="Microsoft YaHei" w:eastAsia="Microsoft YaHei"/>
+          <w:sz w:val="21"/>
+        </w:rPr>
+        <w:t>1. 与社区党群服务中心对接</w:t>
+      </w:r>
+    </w:p>
+    <w:p>
+      <w:pPr>
+        <w:jc w:val="both"/>
+      </w:pPr>
+      <w:r>
+        <w:rPr>
+          <w:rFonts w:ascii="Microsoft YaHei" w:hAnsi="Microsoft YaHei" w:eastAsia="Microsoft YaHei"/>
+          <w:sz w:val="21"/>
+        </w:rPr>
+        <w:t>2. 建立社区-供电联络机制</w:t>
+      </w:r>
+    </w:p>
+    <w:p>
+      <w:pPr>
+        <w:jc w:val="both"/>
+      </w:pPr>
+      <w:r>
+        <w:rPr>
+          <w:rFonts w:ascii="Microsoft YaHei" w:hAnsi="Microsoft YaHei" w:eastAsia="Microsoft YaHei"/>
+          <w:sz w:val="21"/>
+        </w:rPr>
+        <w:t>3. 加入社区工作群</w:t>
+      </w:r>
+    </w:p>
+    <w:p>
+      <w:pPr>
+        <w:jc w:val="both"/>
+      </w:pPr>
+      <w:r>
+        <w:rPr>
+          <w:rFonts w:ascii="Microsoft YaHei" w:hAnsi="Microsoft YaHei" w:eastAsia="Microsoft YaHei"/>
+          <w:sz w:val="21"/>
+        </w:rPr>
+        <w:t>4. 定期参加社区工作会议</w:t>
+      </w:r>
+    </w:p>
+    <w:p>
+      <w:pPr>
+        <w:jc w:val="both"/>
+      </w:pPr>
+      <w:r>
+        <w:rPr>
+          <w:rFonts w:ascii="Microsoft YaHei" w:hAnsi="Microsoft YaHei" w:eastAsia="Microsoft YaHei"/>
+          <w:sz w:val="21"/>
+        </w:rPr>
+        <w:t>产出：</w:t>
+      </w:r>
+    </w:p>
+    <w:p>
+      <w:pPr>
+        <w:jc w:val="both"/>
+      </w:pPr>
+      <w:r>
+        <w:rPr>
+          <w:rFonts w:ascii="Microsoft YaHei" w:hAnsi="Microsoft YaHei" w:eastAsia="Microsoft YaHei"/>
+          <w:sz w:val="21"/>
+        </w:rPr>
+        <w:t>- 社区联络人名单</w:t>
+      </w:r>
+    </w:p>
+    <w:p>
+      <w:pPr>
+        <w:jc w:val="both"/>
+      </w:pPr>
+      <w:r>
+        <w:rPr>
+          <w:rFonts w:ascii="Microsoft YaHei" w:hAnsi="Microsoft YaHei" w:eastAsia="Microsoft YaHei"/>
+          <w:sz w:val="21"/>
+        </w:rPr>
+        <w:t>- 联络机制文件</w:t>
+      </w:r>
+    </w:p>
+    <w:p>
+      <w:pPr>
+        <w:jc w:val="both"/>
+      </w:pPr>
+      <w:r>
+        <w:rPr>
+          <w:rFonts w:ascii="Microsoft YaHei" w:hAnsi="Microsoft YaHei" w:eastAsia="Microsoft YaHei"/>
+          <w:sz w:val="21"/>
+        </w:rPr>
+        <w:t>- 社区工作群入群截图</w:t>
+      </w:r>
+    </w:p>
     <w:p>
       <w:pPr>
         <w:pStyle w:val="Heading4"/>
-        <w:jc w:val="left"/>
       </w:pPr>
       <w:r>
         <w:rPr>
           <w:rFonts w:ascii="Microsoft YaHei" w:hAnsi="Microsoft YaHei" w:eastAsia="Microsoft YaHei"/>
           <w:b/>
-          <w:sz w:val="22"/>
-        </w:rPr>
-        <w:t>用电检查指标</w:t>
-      </w:r>
-    </w:p>
-    <w:tbl>
-      <w:tblPr>
-        <w:tblStyle w:val="TableGrid"/>
-        <w:tblW w:type="auto" w:w="0"/>
-        <w:tblLook w:firstColumn="1" w:firstRow="1" w:lastColumn="0" w:lastRow="0" w:noHBand="0" w:noVBand="1" w:val="04A0"/>
-      </w:tblPr>
-      <w:tblGrid>
-        <w:gridCol w:w="2880"/>
-        <w:gridCol w:w="2880"/>
-        <w:gridCol w:w="2880"/>
-      </w:tblGrid>
-      <w:tr>
-        <w:tc>
-          <w:tcPr>
-            <w:tcW w:type="dxa" w:w="2880"/>
-          </w:tcPr>
-          <w:p>
-            <w:pPr>
-              <w:jc w:val="center"/>
-            </w:pPr>
-            <w:r>
-              <w:rPr>
-                <w:rFonts w:ascii="Microsoft YaHei" w:hAnsi="Microsoft YaHei" w:eastAsia="Microsoft YaHei"/>
-                <w:b/>
-                <w:sz w:val="20"/>
-              </w:rPr>
-              <w:t>指标</w:t>
-            </w:r>
-          </w:p>
-        </w:tc>
-        <w:tc>
-          <w:tcPr>
-            <w:tcW w:type="dxa" w:w="2880"/>
-          </w:tcPr>
-          <w:p>
-            <w:pPr>
-              <w:jc w:val="center"/>
-            </w:pPr>
-            <w:r>
-              <w:rPr>
-                <w:rFonts w:ascii="Microsoft YaHei" w:hAnsi="Microsoft YaHei" w:eastAsia="Microsoft YaHei"/>
-                <w:b/>
-                <w:sz w:val="20"/>
-              </w:rPr>
-              <w:t>定义</w:t>
-            </w:r>
-          </w:p>
-        </w:tc>
-        <w:tc>
-          <w:tcPr>
-            <w:tcW w:type="dxa" w:w="2880"/>
-          </w:tcPr>
-          <w:p>
-            <w:pPr>
-              <w:jc w:val="center"/>
-            </w:pPr>
-            <w:r>
-              <w:rPr>
-                <w:rFonts w:ascii="Microsoft YaHei" w:hAnsi="Microsoft YaHei" w:eastAsia="Microsoft YaHei"/>
-                <w:b/>
-                <w:sz w:val="20"/>
-              </w:rPr>
-              <w:t>目标值</w:t>
-            </w:r>
-          </w:p>
-        </w:tc>
-      </w:tr>
-      <w:tr>
-        <w:tc>
-          <w:tcPr>
-            <w:tcW w:type="dxa" w:w="2880"/>
-          </w:tcPr>
-          <w:p>
-            <w:pPr>
-              <w:jc w:val="left"/>
-            </w:pPr>
-            <w:r>
-              <w:rPr>
-                <w:rFonts w:ascii="Microsoft YaHei" w:hAnsi="Microsoft YaHei" w:eastAsia="Microsoft YaHei"/>
-                <w:sz w:val="19"/>
-              </w:rPr>
-              <w:t>**隐患发现率**</w:t>
-            </w:r>
-          </w:p>
-        </w:tc>
-        <w:tc>
-          <w:tcPr>
-            <w:tcW w:type="dxa" w:w="2880"/>
-          </w:tcPr>
-          <w:p>
-            <w:pPr>
-              <w:jc w:val="left"/>
-            </w:pPr>
-            <w:r>
-              <w:rPr>
-                <w:rFonts w:ascii="Microsoft YaHei" w:hAnsi="Microsoft YaHei" w:eastAsia="Microsoft YaHei"/>
-                <w:sz w:val="19"/>
-              </w:rPr>
-              <w:t>隐患发现数/检查总数</w:t>
-            </w:r>
-          </w:p>
-        </w:tc>
-        <w:tc>
-          <w:tcPr>
-            <w:tcW w:type="dxa" w:w="2880"/>
-          </w:tcPr>
-          <w:p>
-            <w:pPr>
-              <w:jc w:val="left"/>
-            </w:pPr>
-            <w:r>
-              <w:rPr>
-                <w:rFonts w:ascii="Microsoft YaHei" w:hAnsi="Microsoft YaHei" w:eastAsia="Microsoft YaHei"/>
-                <w:sz w:val="19"/>
-              </w:rPr>
-              <w:t>≥5%</w:t>
-            </w:r>
-          </w:p>
-        </w:tc>
-      </w:tr>
-      <w:tr>
-        <w:tc>
-          <w:tcPr>
-            <w:tcW w:type="dxa" w:w="2880"/>
-          </w:tcPr>
-          <w:p>
-            <w:pPr>
-              <w:jc w:val="left"/>
-            </w:pPr>
-            <w:r>
-              <w:rPr>
-                <w:rFonts w:ascii="Microsoft YaHei" w:hAnsi="Microsoft YaHei" w:eastAsia="Microsoft YaHei"/>
-                <w:sz w:val="19"/>
-              </w:rPr>
-              <w:t>**隐患整改率**</w:t>
-            </w:r>
-          </w:p>
-        </w:tc>
-        <w:tc>
-          <w:tcPr>
-            <w:tcW w:type="dxa" w:w="2880"/>
-          </w:tcPr>
-          <w:p>
-            <w:pPr>
-              <w:jc w:val="left"/>
-            </w:pPr>
-            <w:r>
-              <w:rPr>
-                <w:rFonts w:ascii="Microsoft YaHei" w:hAnsi="Microsoft YaHei" w:eastAsia="Microsoft YaHei"/>
-                <w:sz w:val="19"/>
-              </w:rPr>
-              <w:t>隐患整改数/隐患总数</w:t>
-            </w:r>
-          </w:p>
-        </w:tc>
-        <w:tc>
-          <w:tcPr>
-            <w:tcW w:type="dxa" w:w="2880"/>
-          </w:tcPr>
-          <w:p>
-            <w:pPr>
-              <w:jc w:val="left"/>
-            </w:pPr>
-            <w:r>
-              <w:rPr>
-                <w:rFonts w:ascii="Microsoft YaHei" w:hAnsi="Microsoft YaHei" w:eastAsia="Microsoft YaHei"/>
-                <w:sz w:val="19"/>
-              </w:rPr>
-              <w:t>≥90%</w:t>
-            </w:r>
-          </w:p>
-        </w:tc>
-      </w:tr>
-      <w:tr>
-        <w:tc>
-          <w:tcPr>
-            <w:tcW w:type="dxa" w:w="2880"/>
-          </w:tcPr>
-          <w:p>
-            <w:pPr>
-              <w:jc w:val="left"/>
-            </w:pPr>
-            <w:r>
-              <w:rPr>
-                <w:rFonts w:ascii="Microsoft YaHei" w:hAnsi="Microsoft YaHei" w:eastAsia="Microsoft YaHei"/>
-                <w:sz w:val="19"/>
-              </w:rPr>
-              <w:t>**设备信息完整度**</w:t>
-            </w:r>
-          </w:p>
-        </w:tc>
-        <w:tc>
-          <w:tcPr>
-            <w:tcW w:type="dxa" w:w="2880"/>
-          </w:tcPr>
-          <w:p>
-            <w:pPr>
-              <w:jc w:val="left"/>
-            </w:pPr>
-            <w:r>
-              <w:rPr>
-                <w:rFonts w:ascii="Microsoft YaHei" w:hAnsi="Microsoft YaHei" w:eastAsia="Microsoft YaHei"/>
-                <w:sz w:val="19"/>
-              </w:rPr>
-              <w:t>设备信息完整的小区数/小区总数</w:t>
-            </w:r>
-          </w:p>
-        </w:tc>
-        <w:tc>
-          <w:tcPr>
-            <w:tcW w:type="dxa" w:w="2880"/>
-          </w:tcPr>
-          <w:p>
-            <w:pPr>
-              <w:jc w:val="left"/>
-            </w:pPr>
-            <w:r>
-              <w:rPr>
-                <w:rFonts w:ascii="Microsoft YaHei" w:hAnsi="Microsoft YaHei" w:eastAsia="Microsoft YaHei"/>
-                <w:sz w:val="19"/>
-              </w:rPr>
-              <w:t>≥80%</w:t>
-            </w:r>
-          </w:p>
-        </w:tc>
-      </w:tr>
-    </w:tbl>
-    <w:p/>
+          <w:color w:val="2E5A4C"/>
+          <w:sz w:val="24"/>
+        </w:rPr>
+        <w:t>阶段二：设立驿站（3-4个月）</w:t>
+      </w:r>
+    </w:p>
+    <w:p>
+      <w:pPr>
+        <w:jc w:val="both"/>
+      </w:pPr>
+      <w:r>
+        <w:rPr>
+          <w:rFonts w:ascii="Microsoft YaHei" w:hAnsi="Microsoft YaHei" w:eastAsia="Microsoft YaHei"/>
+          <w:sz w:val="21"/>
+        </w:rPr>
+        <w:t>目标：在社区设立电力服务驿站</w:t>
+      </w:r>
+    </w:p>
+    <w:p>
+      <w:pPr>
+        <w:jc w:val="both"/>
+      </w:pPr>
+      <w:r>
+        <w:rPr>
+          <w:rFonts w:ascii="Microsoft YaHei" w:hAnsi="Microsoft YaHei" w:eastAsia="Microsoft YaHei"/>
+          <w:sz w:val="21"/>
+        </w:rPr>
+        <w:t>行动：</w:t>
+      </w:r>
+    </w:p>
+    <w:p>
+      <w:pPr>
+        <w:jc w:val="both"/>
+      </w:pPr>
+      <w:r>
+        <w:rPr>
+          <w:rFonts w:ascii="Microsoft YaHei" w:hAnsi="Microsoft YaHei" w:eastAsia="Microsoft YaHei"/>
+          <w:sz w:val="21"/>
+        </w:rPr>
+        <w:t>1. 在社区党群服务中心设立服务窗口</w:t>
+      </w:r>
+    </w:p>
+    <w:p>
+      <w:pPr>
+        <w:jc w:val="both"/>
+      </w:pPr>
+      <w:r>
+        <w:rPr>
+          <w:rFonts w:ascii="Microsoft YaHei" w:hAnsi="Microsoft YaHei" w:eastAsia="Microsoft YaHei"/>
+          <w:sz w:val="21"/>
+        </w:rPr>
+        <w:t>2. 配备移动终端设备</w:t>
+      </w:r>
+    </w:p>
+    <w:p>
+      <w:pPr>
+        <w:jc w:val="both"/>
+      </w:pPr>
+      <w:r>
+        <w:rPr>
+          <w:rFonts w:ascii="Microsoft YaHei" w:hAnsi="Microsoft YaHei" w:eastAsia="Microsoft YaHei"/>
+          <w:sz w:val="21"/>
+        </w:rPr>
+        <w:t>3. 安排客户经理定期驻点</w:t>
+      </w:r>
+    </w:p>
+    <w:p>
+      <w:pPr>
+        <w:jc w:val="both"/>
+      </w:pPr>
+      <w:r>
+        <w:rPr>
+          <w:rFonts w:ascii="Microsoft YaHei" w:hAnsi="Microsoft YaHei" w:eastAsia="Microsoft YaHei"/>
+          <w:sz w:val="21"/>
+        </w:rPr>
+        <w:t>4. 提供基础办电服务</w:t>
+      </w:r>
+    </w:p>
+    <w:p>
+      <w:pPr>
+        <w:jc w:val="both"/>
+      </w:pPr>
+      <w:r>
+        <w:rPr>
+          <w:rFonts w:ascii="Microsoft YaHei" w:hAnsi="Microsoft YaHei" w:eastAsia="Microsoft YaHei"/>
+          <w:sz w:val="21"/>
+        </w:rPr>
+        <w:t>产出：</w:t>
+      </w:r>
+    </w:p>
+    <w:p>
+      <w:pPr>
+        <w:jc w:val="both"/>
+      </w:pPr>
+      <w:r>
+        <w:rPr>
+          <w:rFonts w:ascii="Microsoft YaHei" w:hAnsi="Microsoft YaHei" w:eastAsia="Microsoft YaHei"/>
+          <w:sz w:val="21"/>
+        </w:rPr>
+        <w:t>- 服务驿站挂牌</w:t>
+      </w:r>
+    </w:p>
+    <w:p>
+      <w:pPr>
+        <w:jc w:val="both"/>
+      </w:pPr>
+      <w:r>
+        <w:rPr>
+          <w:rFonts w:ascii="Microsoft YaHei" w:hAnsi="Microsoft YaHei" w:eastAsia="Microsoft YaHei"/>
+          <w:sz w:val="21"/>
+        </w:rPr>
+        <w:t>- 服务窗口设置</w:t>
+      </w:r>
+    </w:p>
+    <w:p>
+      <w:pPr>
+        <w:jc w:val="both"/>
+      </w:pPr>
+      <w:r>
+        <w:rPr>
+          <w:rFonts w:ascii="Microsoft YaHei" w:hAnsi="Microsoft YaHei" w:eastAsia="Microsoft YaHei"/>
+          <w:sz w:val="21"/>
+        </w:rPr>
+        <w:t>- 定期驻点安排</w:t>
+      </w:r>
+    </w:p>
     <w:p>
       <w:pPr>
         <w:pStyle w:val="Heading4"/>
-        <w:jc w:val="left"/>
       </w:pPr>
       <w:r>
         <w:rPr>
           <w:rFonts w:ascii="Microsoft YaHei" w:hAnsi="Microsoft YaHei" w:eastAsia="Microsoft YaHei"/>
           <w:b/>
-          <w:sz w:val="22"/>
-        </w:rPr>
-        <w:t>应急保供指标</w:t>
-      </w:r>
-    </w:p>
-    <w:tbl>
-      <w:tblPr>
-        <w:tblStyle w:val="TableGrid"/>
-        <w:tblW w:type="auto" w:w="0"/>
-        <w:tblLook w:firstColumn="1" w:firstRow="1" w:lastColumn="0" w:lastRow="0" w:noHBand="0" w:noVBand="1" w:val="04A0"/>
-      </w:tblPr>
-      <w:tblGrid>
-        <w:gridCol w:w="2880"/>
-        <w:gridCol w:w="2880"/>
-        <w:gridCol w:w="2880"/>
-      </w:tblGrid>
-      <w:tr>
-        <w:tc>
-          <w:tcPr>
-            <w:tcW w:type="dxa" w:w="2880"/>
-          </w:tcPr>
-          <w:p>
-            <w:pPr>
-              <w:jc w:val="center"/>
-            </w:pPr>
-            <w:r>
-              <w:rPr>
-                <w:rFonts w:ascii="Microsoft YaHei" w:hAnsi="Microsoft YaHei" w:eastAsia="Microsoft YaHei"/>
-                <w:b/>
-                <w:sz w:val="20"/>
-              </w:rPr>
-              <w:t>指标</w:t>
-            </w:r>
-          </w:p>
-        </w:tc>
-        <w:tc>
-          <w:tcPr>
-            <w:tcW w:type="dxa" w:w="2880"/>
-          </w:tcPr>
-          <w:p>
-            <w:pPr>
-              <w:jc w:val="center"/>
-            </w:pPr>
-            <w:r>
-              <w:rPr>
-                <w:rFonts w:ascii="Microsoft YaHei" w:hAnsi="Microsoft YaHei" w:eastAsia="Microsoft YaHei"/>
-                <w:b/>
-                <w:sz w:val="20"/>
-              </w:rPr>
-              <w:t>定义</w:t>
-            </w:r>
-          </w:p>
-        </w:tc>
-        <w:tc>
-          <w:tcPr>
-            <w:tcW w:type="dxa" w:w="2880"/>
-          </w:tcPr>
-          <w:p>
-            <w:pPr>
-              <w:jc w:val="center"/>
-            </w:pPr>
-            <w:r>
-              <w:rPr>
-                <w:rFonts w:ascii="Microsoft YaHei" w:hAnsi="Microsoft YaHei" w:eastAsia="Microsoft YaHei"/>
-                <w:b/>
-                <w:sz w:val="20"/>
-              </w:rPr>
-              <w:t>目标值</w:t>
-            </w:r>
-          </w:p>
-        </w:tc>
-      </w:tr>
-      <w:tr>
-        <w:tc>
-          <w:tcPr>
-            <w:tcW w:type="dxa" w:w="2880"/>
-          </w:tcPr>
-          <w:p>
-            <w:pPr>
-              <w:jc w:val="left"/>
-            </w:pPr>
-            <w:r>
-              <w:rPr>
-                <w:rFonts w:ascii="Microsoft YaHei" w:hAnsi="Microsoft YaHei" w:eastAsia="Microsoft YaHei"/>
-                <w:sz w:val="19"/>
-              </w:rPr>
-              <w:t>**知识库完备率**</w:t>
-            </w:r>
-          </w:p>
-        </w:tc>
-        <w:tc>
-          <w:tcPr>
-            <w:tcW w:type="dxa" w:w="2880"/>
-          </w:tcPr>
-          <w:p>
-            <w:pPr>
-              <w:jc w:val="left"/>
-            </w:pPr>
-            <w:r>
-              <w:rPr>
-                <w:rFonts w:ascii="Microsoft YaHei" w:hAnsi="Microsoft YaHei" w:eastAsia="Microsoft YaHei"/>
-                <w:sz w:val="19"/>
-              </w:rPr>
-              <w:t>知识库完整的小区数/小区总数</w:t>
-            </w:r>
-          </w:p>
-        </w:tc>
-        <w:tc>
-          <w:tcPr>
-            <w:tcW w:type="dxa" w:w="2880"/>
-          </w:tcPr>
-          <w:p>
-            <w:pPr>
-              <w:jc w:val="left"/>
-            </w:pPr>
-            <w:r>
-              <w:rPr>
-                <w:rFonts w:ascii="Microsoft YaHei" w:hAnsi="Microsoft YaHei" w:eastAsia="Microsoft YaHei"/>
-                <w:sz w:val="19"/>
-              </w:rPr>
-              <w:t>≥80%</w:t>
-            </w:r>
-          </w:p>
-        </w:tc>
-      </w:tr>
-      <w:tr>
-        <w:tc>
-          <w:tcPr>
-            <w:tcW w:type="dxa" w:w="2880"/>
-          </w:tcPr>
-          <w:p>
-            <w:pPr>
-              <w:jc w:val="left"/>
-            </w:pPr>
-            <w:r>
-              <w:rPr>
-                <w:rFonts w:ascii="Microsoft YaHei" w:hAnsi="Microsoft YaHei" w:eastAsia="Microsoft YaHei"/>
-                <w:sz w:val="19"/>
-              </w:rPr>
-              <w:t>**应急响应时间**</w:t>
-            </w:r>
-          </w:p>
-        </w:tc>
-        <w:tc>
-          <w:tcPr>
-            <w:tcW w:type="dxa" w:w="2880"/>
-          </w:tcPr>
-          <w:p>
-            <w:pPr>
-              <w:jc w:val="left"/>
-            </w:pPr>
-            <w:r>
-              <w:rPr>
-                <w:rFonts w:ascii="Microsoft YaHei" w:hAnsi="Microsoft YaHei" w:eastAsia="Microsoft YaHei"/>
-                <w:sz w:val="19"/>
-              </w:rPr>
-              <w:t>应急响应平均时长</w:t>
-            </w:r>
-          </w:p>
-        </w:tc>
-        <w:tc>
-          <w:tcPr>
-            <w:tcW w:type="dxa" w:w="2880"/>
-          </w:tcPr>
-          <w:p>
-            <w:pPr>
-              <w:jc w:val="left"/>
-            </w:pPr>
-            <w:r>
-              <w:rPr>
-                <w:rFonts w:ascii="Microsoft YaHei" w:hAnsi="Microsoft YaHei" w:eastAsia="Microsoft YaHei"/>
-                <w:sz w:val="19"/>
-              </w:rPr>
-              <w:t>≤30分钟</w:t>
-            </w:r>
-          </w:p>
-        </w:tc>
-      </w:tr>
-      <w:tr>
-        <w:tc>
-          <w:tcPr>
-            <w:tcW w:type="dxa" w:w="2880"/>
-          </w:tcPr>
-          <w:p>
-            <w:pPr>
-              <w:jc w:val="left"/>
-            </w:pPr>
-            <w:r>
-              <w:rPr>
-                <w:rFonts w:ascii="Microsoft YaHei" w:hAnsi="Microsoft YaHei" w:eastAsia="Microsoft YaHei"/>
-                <w:sz w:val="19"/>
-              </w:rPr>
-              <w:t>**故障恢复时间**</w:t>
-            </w:r>
-          </w:p>
-        </w:tc>
-        <w:tc>
-          <w:tcPr>
-            <w:tcW w:type="dxa" w:w="2880"/>
-          </w:tcPr>
-          <w:p>
-            <w:pPr>
-              <w:jc w:val="left"/>
-            </w:pPr>
-            <w:r>
-              <w:rPr>
-                <w:rFonts w:ascii="Microsoft YaHei" w:hAnsi="Microsoft YaHei" w:eastAsia="Microsoft YaHei"/>
-                <w:sz w:val="19"/>
-              </w:rPr>
-              <w:t>故障恢复平均时长</w:t>
-            </w:r>
-          </w:p>
-        </w:tc>
-        <w:tc>
-          <w:tcPr>
-            <w:tcW w:type="dxa" w:w="2880"/>
-          </w:tcPr>
-          <w:p>
-            <w:pPr>
-              <w:jc w:val="left"/>
-            </w:pPr>
-            <w:r>
-              <w:rPr>
-                <w:rFonts w:ascii="Microsoft YaHei" w:hAnsi="Microsoft YaHei" w:eastAsia="Microsoft YaHei"/>
-                <w:sz w:val="19"/>
-              </w:rPr>
-              <w:t>≤2小时</w:t>
-            </w:r>
-          </w:p>
-        </w:tc>
-      </w:tr>
-    </w:tbl>
-    <w:p/>
-    <w:p>
-      <w:pPr>
-        <w:pStyle w:val="Heading4"/>
-        <w:jc w:val="left"/>
+          <w:color w:val="2E5A4C"/>
+          <w:sz w:val="24"/>
+        </w:rPr>
+        <w:t>阶段三：深度融合（5-6个月）</w:t>
+      </w:r>
+    </w:p>
+    <w:p>
+      <w:pPr>
+        <w:jc w:val="both"/>
+      </w:pPr>
+      <w:r>
+        <w:rPr>
+          <w:rFonts w:ascii="Microsoft YaHei" w:hAnsi="Microsoft YaHei" w:eastAsia="Microsoft YaHei"/>
+          <w:sz w:val="21"/>
+        </w:rPr>
+        <w:t>目标：实现双网融合，信息共享</w:t>
+      </w:r>
+    </w:p>
+    <w:p>
+      <w:pPr>
+        <w:jc w:val="both"/>
+      </w:pPr>
+      <w:r>
+        <w:rPr>
+          <w:rFonts w:ascii="Microsoft YaHei" w:hAnsi="Microsoft YaHei" w:eastAsia="Microsoft YaHei"/>
+          <w:sz w:val="21"/>
+        </w:rPr>
+        <w:t>行动：</w:t>
+      </w:r>
+    </w:p>
+    <w:p>
+      <w:pPr>
+        <w:jc w:val="both"/>
+      </w:pPr>
+      <w:r>
+        <w:rPr>
+          <w:rFonts w:ascii="Microsoft YaHei" w:hAnsi="Microsoft YaHei" w:eastAsia="Microsoft YaHei"/>
+          <w:sz w:val="21"/>
+        </w:rPr>
+        <w:t>1. 与社区网格员建立协作关系</w:t>
+      </w:r>
+    </w:p>
+    <w:p>
+      <w:pPr>
+        <w:jc w:val="both"/>
+      </w:pPr>
+      <w:r>
+        <w:rPr>
+          <w:rFonts w:ascii="Microsoft YaHei" w:hAnsi="Microsoft YaHei" w:eastAsia="Microsoft YaHei"/>
+          <w:sz w:val="21"/>
+        </w:rPr>
+        <w:t>2. 实现客户信息共享（经客户授权）</w:t>
+      </w:r>
+    </w:p>
+    <w:p>
+      <w:pPr>
+        <w:jc w:val="both"/>
+      </w:pPr>
+      <w:r>
+        <w:rPr>
+          <w:rFonts w:ascii="Microsoft YaHei" w:hAnsi="Microsoft YaHei" w:eastAsia="Microsoft YaHei"/>
+          <w:sz w:val="21"/>
+        </w:rPr>
+        <w:t>3. 联合开展安全用电宣传</w:t>
+      </w:r>
+    </w:p>
+    <w:p>
+      <w:pPr>
+        <w:jc w:val="both"/>
+      </w:pPr>
+      <w:r>
+        <w:rPr>
+          <w:rFonts w:ascii="Microsoft YaHei" w:hAnsi="Microsoft YaHei" w:eastAsia="Microsoft YaHei"/>
+          <w:sz w:val="21"/>
+        </w:rPr>
+        <w:t>4. 联合处置客户诉求</w:t>
+      </w:r>
+    </w:p>
+    <w:p>
+      <w:pPr>
+        <w:jc w:val="both"/>
+      </w:pPr>
+      <w:r>
+        <w:rPr>
+          <w:rFonts w:ascii="Microsoft YaHei" w:hAnsi="Microsoft YaHei" w:eastAsia="Microsoft YaHei"/>
+          <w:sz w:val="21"/>
+        </w:rPr>
+        <w:t>产出：</w:t>
+      </w:r>
+    </w:p>
+    <w:p>
+      <w:pPr>
+        <w:jc w:val="both"/>
+      </w:pPr>
+      <w:r>
+        <w:rPr>
+          <w:rFonts w:ascii="Microsoft YaHei" w:hAnsi="Microsoft YaHei" w:eastAsia="Microsoft YaHei"/>
+          <w:sz w:val="21"/>
+        </w:rPr>
+        <w:t>- 协作机制文件</w:t>
+      </w:r>
+    </w:p>
+    <w:p>
+      <w:pPr>
+        <w:jc w:val="both"/>
+      </w:pPr>
+      <w:r>
+        <w:rPr>
+          <w:rFonts w:ascii="Microsoft YaHei" w:hAnsi="Microsoft YaHei" w:eastAsia="Microsoft YaHei"/>
+          <w:sz w:val="21"/>
+        </w:rPr>
+        <w:t>- 信息共享协议</w:t>
+      </w:r>
+    </w:p>
+    <w:p>
+      <w:pPr>
+        <w:jc w:val="both"/>
+      </w:pPr>
+      <w:r>
+        <w:rPr>
+          <w:rFonts w:ascii="Microsoft YaHei" w:hAnsi="Microsoft YaHei" w:eastAsia="Microsoft YaHei"/>
+          <w:sz w:val="21"/>
+        </w:rPr>
+        <w:t>- 联合工作记录</w:t>
+      </w:r>
+    </w:p>
+    <w:p>
+      <w:pPr>
+        <w:pStyle w:val="Heading3"/>
       </w:pPr>
       <w:r>
         <w:rPr>
           <w:rFonts w:ascii="Microsoft YaHei" w:hAnsi="Microsoft YaHei" w:eastAsia="Microsoft YaHei"/>
           <w:b/>
-          <w:sz w:val="22"/>
-        </w:rPr>
-        <w:t>综合指标</w:t>
-      </w:r>
-    </w:p>
-    <w:tbl>
-      <w:tblPr>
-        <w:tblStyle w:val="TableGrid"/>
-        <w:tblW w:type="auto" w:w="0"/>
-        <w:tblLook w:firstColumn="1" w:firstRow="1" w:lastColumn="0" w:lastRow="0" w:noHBand="0" w:noVBand="1" w:val="04A0"/>
-      </w:tblPr>
-      <w:tblGrid>
-        <w:gridCol w:w="2880"/>
-        <w:gridCol w:w="2880"/>
-        <w:gridCol w:w="2880"/>
-      </w:tblGrid>
-      <w:tr>
-        <w:tc>
-          <w:tcPr>
-            <w:tcW w:type="dxa" w:w="2880"/>
-          </w:tcPr>
-          <w:p>
-            <w:pPr>
-              <w:jc w:val="center"/>
-            </w:pPr>
-            <w:r>
-              <w:rPr>
-                <w:rFonts w:ascii="Microsoft YaHei" w:hAnsi="Microsoft YaHei" w:eastAsia="Microsoft YaHei"/>
-                <w:b/>
-                <w:sz w:val="20"/>
-              </w:rPr>
-              <w:t>指标</w:t>
-            </w:r>
-          </w:p>
-        </w:tc>
-        <w:tc>
-          <w:tcPr>
-            <w:tcW w:type="dxa" w:w="2880"/>
-          </w:tcPr>
-          <w:p>
-            <w:pPr>
-              <w:jc w:val="center"/>
-            </w:pPr>
-            <w:r>
-              <w:rPr>
-                <w:rFonts w:ascii="Microsoft YaHei" w:hAnsi="Microsoft YaHei" w:eastAsia="Microsoft YaHei"/>
-                <w:b/>
-                <w:sz w:val="20"/>
-              </w:rPr>
-              <w:t>定义</w:t>
-            </w:r>
-          </w:p>
-        </w:tc>
-        <w:tc>
-          <w:tcPr>
-            <w:tcW w:type="dxa" w:w="2880"/>
-          </w:tcPr>
-          <w:p>
-            <w:pPr>
-              <w:jc w:val="center"/>
-            </w:pPr>
-            <w:r>
-              <w:rPr>
-                <w:rFonts w:ascii="Microsoft YaHei" w:hAnsi="Microsoft YaHei" w:eastAsia="Microsoft YaHei"/>
-                <w:b/>
-                <w:sz w:val="20"/>
-              </w:rPr>
-              <w:t>目标值</w:t>
-            </w:r>
-          </w:p>
-        </w:tc>
-      </w:tr>
-      <w:tr>
-        <w:tc>
-          <w:tcPr>
-            <w:tcW w:type="dxa" w:w="2880"/>
-          </w:tcPr>
-          <w:p>
-            <w:pPr>
-              <w:jc w:val="left"/>
-            </w:pPr>
-            <w:r>
-              <w:rPr>
-                <w:rFonts w:ascii="Microsoft YaHei" w:hAnsi="Microsoft YaHei" w:eastAsia="Microsoft YaHei"/>
-                <w:sz w:val="19"/>
-              </w:rPr>
-              <w:t>**驻点工作完成率**</w:t>
-            </w:r>
-          </w:p>
-        </w:tc>
-        <w:tc>
-          <w:tcPr>
-            <w:tcW w:type="dxa" w:w="2880"/>
-          </w:tcPr>
-          <w:p>
-            <w:pPr>
-              <w:jc w:val="left"/>
-            </w:pPr>
-            <w:r>
-              <w:rPr>
-                <w:rFonts w:ascii="Microsoft YaHei" w:hAnsi="Microsoft YaHei" w:eastAsia="Microsoft YaHei"/>
-                <w:sz w:val="19"/>
-              </w:rPr>
-              <w:t>完成驻点工作数/计划工作数</w:t>
-            </w:r>
-          </w:p>
-        </w:tc>
-        <w:tc>
-          <w:tcPr>
-            <w:tcW w:type="dxa" w:w="2880"/>
-          </w:tcPr>
-          <w:p>
-            <w:pPr>
-              <w:jc w:val="left"/>
-            </w:pPr>
-            <w:r>
-              <w:rPr>
-                <w:rFonts w:ascii="Microsoft YaHei" w:hAnsi="Microsoft YaHei" w:eastAsia="Microsoft YaHei"/>
-                <w:sz w:val="19"/>
-              </w:rPr>
-              <w:t>≥90%</w:t>
-            </w:r>
-          </w:p>
-        </w:tc>
-      </w:tr>
-      <w:tr>
-        <w:tc>
-          <w:tcPr>
-            <w:tcW w:type="dxa" w:w="2880"/>
-          </w:tcPr>
-          <w:p>
-            <w:pPr>
-              <w:jc w:val="left"/>
-            </w:pPr>
-            <w:r>
-              <w:rPr>
-                <w:rFonts w:ascii="Microsoft YaHei" w:hAnsi="Microsoft YaHei" w:eastAsia="Microsoft YaHei"/>
-                <w:sz w:val="19"/>
-              </w:rPr>
-              <w:t>**驻点工作有效性**</w:t>
-            </w:r>
-          </w:p>
-        </w:tc>
-        <w:tc>
-          <w:tcPr>
-            <w:tcW w:type="dxa" w:w="2880"/>
-          </w:tcPr>
-          <w:p>
-            <w:pPr>
-              <w:jc w:val="left"/>
-            </w:pPr>
-            <w:r>
-              <w:rPr>
-                <w:rFonts w:ascii="Microsoft YaHei" w:hAnsi="Microsoft YaHei" w:eastAsia="Microsoft YaHei"/>
-                <w:sz w:val="19"/>
-              </w:rPr>
-              <w:t>有效驻点次数/总驻点次数</w:t>
-            </w:r>
-          </w:p>
-        </w:tc>
-        <w:tc>
-          <w:tcPr>
-            <w:tcW w:type="dxa" w:w="2880"/>
-          </w:tcPr>
-          <w:p>
-            <w:pPr>
-              <w:jc w:val="left"/>
-            </w:pPr>
-            <w:r>
-              <w:rPr>
-                <w:rFonts w:ascii="Microsoft YaHei" w:hAnsi="Microsoft YaHei" w:eastAsia="Microsoft YaHei"/>
-                <w:sz w:val="19"/>
-              </w:rPr>
-              <w:t>≥80%</w:t>
-            </w:r>
-          </w:p>
-        </w:tc>
-      </w:tr>
-      <w:tr>
-        <w:tc>
-          <w:tcPr>
-            <w:tcW w:type="dxa" w:w="2880"/>
-          </w:tcPr>
-          <w:p>
-            <w:pPr>
-              <w:jc w:val="left"/>
-            </w:pPr>
-            <w:r>
-              <w:rPr>
-                <w:rFonts w:ascii="Microsoft YaHei" w:hAnsi="Microsoft YaHei" w:eastAsia="Microsoft YaHei"/>
-                <w:sz w:val="19"/>
-              </w:rPr>
-              <w:t>**数字化工具使用率**</w:t>
-            </w:r>
-          </w:p>
-        </w:tc>
-        <w:tc>
-          <w:tcPr>
-            <w:tcW w:type="dxa" w:w="2880"/>
-          </w:tcPr>
-          <w:p>
-            <w:pPr>
-              <w:jc w:val="left"/>
-            </w:pPr>
-            <w:r>
-              <w:rPr>
-                <w:rFonts w:ascii="Microsoft YaHei" w:hAnsi="Microsoft YaHei" w:eastAsia="Microsoft YaHei"/>
-                <w:sz w:val="19"/>
-              </w:rPr>
-              <w:t>使用数字化工具的驻点数/总驻点数</w:t>
-            </w:r>
-          </w:p>
-        </w:tc>
-        <w:tc>
-          <w:tcPr>
-            <w:tcW w:type="dxa" w:w="2880"/>
-          </w:tcPr>
-          <w:p>
-            <w:pPr>
-              <w:jc w:val="left"/>
-            </w:pPr>
-            <w:r>
-              <w:rPr>
-                <w:rFonts w:ascii="Microsoft YaHei" w:hAnsi="Microsoft YaHei" w:eastAsia="Microsoft YaHei"/>
-                <w:sz w:val="19"/>
-              </w:rPr>
-              <w:t>≥80%</w:t>
-            </w:r>
-          </w:p>
-        </w:tc>
-      </w:tr>
-    </w:tbl>
-    <w:p/>
+          <w:color w:val="2E5A4C"/>
+          <w:sz w:val="24"/>
+        </w:rPr>
+        <w:t>6.3 服务内容设计</w:t>
+      </w:r>
+    </w:p>
+    <w:p>
+      <w:pPr>
+        <w:jc w:val="both"/>
+      </w:pPr>
+      <w:r>
+        <w:rPr>
+          <w:rFonts w:ascii="Microsoft YaHei" w:hAnsi="Microsoft YaHei" w:eastAsia="Microsoft YaHei"/>
+          <w:sz w:val="21"/>
+        </w:rPr>
+        <w:t>基础服务（社区驿站可办理）：</w:t>
+      </w:r>
+    </w:p>
+    <w:p>
+      <w:pPr>
+        <w:jc w:val="both"/>
+      </w:pPr>
+      <w:r>
+        <w:rPr>
+          <w:rFonts w:ascii="Microsoft YaHei" w:hAnsi="Microsoft YaHei" w:eastAsia="Microsoft YaHei"/>
+          <w:sz w:val="21"/>
+        </w:rPr>
+        <w:t>增值服务（客户经理驻点时提供）：</w:t>
+      </w:r>
+    </w:p>
     <w:p>
       <w:pPr>
         <w:pStyle w:val="Heading2"/>
-        <w:jc w:val="left"/>
       </w:pPr>
       <w:r>
         <w:rPr>
@@ -5926,13 +2654,12 @@
           <w:color w:val="1B365D"/>
           <w:sz w:val="28"/>
         </w:rPr>
-        <w:t>十、总结与建议</w:t>
+        <w:t>七、数字化工具应用方案</w:t>
       </w:r>
     </w:p>
     <w:p>
       <w:pPr>
         <w:pStyle w:val="Heading3"/>
-        <w:jc w:val="left"/>
       </w:pPr>
       <w:r>
         <w:rPr>
@@ -5941,7 +2668,7 @@
           <w:color w:val="2E5A4C"/>
           <w:sz w:val="24"/>
         </w:rPr>
-        <w:t>10.1 核心结论</w:t>
+        <w:t>7.1 企业微信应用深化</w:t>
       </w:r>
     </w:p>
     <w:p>
@@ -5953,181 +2680,24 @@
           <w:rFonts w:ascii="Microsoft YaHei" w:hAnsi="Microsoft YaHei" w:eastAsia="Microsoft YaHei"/>
           <w:sz w:val="21"/>
         </w:rPr>
-        <w:t>结论1：武侯模式的核心定位是"流动式驻点"</w:t>
-      </w:r>
-    </w:p>
-    <w:p>
-      <w:pPr>
-        <w:ind w:left="432"/>
+        <w:t>应用场景：</w:t>
+      </w:r>
+    </w:p>
+    <w:p>
+      <w:pPr>
+        <w:jc w:val="both"/>
       </w:pPr>
       <w:r>
         <w:rPr>
           <w:rFonts w:ascii="Microsoft YaHei" w:hAnsi="Microsoft YaHei" w:eastAsia="Microsoft YaHei"/>
           <w:sz w:val="21"/>
         </w:rPr>
-        <w:t>● 时间有限、很久才去第二次</w:t>
-      </w:r>
-    </w:p>
-    <w:p>
-      <w:pPr>
-        <w:ind w:left="432"/>
-      </w:pPr>
-      <w:r>
-        <w:rPr>
-          <w:rFonts w:ascii="Microsoft YaHei" w:hAnsi="Microsoft YaHei" w:eastAsia="Microsoft YaHei"/>
-          <w:sz w:val="21"/>
-        </w:rPr>
-        <w:t>● 必须信息驱动、抓住重点、一次见效</w:t>
-      </w:r>
-    </w:p>
-    <w:p>
-      <w:pPr>
-        <w:jc w:val="both"/>
-      </w:pPr>
-      <w:r>
-        <w:rPr>
-          <w:rFonts w:ascii="Microsoft YaHei" w:hAnsi="Microsoft YaHei" w:eastAsia="Microsoft YaHei"/>
-          <w:sz w:val="21"/>
-        </w:rPr>
-        <w:t>结论2：三大领域的协同关系清晰</w:t>
-      </w:r>
-    </w:p>
-    <w:p>
-      <w:pPr>
-        <w:ind w:left="432"/>
-      </w:pPr>
-      <w:r>
-        <w:rPr>
-          <w:rFonts w:ascii="Microsoft YaHei" w:hAnsi="Microsoft YaHei" w:eastAsia="Microsoft YaHei"/>
-          <w:sz w:val="21"/>
-        </w:rPr>
-        <w:t>● 网格服务（服务前置）→ 用电检查（信息前置）→ 应急保供（资源前置）</w:t>
-      </w:r>
-    </w:p>
-    <w:p>
-      <w:pPr>
-        <w:ind w:left="432"/>
-      </w:pPr>
-      <w:r>
-        <w:rPr>
-          <w:rFonts w:ascii="Microsoft YaHei" w:hAnsi="Microsoft YaHei" w:eastAsia="Microsoft YaHei"/>
-          <w:sz w:val="21"/>
-        </w:rPr>
-        <w:t>● 数据流转形成闭环，实现协同增效</w:t>
-      </w:r>
-    </w:p>
-    <w:p>
-      <w:pPr>
-        <w:jc w:val="both"/>
-      </w:pPr>
-      <w:r>
-        <w:rPr>
-          <w:rFonts w:ascii="Microsoft YaHei" w:hAnsi="Microsoft YaHei" w:eastAsia="Microsoft YaHei"/>
-          <w:sz w:val="21"/>
-        </w:rPr>
-        <w:t>结论3：信息前置是流动式驻点的关键</w:t>
-      </w:r>
-    </w:p>
-    <w:p>
-      <w:pPr>
-        <w:ind w:left="432"/>
-      </w:pPr>
-      <w:r>
-        <w:rPr>
-          <w:rFonts w:ascii="Microsoft YaHei" w:hAnsi="Microsoft YaHei" w:eastAsia="Microsoft YaHei"/>
-          <w:sz w:val="21"/>
-        </w:rPr>
-        <w:t>● 驻点前推送重点客户清单</w:t>
-      </w:r>
-    </w:p>
-    <w:p>
-      <w:pPr>
-        <w:ind w:left="432"/>
-      </w:pPr>
-      <w:r>
-        <w:rPr>
-          <w:rFonts w:ascii="Microsoft YaHei" w:hAnsi="Microsoft YaHei" w:eastAsia="Microsoft YaHei"/>
-          <w:sz w:val="21"/>
-        </w:rPr>
-        <w:t>● 实现精准服务，提升工作效率</w:t>
-      </w:r>
-    </w:p>
-    <w:p>
-      <w:pPr>
-        <w:jc w:val="both"/>
-      </w:pPr>
-      <w:r>
-        <w:rPr>
-          <w:rFonts w:ascii="Microsoft YaHei" w:hAnsi="Microsoft YaHei" w:eastAsia="Microsoft YaHei"/>
-          <w:sz w:val="21"/>
-        </w:rPr>
-        <w:t>结论4：知识库是应急保供的基础</w:t>
-      </w:r>
-    </w:p>
-    <w:p>
-      <w:pPr>
-        <w:ind w:left="432"/>
-      </w:pPr>
-      <w:r>
-        <w:rPr>
-          <w:rFonts w:ascii="Microsoft YaHei" w:hAnsi="Microsoft YaHei" w:eastAsia="Microsoft YaHei"/>
-          <w:sz w:val="21"/>
-        </w:rPr>
-        <w:t>● 设备信息库支撑快速故障定位</w:t>
-      </w:r>
-    </w:p>
-    <w:p>
-      <w:pPr>
-        <w:ind w:left="432"/>
-      </w:pPr>
-      <w:r>
-        <w:rPr>
-          <w:rFonts w:ascii="Microsoft YaHei" w:hAnsi="Microsoft YaHei" w:eastAsia="Microsoft YaHei"/>
-          <w:sz w:val="21"/>
-        </w:rPr>
-        <w:t>● 应急资源库支撑快速应急响应</w:t>
-      </w:r>
-    </w:p>
-    <w:p>
-      <w:pPr>
-        <w:jc w:val="both"/>
-      </w:pPr>
-      <w:r>
-        <w:rPr>
-          <w:rFonts w:ascii="Microsoft YaHei" w:hAnsi="Microsoft YaHei" w:eastAsia="Microsoft YaHei"/>
-          <w:sz w:val="21"/>
-        </w:rPr>
-        <w:t>结论5：社网共建是深化服务的路径</w:t>
-      </w:r>
-    </w:p>
-    <w:p>
-      <w:pPr>
-        <w:ind w:left="432"/>
-      </w:pPr>
-      <w:r>
-        <w:rPr>
-          <w:rFonts w:ascii="Microsoft YaHei" w:hAnsi="Microsoft YaHei" w:eastAsia="Microsoft YaHei"/>
-          <w:sz w:val="21"/>
-        </w:rPr>
-        <w:t>● 与社区网格深度融合</w:t>
-      </w:r>
-    </w:p>
-    <w:p>
-      <w:pPr>
-        <w:ind w:left="432"/>
-      </w:pPr>
-      <w:r>
-        <w:rPr>
-          <w:rFonts w:ascii="Microsoft YaHei" w:hAnsi="Microsoft YaHei" w:eastAsia="Microsoft YaHei"/>
-          <w:sz w:val="21"/>
-        </w:rPr>
-        <w:t>● 实现"办电不出社区"</w:t>
+        <w:t>功能深化：</w:t>
       </w:r>
     </w:p>
     <w:p>
       <w:pPr>
         <w:pStyle w:val="Heading3"/>
-        <w:jc w:val="left"/>
       </w:pPr>
       <w:r>
         <w:rPr>
@@ -6136,6 +2706,1314 @@
           <w:color w:val="2E5A4C"/>
           <w:sz w:val="24"/>
         </w:rPr>
+        <w:t>7.2 WPS多维表应用</w:t>
+      </w:r>
+    </w:p>
+    <w:p>
+      <w:pPr>
+        <w:jc w:val="both"/>
+      </w:pPr>
+      <w:r>
+        <w:rPr>
+          <w:rFonts w:ascii="Microsoft YaHei" w:hAnsi="Microsoft YaHei" w:eastAsia="Microsoft YaHei"/>
+          <w:sz w:val="21"/>
+        </w:rPr>
+        <w:t>数据表设计：</w:t>
+      </w:r>
+    </w:p>
+    <w:p>
+      <w:pPr>
+        <w:jc w:val="both"/>
+      </w:pPr>
+      <w:r>
+        <w:rPr>
+          <w:rFonts w:ascii="Microsoft YaHei" w:hAnsi="Microsoft YaHei" w:eastAsia="Microsoft YaHei"/>
+          <w:sz w:val="21"/>
+        </w:rPr>
+        <w:t>功能应用：</w:t>
+      </w:r>
+    </w:p>
+    <w:p>
+      <w:pPr>
+        <w:pStyle w:val="Heading3"/>
+      </w:pPr>
+      <w:r>
+        <w:rPr>
+          <w:rFonts w:ascii="Microsoft YaHei" w:hAnsi="Microsoft YaHei" w:eastAsia="Microsoft YaHei"/>
+          <w:b/>
+          <w:color w:val="2E5A4C"/>
+          <w:sz w:val="24"/>
+        </w:rPr>
+        <w:t>7.3 网上国网APP推广</w:t>
+      </w:r>
+    </w:p>
+    <w:p>
+      <w:pPr>
+        <w:jc w:val="both"/>
+      </w:pPr>
+      <w:r>
+        <w:rPr>
+          <w:rFonts w:ascii="Microsoft YaHei" w:hAnsi="Microsoft YaHei" w:eastAsia="Microsoft YaHei"/>
+          <w:sz w:val="21"/>
+        </w:rPr>
+        <w:t>推广目标：提升客户线上办电率</w:t>
+      </w:r>
+    </w:p>
+    <w:p>
+      <w:pPr>
+        <w:jc w:val="both"/>
+      </w:pPr>
+      <w:r>
+        <w:rPr>
+          <w:rFonts w:ascii="Microsoft YaHei" w:hAnsi="Microsoft YaHei" w:eastAsia="Microsoft YaHei"/>
+          <w:sz w:val="21"/>
+        </w:rPr>
+        <w:t>推广方式：</w:t>
+      </w:r>
+    </w:p>
+    <w:p>
+      <w:pPr>
+        <w:jc w:val="both"/>
+      </w:pPr>
+      <w:r>
+        <w:rPr>
+          <w:rFonts w:ascii="Microsoft YaHei" w:hAnsi="Microsoft YaHei" w:eastAsia="Microsoft YaHei"/>
+          <w:sz w:val="21"/>
+        </w:rPr>
+        <w:t>- 驻点时指导客户下载注册</w:t>
+      </w:r>
+    </w:p>
+    <w:p>
+      <w:pPr>
+        <w:jc w:val="both"/>
+      </w:pPr>
+      <w:r>
+        <w:rPr>
+          <w:rFonts w:ascii="Microsoft YaHei" w:hAnsi="Microsoft YaHei" w:eastAsia="Microsoft YaHei"/>
+          <w:sz w:val="21"/>
+        </w:rPr>
+        <w:t>- 小区微信群发布操作指南</w:t>
+      </w:r>
+    </w:p>
+    <w:p>
+      <w:pPr>
+        <w:jc w:val="both"/>
+      </w:pPr>
+      <w:r>
+        <w:rPr>
+          <w:rFonts w:ascii="Microsoft YaHei" w:hAnsi="Microsoft YaHei" w:eastAsia="Microsoft YaHei"/>
+          <w:sz w:val="21"/>
+        </w:rPr>
+        <w:t>- 提供扫码下载服务</w:t>
+      </w:r>
+    </w:p>
+    <w:p>
+      <w:pPr>
+        <w:jc w:val="both"/>
+      </w:pPr>
+      <w:r>
+        <w:rPr>
+          <w:rFonts w:ascii="Microsoft YaHei" w:hAnsi="Microsoft YaHei" w:eastAsia="Microsoft YaHei"/>
+          <w:sz w:val="21"/>
+        </w:rPr>
+        <w:t>核心功能：</w:t>
+      </w:r>
+    </w:p>
+    <w:p>
+      <w:pPr>
+        <w:jc w:val="both"/>
+      </w:pPr>
+      <w:r>
+        <w:rPr>
+          <w:rFonts w:ascii="Microsoft YaHei" w:hAnsi="Microsoft YaHei" w:eastAsia="Microsoft YaHei"/>
+          <w:sz w:val="21"/>
+        </w:rPr>
+        <w:t>- 居民"刷脸办电"</w:t>
+      </w:r>
+    </w:p>
+    <w:p>
+      <w:pPr>
+        <w:jc w:val="both"/>
+      </w:pPr>
+      <w:r>
+        <w:rPr>
+          <w:rFonts w:ascii="Microsoft YaHei" w:hAnsi="Microsoft YaHei" w:eastAsia="Microsoft YaHei"/>
+          <w:sz w:val="21"/>
+        </w:rPr>
+        <w:t>- 企业"一证办电"</w:t>
+      </w:r>
+    </w:p>
+    <w:p>
+      <w:pPr>
+        <w:jc w:val="both"/>
+      </w:pPr>
+      <w:r>
+        <w:rPr>
+          <w:rFonts w:ascii="Microsoft YaHei" w:hAnsi="Microsoft YaHei" w:eastAsia="Microsoft YaHei"/>
+          <w:sz w:val="21"/>
+        </w:rPr>
+        <w:t>- "房产+用电"联动过户</w:t>
+      </w:r>
+    </w:p>
+    <w:p>
+      <w:pPr>
+        <w:jc w:val="both"/>
+      </w:pPr>
+      <w:r>
+        <w:rPr>
+          <w:rFonts w:ascii="Microsoft YaHei" w:hAnsi="Microsoft YaHei" w:eastAsia="Microsoft YaHei"/>
+          <w:sz w:val="21"/>
+        </w:rPr>
+        <w:t>- 电费查询、缴费</w:t>
+      </w:r>
+    </w:p>
+    <w:p>
+      <w:pPr>
+        <w:pStyle w:val="Heading2"/>
+      </w:pPr>
+      <w:r>
+        <w:rPr>
+          <w:rFonts w:ascii="Microsoft YaHei" w:hAnsi="Microsoft YaHei" w:eastAsia="Microsoft YaHei"/>
+          <w:b/>
+          <w:color w:val="1B365D"/>
+          <w:sz w:val="28"/>
+        </w:rPr>
+        <w:t>八、实施路径与成效评估</w:t>
+      </w:r>
+    </w:p>
+    <w:p>
+      <w:pPr>
+        <w:pStyle w:val="Heading3"/>
+      </w:pPr>
+      <w:r>
+        <w:rPr>
+          <w:rFonts w:ascii="Microsoft YaHei" w:hAnsi="Microsoft YaHei" w:eastAsia="Microsoft YaHei"/>
+          <w:b/>
+          <w:color w:val="2E5A4C"/>
+          <w:sz w:val="24"/>
+        </w:rPr>
+        <w:t>8.1 实施路径</w:t>
+      </w:r>
+    </w:p>
+    <w:p>
+      <w:pPr>
+        <w:pStyle w:val="Heading4"/>
+      </w:pPr>
+      <w:r>
+        <w:rPr>
+          <w:rFonts w:ascii="Microsoft YaHei" w:hAnsi="Microsoft YaHei" w:eastAsia="Microsoft YaHei"/>
+          <w:b/>
+          <w:color w:val="2E5A4C"/>
+          <w:sz w:val="24"/>
+        </w:rPr>
+        <w:t>第一阶段：完善基础（1-2个月）</w:t>
+      </w:r>
+    </w:p>
+    <w:p>
+      <w:pPr>
+        <w:jc w:val="both"/>
+      </w:pPr>
+      <w:r>
+        <w:rPr>
+          <w:rFonts w:ascii="Microsoft YaHei" w:hAnsi="Microsoft YaHei" w:eastAsia="Microsoft YaHei"/>
+          <w:sz w:val="21"/>
+        </w:rPr>
+        <w:t>目标：完善驻点工作清单和信息前置机制</w:t>
+      </w:r>
+    </w:p>
+    <w:p>
+      <w:pPr>
+        <w:jc w:val="both"/>
+      </w:pPr>
+      <w:r>
+        <w:rPr>
+          <w:rFonts w:ascii="Microsoft YaHei" w:hAnsi="Microsoft YaHei" w:eastAsia="Microsoft YaHei"/>
+          <w:sz w:val="21"/>
+        </w:rPr>
+        <w:t>行动：</w:t>
+      </w:r>
+    </w:p>
+    <w:p>
+      <w:pPr>
+        <w:jc w:val="both"/>
+      </w:pPr>
+      <w:r>
+        <w:rPr>
+          <w:rFonts w:ascii="Microsoft YaHei" w:hAnsi="Microsoft YaHei" w:eastAsia="Microsoft YaHei"/>
+          <w:sz w:val="21"/>
+        </w:rPr>
+        <w:t>1. 修订驻点工作清单</w:t>
+      </w:r>
+    </w:p>
+    <w:p>
+      <w:pPr>
+        <w:jc w:val="both"/>
+      </w:pPr>
+      <w:r>
+        <w:rPr>
+          <w:rFonts w:ascii="Microsoft YaHei" w:hAnsi="Microsoft YaHei" w:eastAsia="Microsoft YaHei"/>
+          <w:sz w:val="21"/>
+        </w:rPr>
+        <w:t>2. 建立小区重点客户统计表</w:t>
+      </w:r>
+    </w:p>
+    <w:p>
+      <w:pPr>
+        <w:jc w:val="both"/>
+      </w:pPr>
+      <w:r>
+        <w:rPr>
+          <w:rFonts w:ascii="Microsoft YaHei" w:hAnsi="Microsoft YaHei" w:eastAsia="Microsoft YaHei"/>
+          <w:sz w:val="21"/>
+        </w:rPr>
+        <w:t>3. 设计驻点前信息推送机制</w:t>
+      </w:r>
+    </w:p>
+    <w:p>
+      <w:pPr>
+        <w:jc w:val="both"/>
+      </w:pPr>
+      <w:r>
+        <w:rPr>
+          <w:rFonts w:ascii="Microsoft YaHei" w:hAnsi="Microsoft YaHei" w:eastAsia="Microsoft YaHei"/>
+          <w:sz w:val="21"/>
+        </w:rPr>
+        <w:t>4. 建设WPS多维表数据表</w:t>
+      </w:r>
+    </w:p>
+    <w:p>
+      <w:pPr>
+        <w:jc w:val="both"/>
+      </w:pPr>
+      <w:r>
+        <w:rPr>
+          <w:rFonts w:ascii="Microsoft YaHei" w:hAnsi="Microsoft YaHei" w:eastAsia="Microsoft YaHei"/>
+          <w:sz w:val="21"/>
+        </w:rPr>
+        <w:t>产出：</w:t>
+      </w:r>
+    </w:p>
+    <w:p>
+      <w:pPr>
+        <w:jc w:val="both"/>
+      </w:pPr>
+      <w:r>
+        <w:rPr>
+          <w:rFonts w:ascii="Microsoft YaHei" w:hAnsi="Microsoft YaHei" w:eastAsia="Microsoft YaHei"/>
+          <w:sz w:val="21"/>
+        </w:rPr>
+        <w:t>- 修订后的工作清单</w:t>
+      </w:r>
+    </w:p>
+    <w:p>
+      <w:pPr>
+        <w:jc w:val="both"/>
+      </w:pPr>
+      <w:r>
+        <w:rPr>
+          <w:rFonts w:ascii="Microsoft YaHei" w:hAnsi="Microsoft YaHei" w:eastAsia="Microsoft YaHei"/>
+          <w:sz w:val="21"/>
+        </w:rPr>
+        <w:t>- 重点客户统计表模板</w:t>
+      </w:r>
+    </w:p>
+    <w:p>
+      <w:pPr>
+        <w:jc w:val="both"/>
+      </w:pPr>
+      <w:r>
+        <w:rPr>
+          <w:rFonts w:ascii="Microsoft YaHei" w:hAnsi="Microsoft YaHei" w:eastAsia="Microsoft YaHei"/>
+          <w:sz w:val="21"/>
+        </w:rPr>
+        <w:t>- 信息推送机制文件</w:t>
+      </w:r>
+    </w:p>
+    <w:p>
+      <w:pPr>
+        <w:jc w:val="both"/>
+      </w:pPr>
+      <w:r>
+        <w:rPr>
+          <w:rFonts w:ascii="Microsoft YaHei" w:hAnsi="Microsoft YaHei" w:eastAsia="Microsoft YaHei"/>
+          <w:sz w:val="21"/>
+        </w:rPr>
+        <w:t>- WPS多维表模板</w:t>
+      </w:r>
+    </w:p>
+    <w:p>
+      <w:pPr>
+        <w:pStyle w:val="Heading4"/>
+      </w:pPr>
+      <w:r>
+        <w:rPr>
+          <w:rFonts w:ascii="Microsoft YaHei" w:hAnsi="Microsoft YaHei" w:eastAsia="Microsoft YaHei"/>
+          <w:b/>
+          <w:color w:val="2E5A4C"/>
+          <w:sz w:val="24"/>
+        </w:rPr>
+        <w:t>第二阶段：试点应用（3-4个月）</w:t>
+      </w:r>
+    </w:p>
+    <w:p>
+      <w:pPr>
+        <w:jc w:val="both"/>
+      </w:pPr>
+      <w:r>
+        <w:rPr>
+          <w:rFonts w:ascii="Microsoft YaHei" w:hAnsi="Microsoft YaHei" w:eastAsia="Microsoft YaHei"/>
+          <w:sz w:val="21"/>
+        </w:rPr>
+        <w:t>目标：在部分小区试点应用新机制</w:t>
+      </w:r>
+    </w:p>
+    <w:p>
+      <w:pPr>
+        <w:jc w:val="both"/>
+      </w:pPr>
+      <w:r>
+        <w:rPr>
+          <w:rFonts w:ascii="Microsoft YaHei" w:hAnsi="Microsoft YaHei" w:eastAsia="Microsoft YaHei"/>
+          <w:sz w:val="21"/>
+        </w:rPr>
+        <w:t>行动：</w:t>
+      </w:r>
+    </w:p>
+    <w:p>
+      <w:pPr>
+        <w:jc w:val="both"/>
+      </w:pPr>
+      <w:r>
+        <w:rPr>
+          <w:rFonts w:ascii="Microsoft YaHei" w:hAnsi="Microsoft YaHei" w:eastAsia="Microsoft YaHei"/>
+          <w:sz w:val="21"/>
+        </w:rPr>
+        <w:t>1. 选择3-5个小区试点</w:t>
+      </w:r>
+    </w:p>
+    <w:p>
+      <w:pPr>
+        <w:jc w:val="both"/>
+      </w:pPr>
+      <w:r>
+        <w:rPr>
+          <w:rFonts w:ascii="Microsoft YaHei" w:hAnsi="Microsoft YaHei" w:eastAsia="Microsoft YaHei"/>
+          <w:sz w:val="21"/>
+        </w:rPr>
+        <w:t>2. 应用信息前置机制</w:t>
+      </w:r>
+    </w:p>
+    <w:p>
+      <w:pPr>
+        <w:jc w:val="both"/>
+      </w:pPr>
+      <w:r>
+        <w:rPr>
+          <w:rFonts w:ascii="Microsoft YaHei" w:hAnsi="Microsoft YaHei" w:eastAsia="Microsoft YaHei"/>
+          <w:sz w:val="21"/>
+        </w:rPr>
+        <w:t>3. 应用驻点工作清单</w:t>
+      </w:r>
+    </w:p>
+    <w:p>
+      <w:pPr>
+        <w:jc w:val="both"/>
+      </w:pPr>
+      <w:r>
+        <w:rPr>
+          <w:rFonts w:ascii="Microsoft YaHei" w:hAnsi="Microsoft YaHei" w:eastAsia="Microsoft YaHei"/>
+          <w:sz w:val="21"/>
+        </w:rPr>
+        <w:t>4. 收集试点反馈</w:t>
+      </w:r>
+    </w:p>
+    <w:p>
+      <w:pPr>
+        <w:jc w:val="both"/>
+      </w:pPr>
+      <w:r>
+        <w:rPr>
+          <w:rFonts w:ascii="Microsoft YaHei" w:hAnsi="Microsoft YaHei" w:eastAsia="Microsoft YaHei"/>
+          <w:sz w:val="21"/>
+        </w:rPr>
+        <w:t>产出：</w:t>
+      </w:r>
+    </w:p>
+    <w:p>
+      <w:pPr>
+        <w:jc w:val="both"/>
+      </w:pPr>
+      <w:r>
+        <w:rPr>
+          <w:rFonts w:ascii="Microsoft YaHei" w:hAnsi="Microsoft YaHei" w:eastAsia="Microsoft YaHei"/>
+          <w:sz w:val="21"/>
+        </w:rPr>
+        <w:t>- 试点工作报告</w:t>
+      </w:r>
+    </w:p>
+    <w:p>
+      <w:pPr>
+        <w:jc w:val="both"/>
+      </w:pPr>
+      <w:r>
+        <w:rPr>
+          <w:rFonts w:ascii="Microsoft YaHei" w:hAnsi="Microsoft YaHei" w:eastAsia="Microsoft YaHei"/>
+          <w:sz w:val="21"/>
+        </w:rPr>
+        <w:t>- 工作清单优化建议</w:t>
+      </w:r>
+    </w:p>
+    <w:p>
+      <w:pPr>
+        <w:jc w:val="both"/>
+      </w:pPr>
+      <w:r>
+        <w:rPr>
+          <w:rFonts w:ascii="Microsoft YaHei" w:hAnsi="Microsoft YaHei" w:eastAsia="Microsoft YaHei"/>
+          <w:sz w:val="21"/>
+        </w:rPr>
+        <w:t>- 信息推送机制优化建议</w:t>
+      </w:r>
+    </w:p>
+    <w:p>
+      <w:pPr>
+        <w:pStyle w:val="Heading4"/>
+      </w:pPr>
+      <w:r>
+        <w:rPr>
+          <w:rFonts w:ascii="Microsoft YaHei" w:hAnsi="Microsoft YaHei" w:eastAsia="Microsoft YaHei"/>
+          <w:b/>
+          <w:color w:val="2E5A4C"/>
+          <w:sz w:val="24"/>
+        </w:rPr>
+        <w:t>第三阶段：全面推广（5-6个月）</w:t>
+      </w:r>
+    </w:p>
+    <w:p>
+      <w:pPr>
+        <w:jc w:val="both"/>
+      </w:pPr>
+      <w:r>
+        <w:rPr>
+          <w:rFonts w:ascii="Microsoft YaHei" w:hAnsi="Microsoft YaHei" w:eastAsia="Microsoft YaHei"/>
+          <w:sz w:val="21"/>
+        </w:rPr>
+        <w:t>目标：在所有小区全面应用新机制</w:t>
+      </w:r>
+    </w:p>
+    <w:p>
+      <w:pPr>
+        <w:jc w:val="both"/>
+      </w:pPr>
+      <w:r>
+        <w:rPr>
+          <w:rFonts w:ascii="Microsoft YaHei" w:hAnsi="Microsoft YaHei" w:eastAsia="Microsoft YaHei"/>
+          <w:sz w:val="21"/>
+        </w:rPr>
+        <w:t>行动：</w:t>
+      </w:r>
+    </w:p>
+    <w:p>
+      <w:pPr>
+        <w:jc w:val="both"/>
+      </w:pPr>
+      <w:r>
+        <w:rPr>
+          <w:rFonts w:ascii="Microsoft YaHei" w:hAnsi="Microsoft YaHei" w:eastAsia="Microsoft YaHei"/>
+          <w:sz w:val="21"/>
+        </w:rPr>
+        <w:t>1. 培训所有客户经理</w:t>
+      </w:r>
+    </w:p>
+    <w:p>
+      <w:pPr>
+        <w:jc w:val="both"/>
+      </w:pPr>
+      <w:r>
+        <w:rPr>
+          <w:rFonts w:ascii="Microsoft YaHei" w:hAnsi="Microsoft YaHei" w:eastAsia="Microsoft YaHei"/>
+          <w:sz w:val="21"/>
+        </w:rPr>
+        <w:t>2. 全面应用新机制</w:t>
+      </w:r>
+    </w:p>
+    <w:p>
+      <w:pPr>
+        <w:jc w:val="both"/>
+      </w:pPr>
+      <w:r>
+        <w:rPr>
+          <w:rFonts w:ascii="Microsoft YaHei" w:hAnsi="Microsoft YaHei" w:eastAsia="Microsoft YaHei"/>
+          <w:sz w:val="21"/>
+        </w:rPr>
+        <w:t>3. 建立考核机制</w:t>
+      </w:r>
+    </w:p>
+    <w:p>
+      <w:pPr>
+        <w:jc w:val="both"/>
+      </w:pPr>
+      <w:r>
+        <w:rPr>
+          <w:rFonts w:ascii="Microsoft YaHei" w:hAnsi="Microsoft YaHei" w:eastAsia="Microsoft YaHei"/>
+          <w:sz w:val="21"/>
+        </w:rPr>
+        <w:t>4. 定期总结优化</w:t>
+      </w:r>
+    </w:p>
+    <w:p>
+      <w:pPr>
+        <w:jc w:val="both"/>
+      </w:pPr>
+      <w:r>
+        <w:rPr>
+          <w:rFonts w:ascii="Microsoft YaHei" w:hAnsi="Microsoft YaHei" w:eastAsia="Microsoft YaHei"/>
+          <w:sz w:val="21"/>
+        </w:rPr>
+        <w:t>产出：</w:t>
+      </w:r>
+    </w:p>
+    <w:p>
+      <w:pPr>
+        <w:jc w:val="both"/>
+      </w:pPr>
+      <w:r>
+        <w:rPr>
+          <w:rFonts w:ascii="Microsoft YaHei" w:hAnsi="Microsoft YaHei" w:eastAsia="Microsoft YaHei"/>
+          <w:sz w:val="21"/>
+        </w:rPr>
+        <w:t>- 培训材料</w:t>
+      </w:r>
+    </w:p>
+    <w:p>
+      <w:pPr>
+        <w:jc w:val="both"/>
+      </w:pPr>
+      <w:r>
+        <w:rPr>
+          <w:rFonts w:ascii="Microsoft YaHei" w:hAnsi="Microsoft YaHei" w:eastAsia="Microsoft YaHei"/>
+          <w:sz w:val="21"/>
+        </w:rPr>
+        <w:t>- 考核机制文件</w:t>
+      </w:r>
+    </w:p>
+    <w:p>
+      <w:pPr>
+        <w:jc w:val="both"/>
+      </w:pPr>
+      <w:r>
+        <w:rPr>
+          <w:rFonts w:ascii="Microsoft YaHei" w:hAnsi="Microsoft YaHei" w:eastAsia="Microsoft YaHei"/>
+          <w:sz w:val="21"/>
+        </w:rPr>
+        <w:t>- 定期总结报告</w:t>
+      </w:r>
+    </w:p>
+    <w:p>
+      <w:pPr>
+        <w:pStyle w:val="Heading4"/>
+      </w:pPr>
+      <w:r>
+        <w:rPr>
+          <w:rFonts w:ascii="Microsoft YaHei" w:hAnsi="Microsoft YaHei" w:eastAsia="Microsoft YaHei"/>
+          <w:b/>
+          <w:color w:val="2E5A4C"/>
+          <w:sz w:val="24"/>
+        </w:rPr>
+        <w:t>第四阶段：深化拓展（7-12个月）</w:t>
+      </w:r>
+    </w:p>
+    <w:p>
+      <w:pPr>
+        <w:jc w:val="both"/>
+      </w:pPr>
+      <w:r>
+        <w:rPr>
+          <w:rFonts w:ascii="Microsoft YaHei" w:hAnsi="Microsoft YaHei" w:eastAsia="Microsoft YaHei"/>
+          <w:sz w:val="21"/>
+        </w:rPr>
+        <w:t>目标：深化社网共建、建设知识库</w:t>
+      </w:r>
+    </w:p>
+    <w:p>
+      <w:pPr>
+        <w:jc w:val="both"/>
+      </w:pPr>
+      <w:r>
+        <w:rPr>
+          <w:rFonts w:ascii="Microsoft YaHei" w:hAnsi="Microsoft YaHei" w:eastAsia="Microsoft YaHei"/>
+          <w:sz w:val="21"/>
+        </w:rPr>
+        <w:t>行动：</w:t>
+      </w:r>
+    </w:p>
+    <w:p>
+      <w:pPr>
+        <w:jc w:val="both"/>
+      </w:pPr>
+      <w:r>
+        <w:rPr>
+          <w:rFonts w:ascii="Microsoft YaHei" w:hAnsi="Microsoft YaHei" w:eastAsia="Microsoft YaHei"/>
+          <w:sz w:val="21"/>
+        </w:rPr>
+        <w:t>1. 推进社网共建</w:t>
+      </w:r>
+    </w:p>
+    <w:p>
+      <w:pPr>
+        <w:jc w:val="both"/>
+      </w:pPr>
+      <w:r>
+        <w:rPr>
+          <w:rFonts w:ascii="Microsoft YaHei" w:hAnsi="Microsoft YaHei" w:eastAsia="Microsoft YaHei"/>
+          <w:sz w:val="21"/>
+        </w:rPr>
+        <w:t>2. 建设应急保供知识库</w:t>
+      </w:r>
+    </w:p>
+    <w:p>
+      <w:pPr>
+        <w:jc w:val="both"/>
+      </w:pPr>
+      <w:r>
+        <w:rPr>
+          <w:rFonts w:ascii="Microsoft YaHei" w:hAnsi="Microsoft YaHei" w:eastAsia="Microsoft YaHei"/>
+          <w:sz w:val="21"/>
+        </w:rPr>
+        <w:t>3. 深化数字化应用</w:t>
+      </w:r>
+    </w:p>
+    <w:p>
+      <w:pPr>
+        <w:jc w:val="both"/>
+      </w:pPr>
+      <w:r>
+        <w:rPr>
+          <w:rFonts w:ascii="Microsoft YaHei" w:hAnsi="Microsoft YaHei" w:eastAsia="Microsoft YaHei"/>
+          <w:sz w:val="21"/>
+        </w:rPr>
+        <w:t>4. 形成可复制模式</w:t>
+      </w:r>
+    </w:p>
+    <w:p>
+      <w:pPr>
+        <w:jc w:val="both"/>
+      </w:pPr>
+      <w:r>
+        <w:rPr>
+          <w:rFonts w:ascii="Microsoft YaHei" w:hAnsi="Microsoft YaHei" w:eastAsia="Microsoft YaHei"/>
+          <w:sz w:val="21"/>
+        </w:rPr>
+        <w:t>产出：</w:t>
+      </w:r>
+    </w:p>
+    <w:p>
+      <w:pPr>
+        <w:jc w:val="both"/>
+      </w:pPr>
+      <w:r>
+        <w:rPr>
+          <w:rFonts w:ascii="Microsoft YaHei" w:hAnsi="Microsoft YaHei" w:eastAsia="Microsoft YaHei"/>
+          <w:sz w:val="21"/>
+        </w:rPr>
+        <w:t>- 社网共建成果</w:t>
+      </w:r>
+    </w:p>
+    <w:p>
+      <w:pPr>
+        <w:jc w:val="both"/>
+      </w:pPr>
+      <w:r>
+        <w:rPr>
+          <w:rFonts w:ascii="Microsoft YaHei" w:hAnsi="Microsoft YaHei" w:eastAsia="Microsoft YaHei"/>
+          <w:sz w:val="21"/>
+        </w:rPr>
+        <w:t>- 应急保供知识库</w:t>
+      </w:r>
+    </w:p>
+    <w:p>
+      <w:pPr>
+        <w:jc w:val="both"/>
+      </w:pPr>
+      <w:r>
+        <w:rPr>
+          <w:rFonts w:ascii="Microsoft YaHei" w:hAnsi="Microsoft YaHei" w:eastAsia="Microsoft YaHei"/>
+          <w:sz w:val="21"/>
+        </w:rPr>
+        <w:t>- 可复制推广模式</w:t>
+      </w:r>
+    </w:p>
+    <w:p>
+      <w:pPr>
+        <w:pStyle w:val="Heading3"/>
+      </w:pPr>
+      <w:r>
+        <w:rPr>
+          <w:rFonts w:ascii="Microsoft YaHei" w:hAnsi="Microsoft YaHei" w:eastAsia="Microsoft YaHei"/>
+          <w:b/>
+          <w:color w:val="2E5A4C"/>
+          <w:sz w:val="24"/>
+        </w:rPr>
+        <w:t>8.2 成效评估指标</w:t>
+      </w:r>
+    </w:p>
+    <w:p>
+      <w:pPr>
+        <w:pStyle w:val="Heading4"/>
+      </w:pPr>
+      <w:r>
+        <w:rPr>
+          <w:rFonts w:ascii="Microsoft YaHei" w:hAnsi="Microsoft YaHei" w:eastAsia="Microsoft YaHei"/>
+          <w:b/>
+          <w:color w:val="2E5A4C"/>
+          <w:sz w:val="24"/>
+        </w:rPr>
+        <w:t>网格服务指标</w:t>
+      </w:r>
+    </w:p>
+    <w:p>
+      <w:pPr>
+        <w:pStyle w:val="Heading4"/>
+      </w:pPr>
+      <w:r>
+        <w:rPr>
+          <w:rFonts w:ascii="Microsoft YaHei" w:hAnsi="Microsoft YaHei" w:eastAsia="Microsoft YaHei"/>
+          <w:b/>
+          <w:color w:val="2E5A4C"/>
+          <w:sz w:val="24"/>
+        </w:rPr>
+        <w:t>用电检查指标</w:t>
+      </w:r>
+    </w:p>
+    <w:p>
+      <w:pPr>
+        <w:pStyle w:val="Heading4"/>
+      </w:pPr>
+      <w:r>
+        <w:rPr>
+          <w:rFonts w:ascii="Microsoft YaHei" w:hAnsi="Microsoft YaHei" w:eastAsia="Microsoft YaHei"/>
+          <w:b/>
+          <w:color w:val="2E5A4C"/>
+          <w:sz w:val="24"/>
+        </w:rPr>
+        <w:t>应急保供指标</w:t>
+      </w:r>
+    </w:p>
+    <w:p>
+      <w:pPr>
+        <w:pStyle w:val="Heading4"/>
+      </w:pPr>
+      <w:r>
+        <w:rPr>
+          <w:rFonts w:ascii="Microsoft YaHei" w:hAnsi="Microsoft YaHei" w:eastAsia="Microsoft YaHei"/>
+          <w:b/>
+          <w:color w:val="2E5A4C"/>
+          <w:sz w:val="24"/>
+        </w:rPr>
+        <w:t>综合指标</w:t>
+      </w:r>
+    </w:p>
+    <w:p>
+      <w:pPr>
+        <w:pStyle w:val="Heading2"/>
+      </w:pPr>
+      <w:r>
+        <w:rPr>
+          <w:rFonts w:ascii="Microsoft YaHei" w:hAnsi="Microsoft YaHei" w:eastAsia="Microsoft YaHei"/>
+          <w:b/>
+          <w:color w:val="1B365D"/>
+          <w:sz w:val="28"/>
+        </w:rPr>
+        <w:t>九、风险与应对</w:t>
+      </w:r>
+    </w:p>
+    <w:p>
+      <w:pPr>
+        <w:pStyle w:val="Heading3"/>
+      </w:pPr>
+      <w:r>
+        <w:rPr>
+          <w:rFonts w:ascii="Microsoft YaHei" w:hAnsi="Microsoft YaHei" w:eastAsia="Microsoft YaHei"/>
+          <w:b/>
+          <w:color w:val="2E5A4C"/>
+          <w:sz w:val="24"/>
+        </w:rPr>
+        <w:t>9.1 主要风险</w:t>
+      </w:r>
+    </w:p>
+    <w:p>
+      <w:pPr>
+        <w:pStyle w:val="Heading3"/>
+      </w:pPr>
+      <w:r>
+        <w:rPr>
+          <w:rFonts w:ascii="Microsoft YaHei" w:hAnsi="Microsoft YaHei" w:eastAsia="Microsoft YaHei"/>
+          <w:b/>
+          <w:color w:val="2E5A4C"/>
+          <w:sz w:val="24"/>
+        </w:rPr>
+        <w:t>9.2 质量保障机制</w:t>
+      </w:r>
+    </w:p>
+    <w:p>
+      <w:pPr>
+        <w:jc w:val="both"/>
+      </w:pPr>
+      <w:r>
+        <w:rPr>
+          <w:rFonts w:ascii="Microsoft YaHei" w:hAnsi="Microsoft YaHei" w:eastAsia="Microsoft YaHei"/>
+          <w:sz w:val="21"/>
+        </w:rPr>
+        <w:t>机制1：工作清单定期优化</w:t>
+      </w:r>
+    </w:p>
+    <w:p>
+      <w:pPr>
+        <w:jc w:val="both"/>
+      </w:pPr>
+      <w:r>
+        <w:rPr>
+          <w:rFonts w:ascii="Microsoft YaHei" w:hAnsi="Microsoft YaHei" w:eastAsia="Microsoft YaHei"/>
+          <w:sz w:val="21"/>
+        </w:rPr>
+        <w:t>- 每月评估工作清单有效性</w:t>
+      </w:r>
+    </w:p>
+    <w:p>
+      <w:pPr>
+        <w:jc w:val="both"/>
+      </w:pPr>
+      <w:r>
+        <w:rPr>
+          <w:rFonts w:ascii="Microsoft YaHei" w:hAnsi="Microsoft YaHei" w:eastAsia="Microsoft YaHei"/>
+          <w:sz w:val="21"/>
+        </w:rPr>
+        <w:t>- 根据反馈调整工作内容和时长</w:t>
+      </w:r>
+    </w:p>
+    <w:p>
+      <w:pPr>
+        <w:jc w:val="both"/>
+      </w:pPr>
+      <w:r>
+        <w:rPr>
+          <w:rFonts w:ascii="Microsoft YaHei" w:hAnsi="Microsoft YaHei" w:eastAsia="Microsoft YaHei"/>
+          <w:sz w:val="21"/>
+        </w:rPr>
+        <w:t>- 持续优化工作流程</w:t>
+      </w:r>
+    </w:p>
+    <w:p>
+      <w:pPr>
+        <w:jc w:val="both"/>
+      </w:pPr>
+      <w:r>
+        <w:rPr>
+          <w:rFonts w:ascii="Microsoft YaHei" w:hAnsi="Microsoft YaHei" w:eastAsia="Microsoft YaHei"/>
+          <w:sz w:val="21"/>
+        </w:rPr>
+        <w:t>机制2：信息推送自动化</w:t>
+      </w:r>
+    </w:p>
+    <w:p>
+      <w:pPr>
+        <w:jc w:val="both"/>
+      </w:pPr>
+      <w:r>
+        <w:rPr>
+          <w:rFonts w:ascii="Microsoft YaHei" w:hAnsi="Microsoft YaHei" w:eastAsia="Microsoft YaHei"/>
+          <w:sz w:val="21"/>
+        </w:rPr>
+        <w:t>- 建立信息推送自动化机制</w:t>
+      </w:r>
+    </w:p>
+    <w:p>
+      <w:pPr>
+        <w:jc w:val="both"/>
+      </w:pPr>
+      <w:r>
+        <w:rPr>
+          <w:rFonts w:ascii="Microsoft YaHei" w:hAnsi="Microsoft YaHei" w:eastAsia="Microsoft YaHei"/>
+          <w:sz w:val="21"/>
+        </w:rPr>
+        <w:t>- 减少人工操作，降低出错率</w:t>
+      </w:r>
+    </w:p>
+    <w:p>
+      <w:pPr>
+        <w:jc w:val="both"/>
+      </w:pPr>
+      <w:r>
+        <w:rPr>
+          <w:rFonts w:ascii="Microsoft YaHei" w:hAnsi="Microsoft YaHei" w:eastAsia="Microsoft YaHei"/>
+          <w:sz w:val="21"/>
+        </w:rPr>
+        <w:t>- 确保信息推送及时性</w:t>
+      </w:r>
+    </w:p>
+    <w:p>
+      <w:pPr>
+        <w:jc w:val="both"/>
+      </w:pPr>
+      <w:r>
+        <w:rPr>
+          <w:rFonts w:ascii="Microsoft YaHei" w:hAnsi="Microsoft YaHei" w:eastAsia="Microsoft YaHei"/>
+          <w:sz w:val="21"/>
+        </w:rPr>
+        <w:t>机制3：客户反馈机制</w:t>
+      </w:r>
+    </w:p>
+    <w:p>
+      <w:pPr>
+        <w:jc w:val="both"/>
+      </w:pPr>
+      <w:r>
+        <w:rPr>
+          <w:rFonts w:ascii="Microsoft YaHei" w:hAnsi="Microsoft YaHei" w:eastAsia="Microsoft YaHei"/>
+          <w:sz w:val="21"/>
+        </w:rPr>
+        <w:t>- 建立客户满意度调查机制</w:t>
+      </w:r>
+    </w:p>
+    <w:p>
+      <w:pPr>
+        <w:jc w:val="both"/>
+      </w:pPr>
+      <w:r>
+        <w:rPr>
+          <w:rFonts w:ascii="Microsoft YaHei" w:hAnsi="Microsoft YaHei" w:eastAsia="Microsoft YaHei"/>
+          <w:sz w:val="21"/>
+        </w:rPr>
+        <w:t>- 及时收集客户意见和建议</w:t>
+      </w:r>
+    </w:p>
+    <w:p>
+      <w:pPr>
+        <w:jc w:val="both"/>
+      </w:pPr>
+      <w:r>
+        <w:rPr>
+          <w:rFonts w:ascii="Microsoft YaHei" w:hAnsi="Microsoft YaHei" w:eastAsia="Microsoft YaHei"/>
+          <w:sz w:val="21"/>
+        </w:rPr>
+        <w:t>- 持续改进服务质量</w:t>
+      </w:r>
+    </w:p>
+    <w:p>
+      <w:pPr>
+        <w:jc w:val="both"/>
+      </w:pPr>
+      <w:r>
+        <w:rPr>
+          <w:rFonts w:ascii="Microsoft YaHei" w:hAnsi="Microsoft YaHei" w:eastAsia="Microsoft YaHei"/>
+          <w:sz w:val="21"/>
+        </w:rPr>
+        <w:t>机制4：数字化工具培训</w:t>
+      </w:r>
+    </w:p>
+    <w:p>
+      <w:pPr>
+        <w:jc w:val="both"/>
+      </w:pPr>
+      <w:r>
+        <w:rPr>
+          <w:rFonts w:ascii="Microsoft YaHei" w:hAnsi="Microsoft YaHei" w:eastAsia="Microsoft YaHei"/>
+          <w:sz w:val="21"/>
+        </w:rPr>
+        <w:t>- 定期开展数字化工具培训</w:t>
+      </w:r>
+    </w:p>
+    <w:p>
+      <w:pPr>
+        <w:jc w:val="both"/>
+      </w:pPr>
+      <w:r>
+        <w:rPr>
+          <w:rFonts w:ascii="Microsoft YaHei" w:hAnsi="Microsoft YaHei" w:eastAsia="Microsoft YaHei"/>
+          <w:sz w:val="21"/>
+        </w:rPr>
+        <w:t>- 制作操作指南和视频教程</w:t>
+      </w:r>
+    </w:p>
+    <w:p>
+      <w:pPr>
+        <w:jc w:val="both"/>
+      </w:pPr>
+      <w:r>
+        <w:rPr>
+          <w:rFonts w:ascii="Microsoft YaHei" w:hAnsi="Microsoft YaHei" w:eastAsia="Microsoft YaHei"/>
+          <w:sz w:val="21"/>
+        </w:rPr>
+        <w:t>- 提供技术支持和答疑</w:t>
+      </w:r>
+    </w:p>
+    <w:p>
+      <w:pPr>
+        <w:jc w:val="both"/>
+      </w:pPr>
+      <w:r>
+        <w:rPr>
+          <w:rFonts w:ascii="Microsoft YaHei" w:hAnsi="Microsoft YaHei" w:eastAsia="Microsoft YaHei"/>
+          <w:sz w:val="21"/>
+        </w:rPr>
+        <w:t>机制5：社网共建推进机制</w:t>
+      </w:r>
+    </w:p>
+    <w:p>
+      <w:pPr>
+        <w:jc w:val="both"/>
+      </w:pPr>
+      <w:r>
+        <w:rPr>
+          <w:rFonts w:ascii="Microsoft YaHei" w:hAnsi="Microsoft YaHei" w:eastAsia="Microsoft YaHei"/>
+          <w:sz w:val="21"/>
+        </w:rPr>
+        <w:t>- 建立社网共建联席会议制度</w:t>
+      </w:r>
+    </w:p>
+    <w:p>
+      <w:pPr>
+        <w:jc w:val="both"/>
+      </w:pPr>
+      <w:r>
+        <w:rPr>
+          <w:rFonts w:ascii="Microsoft YaHei" w:hAnsi="Microsoft YaHei" w:eastAsia="Microsoft YaHei"/>
+          <w:sz w:val="21"/>
+        </w:rPr>
+        <w:t>- 定期召开联席会议</w:t>
+      </w:r>
+    </w:p>
+    <w:p>
+      <w:pPr>
+        <w:jc w:val="both"/>
+      </w:pPr>
+      <w:r>
+        <w:rPr>
+          <w:rFonts w:ascii="Microsoft YaHei" w:hAnsi="Microsoft YaHei" w:eastAsia="Microsoft YaHei"/>
+          <w:sz w:val="21"/>
+        </w:rPr>
+        <w:t>- 协调解决推进中的问题</w:t>
+      </w:r>
+    </w:p>
+    <w:p>
+      <w:pPr>
+        <w:pStyle w:val="Heading2"/>
+      </w:pPr>
+      <w:r>
+        <w:rPr>
+          <w:rFonts w:ascii="Microsoft YaHei" w:hAnsi="Microsoft YaHei" w:eastAsia="Microsoft YaHei"/>
+          <w:b/>
+          <w:color w:val="1B365D"/>
+          <w:sz w:val="28"/>
+        </w:rPr>
+        <w:t>十、总结与建议</w:t>
+      </w:r>
+    </w:p>
+    <w:p>
+      <w:pPr>
+        <w:pStyle w:val="Heading3"/>
+      </w:pPr>
+      <w:r>
+        <w:rPr>
+          <w:rFonts w:ascii="Microsoft YaHei" w:hAnsi="Microsoft YaHei" w:eastAsia="Microsoft YaHei"/>
+          <w:b/>
+          <w:color w:val="2E5A4C"/>
+          <w:sz w:val="24"/>
+        </w:rPr>
+        <w:t>10.1 核心结论</w:t>
+      </w:r>
+    </w:p>
+    <w:p>
+      <w:pPr>
+        <w:jc w:val="both"/>
+      </w:pPr>
+      <w:r>
+        <w:rPr>
+          <w:rFonts w:ascii="Microsoft YaHei" w:hAnsi="Microsoft YaHei" w:eastAsia="Microsoft YaHei"/>
+          <w:sz w:val="21"/>
+        </w:rPr>
+        <w:t>结论1：武侯模式的核心定位是"流动式驻点"</w:t>
+      </w:r>
+    </w:p>
+    <w:p>
+      <w:pPr>
+        <w:jc w:val="both"/>
+      </w:pPr>
+      <w:r>
+        <w:rPr>
+          <w:rFonts w:ascii="Microsoft YaHei" w:hAnsi="Microsoft YaHei" w:eastAsia="Microsoft YaHei"/>
+          <w:sz w:val="21"/>
+        </w:rPr>
+        <w:t>- 时间有限、很久才去第二次</w:t>
+      </w:r>
+    </w:p>
+    <w:p>
+      <w:pPr>
+        <w:jc w:val="both"/>
+      </w:pPr>
+      <w:r>
+        <w:rPr>
+          <w:rFonts w:ascii="Microsoft YaHei" w:hAnsi="Microsoft YaHei" w:eastAsia="Microsoft YaHei"/>
+          <w:sz w:val="21"/>
+        </w:rPr>
+        <w:t>- 必须信息驱动、抓住重点、一次见效</w:t>
+      </w:r>
+    </w:p>
+    <w:p>
+      <w:pPr>
+        <w:jc w:val="both"/>
+      </w:pPr>
+      <w:r>
+        <w:rPr>
+          <w:rFonts w:ascii="Microsoft YaHei" w:hAnsi="Microsoft YaHei" w:eastAsia="Microsoft YaHei"/>
+          <w:sz w:val="21"/>
+        </w:rPr>
+        <w:t>结论2：三大领域的协同关系清晰</w:t>
+      </w:r>
+    </w:p>
+    <w:p>
+      <w:pPr>
+        <w:jc w:val="both"/>
+      </w:pPr>
+      <w:r>
+        <w:rPr>
+          <w:rFonts w:ascii="Microsoft YaHei" w:hAnsi="Microsoft YaHei" w:eastAsia="Microsoft YaHei"/>
+          <w:sz w:val="21"/>
+        </w:rPr>
+        <w:t>- 网格服务（服务前置）→ 用电检查（信息前置）→ 应急保供（资源前置）</w:t>
+      </w:r>
+    </w:p>
+    <w:p>
+      <w:pPr>
+        <w:jc w:val="both"/>
+      </w:pPr>
+      <w:r>
+        <w:rPr>
+          <w:rFonts w:ascii="Microsoft YaHei" w:hAnsi="Microsoft YaHei" w:eastAsia="Microsoft YaHei"/>
+          <w:sz w:val="21"/>
+        </w:rPr>
+        <w:t>- 数据流转形成闭环，实现协同增效</w:t>
+      </w:r>
+    </w:p>
+    <w:p>
+      <w:pPr>
+        <w:jc w:val="both"/>
+      </w:pPr>
+      <w:r>
+        <w:rPr>
+          <w:rFonts w:ascii="Microsoft YaHei" w:hAnsi="Microsoft YaHei" w:eastAsia="Microsoft YaHei"/>
+          <w:sz w:val="21"/>
+        </w:rPr>
+        <w:t>结论3：信息前置是流动式驻点的关键</w:t>
+      </w:r>
+    </w:p>
+    <w:p>
+      <w:pPr>
+        <w:jc w:val="both"/>
+      </w:pPr>
+      <w:r>
+        <w:rPr>
+          <w:rFonts w:ascii="Microsoft YaHei" w:hAnsi="Microsoft YaHei" w:eastAsia="Microsoft YaHei"/>
+          <w:sz w:val="21"/>
+        </w:rPr>
+        <w:t>- 驻点前推送重点客户清单</w:t>
+      </w:r>
+    </w:p>
+    <w:p>
+      <w:pPr>
+        <w:jc w:val="both"/>
+      </w:pPr>
+      <w:r>
+        <w:rPr>
+          <w:rFonts w:ascii="Microsoft YaHei" w:hAnsi="Microsoft YaHei" w:eastAsia="Microsoft YaHei"/>
+          <w:sz w:val="21"/>
+        </w:rPr>
+        <w:t>- 实现精准服务，提升工作效率</w:t>
+      </w:r>
+    </w:p>
+    <w:p>
+      <w:pPr>
+        <w:jc w:val="both"/>
+      </w:pPr>
+      <w:r>
+        <w:rPr>
+          <w:rFonts w:ascii="Microsoft YaHei" w:hAnsi="Microsoft YaHei" w:eastAsia="Microsoft YaHei"/>
+          <w:sz w:val="21"/>
+        </w:rPr>
+        <w:t>结论4：知识库是应急保供的基础</w:t>
+      </w:r>
+    </w:p>
+    <w:p>
+      <w:pPr>
+        <w:jc w:val="both"/>
+      </w:pPr>
+      <w:r>
+        <w:rPr>
+          <w:rFonts w:ascii="Microsoft YaHei" w:hAnsi="Microsoft YaHei" w:eastAsia="Microsoft YaHei"/>
+          <w:sz w:val="21"/>
+        </w:rPr>
+        <w:t>- 设备信息库支撑快速故障定位</w:t>
+      </w:r>
+    </w:p>
+    <w:p>
+      <w:pPr>
+        <w:jc w:val="both"/>
+      </w:pPr>
+      <w:r>
+        <w:rPr>
+          <w:rFonts w:ascii="Microsoft YaHei" w:hAnsi="Microsoft YaHei" w:eastAsia="Microsoft YaHei"/>
+          <w:sz w:val="21"/>
+        </w:rPr>
+        <w:t>- 应急资源库支撑快速应急响应</w:t>
+      </w:r>
+    </w:p>
+    <w:p>
+      <w:pPr>
+        <w:jc w:val="both"/>
+      </w:pPr>
+      <w:r>
+        <w:rPr>
+          <w:rFonts w:ascii="Microsoft YaHei" w:hAnsi="Microsoft YaHei" w:eastAsia="Microsoft YaHei"/>
+          <w:sz w:val="21"/>
+        </w:rPr>
+        <w:t>结论5：社网共建是深化服务的路径</w:t>
+      </w:r>
+    </w:p>
+    <w:p>
+      <w:pPr>
+        <w:jc w:val="both"/>
+      </w:pPr>
+      <w:r>
+        <w:rPr>
+          <w:rFonts w:ascii="Microsoft YaHei" w:hAnsi="Microsoft YaHei" w:eastAsia="Microsoft YaHei"/>
+          <w:sz w:val="21"/>
+        </w:rPr>
+        <w:t>- 与社区网格深度融合</w:t>
+      </w:r>
+    </w:p>
+    <w:p>
+      <w:pPr>
+        <w:jc w:val="both"/>
+      </w:pPr>
+      <w:r>
+        <w:rPr>
+          <w:rFonts w:ascii="Microsoft YaHei" w:hAnsi="Microsoft YaHei" w:eastAsia="Microsoft YaHei"/>
+          <w:sz w:val="21"/>
+        </w:rPr>
+        <w:t>- 实现"办电不出社区"</w:t>
+      </w:r>
+    </w:p>
+    <w:p>
+      <w:pPr>
+        <w:pStyle w:val="Heading3"/>
+      </w:pPr>
+      <w:r>
+        <w:rPr>
+          <w:rFonts w:ascii="Microsoft YaHei" w:hAnsi="Microsoft YaHei" w:eastAsia="Microsoft YaHei"/>
+          <w:b/>
+          <w:color w:val="2E5A4C"/>
+          <w:sz w:val="24"/>
+        </w:rPr>
         <w:t>10.2 实施建议</w:t>
       </w:r>
     </w:p>
@@ -6153,26 +4031,26 @@
     </w:p>
     <w:p>
       <w:pPr>
-        <w:ind w:left="432"/>
+        <w:jc w:val="both"/>
       </w:pPr>
       <w:r>
         <w:rPr>
           <w:rFonts w:ascii="Microsoft YaHei" w:hAnsi="Microsoft YaHei" w:eastAsia="Microsoft YaHei"/>
           <w:sz w:val="21"/>
         </w:rPr>
-        <w:t>● 这是流动式驻点最关键的支撑</w:t>
-      </w:r>
-    </w:p>
-    <w:p>
-      <w:pPr>
-        <w:ind w:left="432"/>
+        <w:t>- 这是流动式驻点最关键的支撑</w:t>
+      </w:r>
+    </w:p>
+    <w:p>
+      <w:pPr>
+        <w:jc w:val="both"/>
       </w:pPr>
       <w:r>
         <w:rPr>
           <w:rFonts w:ascii="Microsoft YaHei" w:hAnsi="Microsoft YaHei" w:eastAsia="Microsoft YaHei"/>
           <w:sz w:val="21"/>
         </w:rPr>
-        <w:t>● 可快速见效，提升工作效率</w:t>
+        <w:t>- 可快速见效，提升工作效率</w:t>
       </w:r>
     </w:p>
     <w:p>
@@ -6189,26 +4067,26 @@
     </w:p>
     <w:p>
       <w:pPr>
-        <w:ind w:left="432"/>
+        <w:jc w:val="both"/>
       </w:pPr>
       <w:r>
         <w:rPr>
           <w:rFonts w:ascii="Microsoft YaHei" w:hAnsi="Microsoft YaHei" w:eastAsia="Microsoft YaHei"/>
           <w:sz w:val="21"/>
         </w:rPr>
-        <w:t>● 先在重点小区试点</w:t>
-      </w:r>
-    </w:p>
-    <w:p>
-      <w:pPr>
-        <w:ind w:left="432"/>
+        <w:t>- 先在重点小区试点</w:t>
+      </w:r>
+    </w:p>
+    <w:p>
+      <w:pPr>
+        <w:jc w:val="both"/>
       </w:pPr>
       <w:r>
         <w:rPr>
           <w:rFonts w:ascii="Microsoft YaHei" w:hAnsi="Microsoft YaHei" w:eastAsia="Microsoft YaHei"/>
           <w:sz w:val="21"/>
         </w:rPr>
-        <w:t>● 逐步扩大覆盖范围</w:t>
+        <w:t>- 逐步扩大覆盖范围</w:t>
       </w:r>
     </w:p>
     <w:p>
@@ -6225,38 +4103,38 @@
     </w:p>
     <w:p>
       <w:pPr>
-        <w:ind w:left="432"/>
+        <w:jc w:val="both"/>
       </w:pPr>
       <w:r>
         <w:rPr>
           <w:rFonts w:ascii="Microsoft YaHei" w:hAnsi="Microsoft YaHei" w:eastAsia="Microsoft YaHei"/>
           <w:sz w:val="21"/>
         </w:rPr>
-        <w:t>● 先建立联系机制</w:t>
-      </w:r>
-    </w:p>
-    <w:p>
-      <w:pPr>
-        <w:ind w:left="432"/>
+        <w:t>- 先建立联系机制</w:t>
+      </w:r>
+    </w:p>
+    <w:p>
+      <w:pPr>
+        <w:jc w:val="both"/>
       </w:pPr>
       <w:r>
         <w:rPr>
           <w:rFonts w:ascii="Microsoft YaHei" w:hAnsi="Microsoft YaHei" w:eastAsia="Microsoft YaHei"/>
           <w:sz w:val="21"/>
         </w:rPr>
-        <w:t>● 再设立服务驿站</w:t>
-      </w:r>
-    </w:p>
-    <w:p>
-      <w:pPr>
-        <w:ind w:left="432"/>
+        <w:t>- 再设立服务驿站</w:t>
+      </w:r>
+    </w:p>
+    <w:p>
+      <w:pPr>
+        <w:jc w:val="both"/>
       </w:pPr>
       <w:r>
         <w:rPr>
           <w:rFonts w:ascii="Microsoft YaHei" w:hAnsi="Microsoft YaHei" w:eastAsia="Microsoft YaHei"/>
           <w:sz w:val="21"/>
         </w:rPr>
-        <w:t>● 最后实现深度融合</w:t>
+        <w:t>- 最后实现深度融合</w:t>
       </w:r>
     </w:p>
     <w:p>
@@ -6273,38 +4151,38 @@
     </w:p>
     <w:p>
       <w:pPr>
-        <w:ind w:left="432"/>
+        <w:jc w:val="both"/>
       </w:pPr>
       <w:r>
         <w:rPr>
           <w:rFonts w:ascii="Microsoft YaHei" w:hAnsi="Microsoft YaHei" w:eastAsia="Microsoft YaHei"/>
           <w:sz w:val="21"/>
         </w:rPr>
-        <w:t>● 根据使用反馈持续优化</w:t>
-      </w:r>
-    </w:p>
-    <w:p>
-      <w:pPr>
-        <w:ind w:left="432"/>
+        <w:t>- 根据使用反馈持续优化</w:t>
+      </w:r>
+    </w:p>
+    <w:p>
+      <w:pPr>
+        <w:jc w:val="both"/>
       </w:pPr>
       <w:r>
         <w:rPr>
           <w:rFonts w:ascii="Microsoft YaHei" w:hAnsi="Microsoft YaHei" w:eastAsia="Microsoft YaHei"/>
           <w:sz w:val="21"/>
         </w:rPr>
-        <w:t>● 降低使用门槛</w:t>
-      </w:r>
-    </w:p>
-    <w:p>
-      <w:pPr>
-        <w:ind w:left="432"/>
+        <w:t>- 降低使用门槛</w:t>
+      </w:r>
+    </w:p>
+    <w:p>
+      <w:pPr>
+        <w:jc w:val="both"/>
       </w:pPr>
       <w:r>
         <w:rPr>
           <w:rFonts w:ascii="Microsoft YaHei" w:hAnsi="Microsoft YaHei" w:eastAsia="Microsoft YaHei"/>
           <w:sz w:val="21"/>
         </w:rPr>
-        <w:t>● 提升使用效率</w:t>
+        <w:t>- 提升使用效率</w:t>
       </w:r>
     </w:p>
     <w:p>
@@ -6321,38 +4199,214 @@
     </w:p>
     <w:p>
       <w:pPr>
-        <w:ind w:left="432"/>
+        <w:jc w:val="both"/>
       </w:pPr>
       <w:r>
         <w:rPr>
           <w:rFonts w:ascii="Microsoft YaHei" w:hAnsi="Microsoft YaHei" w:eastAsia="Microsoft YaHei"/>
           <w:sz w:val="21"/>
         </w:rPr>
-        <w:t>● 定期评估和优化</w:t>
-      </w:r>
-    </w:p>
-    <w:p>
-      <w:pPr>
-        <w:ind w:left="432"/>
+        <w:t>- 定期评估和优化</w:t>
+      </w:r>
+    </w:p>
+    <w:p>
+      <w:pPr>
+        <w:jc w:val="both"/>
       </w:pPr>
       <w:r>
         <w:rPr>
           <w:rFonts w:ascii="Microsoft YaHei" w:hAnsi="Microsoft YaHei" w:eastAsia="Microsoft YaHei"/>
           <w:sz w:val="21"/>
         </w:rPr>
-        <w:t>● 持续改进和创新</w:t>
-      </w:r>
-    </w:p>
-    <w:p>
-      <w:pPr>
-        <w:ind w:left="432"/>
+        <w:t>- 持续改进和创新</w:t>
+      </w:r>
+    </w:p>
+    <w:p>
+      <w:pPr>
+        <w:jc w:val="both"/>
       </w:pPr>
       <w:r>
         <w:rPr>
           <w:rFonts w:ascii="Microsoft YaHei" w:hAnsi="Microsoft YaHei" w:eastAsia="Microsoft YaHei"/>
           <w:sz w:val="21"/>
         </w:rPr>
-        <w:t>● 形成可复制推广模式</w:t>
+        <w:t>- 形成可复制推广模式</w:t>
+      </w:r>
+    </w:p>
+    <w:p>
+      <w:pPr>
+        <w:pStyle w:val="Heading2"/>
+      </w:pPr>
+      <w:r>
+        <w:rPr>
+          <w:rFonts w:ascii="Microsoft YaHei" w:hAnsi="Microsoft YaHei" w:eastAsia="Microsoft YaHei"/>
+          <w:b/>
+          <w:color w:val="1B365D"/>
+          <w:sz w:val="28"/>
+        </w:rPr>
+        <w:t>📚 参考资料</w:t>
+      </w:r>
+    </w:p>
+    <w:p>
+      <w:pPr>
+        <w:pStyle w:val="Heading3"/>
+      </w:pPr>
+      <w:r>
+        <w:rPr>
+          <w:rFonts w:ascii="Microsoft YaHei" w:hAnsi="Microsoft YaHei" w:eastAsia="Microsoft YaHei"/>
+          <w:b/>
+          <w:color w:val="2E5A4C"/>
+          <w:sz w:val="24"/>
+        </w:rPr>
+        <w:t>实践案例</w:t>
+      </w:r>
+    </w:p>
+    <w:p>
+      <w:pPr>
+        <w:jc w:val="both"/>
+      </w:pPr>
+      <w:r>
+        <w:rPr>
+          <w:rFonts w:ascii="Microsoft YaHei" w:hAnsi="Microsoft YaHei" w:eastAsia="Microsoft YaHei"/>
+          <w:sz w:val="21"/>
+        </w:rPr>
+        <w:t>1. 阿尔山天池景区驻点服务：工单压降57%</w:t>
+      </w:r>
+    </w:p>
+    <w:p>
+      <w:pPr>
+        <w:jc w:val="both"/>
+      </w:pPr>
+      <w:r>
+        <w:rPr>
+          <w:rFonts w:ascii="Microsoft YaHei" w:hAnsi="Microsoft YaHei" w:eastAsia="Microsoft YaHei"/>
+          <w:sz w:val="21"/>
+        </w:rPr>
+        <w:t>2. 炎陵大院景区驻点服务：流动式主动运维</w:t>
+      </w:r>
+    </w:p>
+    <w:p>
+      <w:pPr>
+        <w:jc w:val="both"/>
+      </w:pPr>
+      <w:r>
+        <w:rPr>
+          <w:rFonts w:ascii="Microsoft YaHei" w:hAnsi="Microsoft YaHei" w:eastAsia="Microsoft YaHei"/>
+          <w:sz w:val="21"/>
+        </w:rPr>
+        <w:t>3. 汉阴供电公司：信息前置，工单下降50%</w:t>
+      </w:r>
+    </w:p>
+    <w:p>
+      <w:pPr>
+        <w:jc w:val="both"/>
+      </w:pPr>
+      <w:r>
+        <w:rPr>
+          <w:rFonts w:ascii="Microsoft YaHei" w:hAnsi="Microsoft YaHei" w:eastAsia="Microsoft YaHei"/>
+          <w:sz w:val="21"/>
+        </w:rPr>
+        <w:t>4. 长沙供电公司：社网共建，办电不出社区</w:t>
+      </w:r>
+    </w:p>
+    <w:p>
+      <w:pPr>
+        <w:pStyle w:val="Heading3"/>
+      </w:pPr>
+      <w:r>
+        <w:rPr>
+          <w:rFonts w:ascii="Microsoft YaHei" w:hAnsi="Microsoft YaHei" w:eastAsia="Microsoft YaHei"/>
+          <w:b/>
+          <w:color w:val="2E5A4C"/>
+          <w:sz w:val="24"/>
+        </w:rPr>
+        <w:t>理论基础</w:t>
+      </w:r>
+    </w:p>
+    <w:p>
+      <w:pPr>
+        <w:jc w:val="both"/>
+      </w:pPr>
+      <w:r>
+        <w:rPr>
+          <w:rFonts w:ascii="Microsoft YaHei" w:hAnsi="Microsoft YaHei" w:eastAsia="Microsoft YaHei"/>
+          <w:sz w:val="21"/>
+        </w:rPr>
+        <w:t>1. 网格化管理理论</w:t>
+      </w:r>
+    </w:p>
+    <w:p>
+      <w:pPr>
+        <w:jc w:val="both"/>
+      </w:pPr>
+      <w:r>
+        <w:rPr>
+          <w:rFonts w:ascii="Microsoft YaHei" w:hAnsi="Microsoft YaHei" w:eastAsia="Microsoft YaHei"/>
+          <w:sz w:val="21"/>
+        </w:rPr>
+        <w:t>2. 服务前置理论</w:t>
+      </w:r>
+    </w:p>
+    <w:p>
+      <w:pPr>
+        <w:jc w:val="both"/>
+      </w:pPr>
+      <w:r>
+        <w:rPr>
+          <w:rFonts w:ascii="Microsoft YaHei" w:hAnsi="Microsoft YaHei" w:eastAsia="Microsoft YaHei"/>
+          <w:sz w:val="21"/>
+        </w:rPr>
+        <w:t>3. 枫桥经验</w:t>
+      </w:r>
+    </w:p>
+    <w:p>
+      <w:pPr>
+        <w:pStyle w:val="Heading3"/>
+      </w:pPr>
+      <w:r>
+        <w:rPr>
+          <w:rFonts w:ascii="Microsoft YaHei" w:hAnsi="Microsoft YaHei" w:eastAsia="Microsoft YaHei"/>
+          <w:b/>
+          <w:color w:val="2E5A4C"/>
+          <w:sz w:val="24"/>
+        </w:rPr>
+        <w:t>相关文档</w:t>
+      </w:r>
+    </w:p>
+    <w:p>
+      <w:pPr>
+        <w:jc w:val="both"/>
+      </w:pPr>
+      <w:r>
+        <w:rPr>
+          <w:rFonts w:ascii="Microsoft YaHei" w:hAnsi="Microsoft YaHei" w:eastAsia="Microsoft YaHei"/>
+          <w:sz w:val="21"/>
+        </w:rPr>
+        <w:t>1. 《2026年武侯供电中心现场驻点工作任务清单》</w:t>
+      </w:r>
+    </w:p>
+    <w:p>
+      <w:pPr>
+        <w:jc w:val="both"/>
+      </w:pPr>
+      <w:r>
+        <w:rPr>
+          <w:rFonts w:ascii="Microsoft YaHei" w:hAnsi="Microsoft YaHei" w:eastAsia="Microsoft YaHei"/>
+          <w:sz w:val="21"/>
+        </w:rPr>
+        <w:t>2. 《供电服务模式创新实践研究》检索报告</w:t>
+      </w:r>
+    </w:p>
+    <w:p>
+      <w:pPr>
+        <w:jc w:val="both"/>
+      </w:pPr>
+      <w:r>
+        <w:rPr>
+          <w:rFonts w:ascii="Microsoft YaHei" w:hAnsi="Microsoft YaHei" w:eastAsia="Microsoft YaHei"/>
+          <w:sz w:val="21"/>
+        </w:rPr>
+        <w:t>3. 《驻点工作的真实形态》反思笔记</w:t>
       </w:r>
     </w:p>
     <w:p>
